--- a/LAB8/11_DHCNPM2-LAB8_1150080136-LeQuocHung.docx
+++ b/LAB8/11_DHCNPM2-LAB8_1150080136-LeQuocHung.docx
@@ -573,23 +573,25 @@
           <w:sz w:val="24"/>
           <w:szCs w:val="24"/>
         </w:rPr>
-        <w:t>H</w:t>
-      </w:r>
+        <w:t>HỎI</w:t>
+      </w:r>
+      <w:proofErr w:type="spellEnd"/>
       <w:r>
         <w:rPr>
           <w:rFonts w:ascii="Times New Roman" w:hAnsi="Times New Roman" w:cs="Times New Roman"/>
           <w:sz w:val="24"/>
           <w:szCs w:val="24"/>
         </w:rPr>
-        <w:t>Ỏ</w:t>
-      </w:r>
+        <w:t xml:space="preserve"> </w:t>
+      </w:r>
+      <w:proofErr w:type="spellStart"/>
       <w:r>
         <w:rPr>
           <w:rFonts w:ascii="Times New Roman" w:hAnsi="Times New Roman" w:cs="Times New Roman"/>
           <w:sz w:val="24"/>
           <w:szCs w:val="24"/>
         </w:rPr>
-        <w:t>I</w:t>
+        <w:t>VÀ</w:t>
       </w:r>
       <w:proofErr w:type="spellEnd"/>
       <w:r>
@@ -607,7 +609,7 @@
           <w:sz w:val="24"/>
           <w:szCs w:val="24"/>
         </w:rPr>
-        <w:t>VÀ</w:t>
+        <w:t>NỘP</w:t>
       </w:r>
       <w:proofErr w:type="spellEnd"/>
       <w:r>
@@ -625,47 +627,2676 @@
           <w:sz w:val="24"/>
           <w:szCs w:val="24"/>
         </w:rPr>
-        <w:t>N</w:t>
-      </w:r>
-      <w:r>
+        <w:t>BÀI</w:t>
+      </w:r>
+      <w:bookmarkEnd w:id="0"/>
+      <w:proofErr w:type="spellEnd"/>
+    </w:p>
+    <w:p>
+      <w:pPr>
+        <w:pStyle w:val="Heading2"/>
         <w:rPr>
           <w:rFonts w:ascii="Times New Roman" w:hAnsi="Times New Roman" w:cs="Times New Roman"/>
           <w:sz w:val="24"/>
           <w:szCs w:val="24"/>
         </w:rPr>
-        <w:t>Ộ</w:t>
-      </w:r>
+      </w:pPr>
+      <w:bookmarkStart w:id="1" w:name="_Toc243897588"/>
       <w:r>
         <w:rPr>
           <w:rFonts w:ascii="Times New Roman" w:hAnsi="Times New Roman" w:cs="Times New Roman"/>
           <w:sz w:val="24"/>
           <w:szCs w:val="24"/>
         </w:rPr>
-        <w:t>P</w:t>
-      </w:r>
-      <w:proofErr w:type="spellEnd"/>
+        <w:t xml:space="preserve">1. </w:t>
+      </w:r>
+      <w:proofErr w:type="spellStart"/>
       <w:r>
         <w:rPr>
           <w:rFonts w:ascii="Times New Roman" w:hAnsi="Times New Roman" w:cs="Times New Roman"/>
           <w:sz w:val="24"/>
           <w:szCs w:val="24"/>
         </w:rPr>
-        <w:t xml:space="preserve"> </w:t>
-      </w:r>
-      <w:proofErr w:type="spellStart"/>
+        <w:t>Câu</w:t>
+      </w:r>
+      <w:proofErr w:type="spellEnd"/>
       <w:r>
         <w:rPr>
           <w:rFonts w:ascii="Times New Roman" w:hAnsi="Times New Roman" w:cs="Times New Roman"/>
           <w:sz w:val="24"/>
           <w:szCs w:val="24"/>
         </w:rPr>
-        <w:t>BÀI</w:t>
-      </w:r>
-      <w:bookmarkEnd w:id="0"/>
+        <w:t xml:space="preserve"> </w:t>
+      </w:r>
+      <w:proofErr w:type="spellStart"/>
+      <w:r>
+        <w:rPr>
+          <w:rFonts w:ascii="Times New Roman" w:hAnsi="Times New Roman" w:cs="Times New Roman"/>
+          <w:sz w:val="24"/>
+          <w:szCs w:val="24"/>
+        </w:rPr>
+        <w:t>hỏi</w:t>
+      </w:r>
+      <w:proofErr w:type="spellEnd"/>
+      <w:r>
+        <w:rPr>
+          <w:rFonts w:ascii="Times New Roman" w:hAnsi="Times New Roman" w:cs="Times New Roman"/>
+          <w:sz w:val="24"/>
+          <w:szCs w:val="24"/>
+        </w:rPr>
+        <w:t xml:space="preserve"> </w:t>
+      </w:r>
+      <w:proofErr w:type="spellStart"/>
+      <w:r>
+        <w:rPr>
+          <w:rFonts w:ascii="Times New Roman" w:hAnsi="Times New Roman" w:cs="Times New Roman"/>
+          <w:sz w:val="24"/>
+          <w:szCs w:val="24"/>
+        </w:rPr>
+        <w:t>phân</w:t>
+      </w:r>
+      <w:proofErr w:type="spellEnd"/>
+      <w:r>
+        <w:rPr>
+          <w:rFonts w:ascii="Times New Roman" w:hAnsi="Times New Roman" w:cs="Times New Roman"/>
+          <w:sz w:val="24"/>
+          <w:szCs w:val="24"/>
+        </w:rPr>
+        <w:t xml:space="preserve"> </w:t>
+      </w:r>
+      <w:proofErr w:type="spellStart"/>
+      <w:r>
+        <w:rPr>
+          <w:rFonts w:ascii="Times New Roman" w:hAnsi="Times New Roman" w:cs="Times New Roman"/>
+          <w:sz w:val="24"/>
+          <w:szCs w:val="24"/>
+        </w:rPr>
+        <w:t>tích</w:t>
+      </w:r>
+      <w:bookmarkEnd w:id="1"/>
       <w:proofErr w:type="spellEnd"/>
     </w:p>
     <w:p>
       <w:pPr>
+        <w:rPr>
+          <w:rFonts w:cs="Times New Roman"/>
+          <w:szCs w:val="24"/>
+        </w:rPr>
+      </w:pPr>
+      <w:r>
+        <w:rPr>
+          <w:rFonts w:cs="Times New Roman"/>
+          <w:b/>
+          <w:szCs w:val="24"/>
+        </w:rPr>
+        <w:t xml:space="preserve">1. </w:t>
+      </w:r>
+      <w:proofErr w:type="spellStart"/>
+      <w:r>
+        <w:rPr>
+          <w:rFonts w:cs="Times New Roman"/>
+          <w:b/>
+          <w:szCs w:val="24"/>
+        </w:rPr>
+        <w:t>Tại</w:t>
+      </w:r>
+      <w:proofErr w:type="spellEnd"/>
+      <w:r>
+        <w:rPr>
+          <w:rFonts w:cs="Times New Roman"/>
+          <w:b/>
+          <w:szCs w:val="24"/>
+        </w:rPr>
+        <w:t xml:space="preserve"> </w:t>
+      </w:r>
+      <w:proofErr w:type="spellStart"/>
+      <w:r>
+        <w:rPr>
+          <w:rFonts w:cs="Times New Roman"/>
+          <w:b/>
+          <w:szCs w:val="24"/>
+        </w:rPr>
+        <w:t>sao</w:t>
+      </w:r>
+      <w:proofErr w:type="spellEnd"/>
+      <w:r>
+        <w:rPr>
+          <w:rFonts w:cs="Times New Roman"/>
+          <w:b/>
+          <w:szCs w:val="24"/>
+        </w:rPr>
+        <w:t xml:space="preserve"> /</w:t>
+      </w:r>
+      <w:proofErr w:type="spellStart"/>
+      <w:r>
+        <w:rPr>
+          <w:rFonts w:cs="Times New Roman"/>
+          <w:b/>
+          <w:szCs w:val="24"/>
+        </w:rPr>
+        <w:t>etc</w:t>
+      </w:r>
+      <w:proofErr w:type="spellEnd"/>
+      <w:r>
+        <w:rPr>
+          <w:rFonts w:cs="Times New Roman"/>
+          <w:b/>
+          <w:szCs w:val="24"/>
+        </w:rPr>
+        <w:t xml:space="preserve">/hosts </w:t>
+      </w:r>
+      <w:proofErr w:type="spellStart"/>
+      <w:r>
+        <w:rPr>
+          <w:rFonts w:cs="Times New Roman"/>
+          <w:b/>
+          <w:szCs w:val="24"/>
+        </w:rPr>
+        <w:t>có</w:t>
+      </w:r>
+      <w:proofErr w:type="spellEnd"/>
+      <w:r>
+        <w:rPr>
+          <w:rFonts w:cs="Times New Roman"/>
+          <w:b/>
+          <w:szCs w:val="24"/>
+        </w:rPr>
+        <w:t xml:space="preserve"> </w:t>
+      </w:r>
+      <w:proofErr w:type="spellStart"/>
+      <w:r>
+        <w:rPr>
+          <w:rFonts w:cs="Times New Roman"/>
+          <w:b/>
+          <w:szCs w:val="24"/>
+        </w:rPr>
+        <w:t>thể</w:t>
+      </w:r>
+      <w:proofErr w:type="spellEnd"/>
+      <w:r>
+        <w:rPr>
+          <w:rFonts w:cs="Times New Roman"/>
+          <w:b/>
+          <w:szCs w:val="24"/>
+        </w:rPr>
+        <w:t xml:space="preserve"> </w:t>
+      </w:r>
+      <w:proofErr w:type="spellStart"/>
+      <w:r>
+        <w:rPr>
+          <w:rFonts w:cs="Times New Roman"/>
+          <w:b/>
+          <w:szCs w:val="24"/>
+        </w:rPr>
+        <w:t>ảnh</w:t>
+      </w:r>
+      <w:proofErr w:type="spellEnd"/>
+      <w:r>
+        <w:rPr>
+          <w:rFonts w:cs="Times New Roman"/>
+          <w:b/>
+          <w:szCs w:val="24"/>
+        </w:rPr>
+        <w:t xml:space="preserve"> </w:t>
+      </w:r>
+      <w:proofErr w:type="spellStart"/>
+      <w:r>
+        <w:rPr>
+          <w:rFonts w:cs="Times New Roman"/>
+          <w:b/>
+          <w:szCs w:val="24"/>
+        </w:rPr>
+        <w:t>hưởng</w:t>
+      </w:r>
+      <w:proofErr w:type="spellEnd"/>
+      <w:r>
+        <w:rPr>
+          <w:rFonts w:cs="Times New Roman"/>
+          <w:b/>
+          <w:szCs w:val="24"/>
+        </w:rPr>
+        <w:t xml:space="preserve"> </w:t>
+      </w:r>
+      <w:proofErr w:type="spellStart"/>
+      <w:r>
+        <w:rPr>
+          <w:rFonts w:cs="Times New Roman"/>
+          <w:b/>
+          <w:szCs w:val="24"/>
+        </w:rPr>
+        <w:t>trình</w:t>
+      </w:r>
+      <w:proofErr w:type="spellEnd"/>
+      <w:r>
+        <w:rPr>
+          <w:rFonts w:cs="Times New Roman"/>
+          <w:b/>
+          <w:szCs w:val="24"/>
+        </w:rPr>
+        <w:t xml:space="preserve"> </w:t>
+      </w:r>
+      <w:proofErr w:type="spellStart"/>
+      <w:r>
+        <w:rPr>
+          <w:rFonts w:cs="Times New Roman"/>
+          <w:b/>
+          <w:szCs w:val="24"/>
+        </w:rPr>
+        <w:t>duyệt</w:t>
+      </w:r>
+      <w:proofErr w:type="spellEnd"/>
+      <w:r>
+        <w:rPr>
+          <w:rFonts w:cs="Times New Roman"/>
+          <w:b/>
+          <w:szCs w:val="24"/>
+        </w:rPr>
+        <w:t xml:space="preserve"> </w:t>
+      </w:r>
+      <w:proofErr w:type="spellStart"/>
+      <w:r>
+        <w:rPr>
+          <w:rFonts w:cs="Times New Roman"/>
+          <w:b/>
+          <w:szCs w:val="24"/>
+        </w:rPr>
+        <w:t>nhưng</w:t>
+      </w:r>
+      <w:proofErr w:type="spellEnd"/>
+      <w:r>
+        <w:rPr>
+          <w:rFonts w:cs="Times New Roman"/>
+          <w:b/>
+          <w:szCs w:val="24"/>
+        </w:rPr>
+        <w:t xml:space="preserve"> dig @DNS-SERVER </w:t>
+      </w:r>
+      <w:proofErr w:type="spellStart"/>
+      <w:r>
+        <w:rPr>
+          <w:rFonts w:cs="Times New Roman"/>
+          <w:b/>
+          <w:szCs w:val="24"/>
+        </w:rPr>
+        <w:t>vẫn</w:t>
+      </w:r>
+      <w:proofErr w:type="spellEnd"/>
+      <w:r>
+        <w:rPr>
+          <w:rFonts w:cs="Times New Roman"/>
+          <w:b/>
+          <w:szCs w:val="24"/>
+        </w:rPr>
+        <w:t xml:space="preserve"> </w:t>
+      </w:r>
+      <w:proofErr w:type="spellStart"/>
+      <w:r>
+        <w:rPr>
+          <w:rFonts w:cs="Times New Roman"/>
+          <w:b/>
+          <w:szCs w:val="24"/>
+        </w:rPr>
+        <w:t>trả</w:t>
+      </w:r>
+      <w:proofErr w:type="spellEnd"/>
+      <w:r>
+        <w:rPr>
+          <w:rFonts w:cs="Times New Roman"/>
+          <w:b/>
+          <w:szCs w:val="24"/>
+        </w:rPr>
+        <w:t xml:space="preserve"> </w:t>
+      </w:r>
+      <w:proofErr w:type="spellStart"/>
+      <w:r>
+        <w:rPr>
+          <w:rFonts w:cs="Times New Roman"/>
+          <w:b/>
+          <w:szCs w:val="24"/>
+        </w:rPr>
+        <w:t>kết</w:t>
+      </w:r>
+      <w:proofErr w:type="spellEnd"/>
+      <w:r>
+        <w:rPr>
+          <w:rFonts w:cs="Times New Roman"/>
+          <w:b/>
+          <w:szCs w:val="24"/>
+        </w:rPr>
+        <w:t xml:space="preserve"> </w:t>
+      </w:r>
+      <w:proofErr w:type="spellStart"/>
+      <w:r>
+        <w:rPr>
+          <w:rFonts w:cs="Times New Roman"/>
+          <w:b/>
+          <w:szCs w:val="24"/>
+        </w:rPr>
+        <w:t>quả</w:t>
+      </w:r>
+      <w:proofErr w:type="spellEnd"/>
+      <w:r>
+        <w:rPr>
+          <w:rFonts w:cs="Times New Roman"/>
+          <w:b/>
+          <w:szCs w:val="24"/>
+        </w:rPr>
+        <w:t xml:space="preserve"> DNS </w:t>
+      </w:r>
+      <w:proofErr w:type="spellStart"/>
+      <w:r>
+        <w:rPr>
+          <w:rFonts w:cs="Times New Roman"/>
+          <w:b/>
+          <w:szCs w:val="24"/>
+        </w:rPr>
+        <w:t>gốc</w:t>
+      </w:r>
+      <w:proofErr w:type="spellEnd"/>
+      <w:r>
+        <w:rPr>
+          <w:rFonts w:cs="Times New Roman"/>
+          <w:b/>
+          <w:szCs w:val="24"/>
+        </w:rPr>
+        <w:t>?</w:t>
+      </w:r>
+    </w:p>
+    <w:p>
+      <w:pPr>
+        <w:rPr>
+          <w:rFonts w:cs="Times New Roman"/>
+          <w:szCs w:val="24"/>
+        </w:rPr>
+      </w:pPr>
+      <w:proofErr w:type="spellStart"/>
+      <w:r>
+        <w:rPr>
+          <w:rFonts w:cs="Times New Roman"/>
+          <w:szCs w:val="24"/>
+        </w:rPr>
+        <w:t>Trả</w:t>
+      </w:r>
+      <w:proofErr w:type="spellEnd"/>
+      <w:r>
+        <w:rPr>
+          <w:rFonts w:cs="Times New Roman"/>
+          <w:szCs w:val="24"/>
+        </w:rPr>
+        <w:t xml:space="preserve"> lời: ............................................................................................</w:t>
+      </w:r>
+    </w:p>
+    <w:p>
+      <w:pPr>
+        <w:rPr>
+          <w:rFonts w:cs="Times New Roman"/>
+          <w:szCs w:val="24"/>
+        </w:rPr>
+      </w:pPr>
+      <w:r>
+        <w:rPr>
+          <w:rFonts w:cs="Times New Roman"/>
+          <w:b/>
+          <w:szCs w:val="24"/>
+        </w:rPr>
+        <w:t xml:space="preserve">2. </w:t>
+      </w:r>
+      <w:proofErr w:type="spellStart"/>
+      <w:r>
+        <w:rPr>
+          <w:rFonts w:cs="Times New Roman"/>
+          <w:b/>
+          <w:szCs w:val="24"/>
+        </w:rPr>
+        <w:t>Những</w:t>
+      </w:r>
+      <w:proofErr w:type="spellEnd"/>
+      <w:r>
+        <w:rPr>
+          <w:rFonts w:cs="Times New Roman"/>
+          <w:b/>
+          <w:szCs w:val="24"/>
+        </w:rPr>
+        <w:t xml:space="preserve"> </w:t>
+      </w:r>
+      <w:proofErr w:type="spellStart"/>
+      <w:r>
+        <w:rPr>
+          <w:rFonts w:cs="Times New Roman"/>
+          <w:b/>
+          <w:szCs w:val="24"/>
+        </w:rPr>
+        <w:t>trường</w:t>
+      </w:r>
+      <w:proofErr w:type="spellEnd"/>
+      <w:r>
+        <w:rPr>
+          <w:rFonts w:cs="Times New Roman"/>
+          <w:b/>
+          <w:szCs w:val="24"/>
+        </w:rPr>
+        <w:t xml:space="preserve"> </w:t>
+      </w:r>
+      <w:proofErr w:type="spellStart"/>
+      <w:r>
+        <w:rPr>
+          <w:rFonts w:cs="Times New Roman"/>
+          <w:b/>
+          <w:szCs w:val="24"/>
+        </w:rPr>
+        <w:t>nào</w:t>
+      </w:r>
+      <w:proofErr w:type="spellEnd"/>
+      <w:r>
+        <w:rPr>
+          <w:rFonts w:cs="Times New Roman"/>
+          <w:b/>
+          <w:szCs w:val="24"/>
+        </w:rPr>
+        <w:t xml:space="preserve"> </w:t>
+      </w:r>
+      <w:proofErr w:type="spellStart"/>
+      <w:r>
+        <w:rPr>
+          <w:rFonts w:cs="Times New Roman"/>
+          <w:b/>
+          <w:szCs w:val="24"/>
+        </w:rPr>
+        <w:t>của</w:t>
+      </w:r>
+      <w:proofErr w:type="spellEnd"/>
+      <w:r>
+        <w:rPr>
+          <w:rFonts w:cs="Times New Roman"/>
+          <w:b/>
+          <w:szCs w:val="24"/>
+        </w:rPr>
+        <w:t xml:space="preserve"> DNS/UDP </w:t>
+      </w:r>
+      <w:proofErr w:type="spellStart"/>
+      <w:r>
+        <w:rPr>
+          <w:rFonts w:cs="Times New Roman"/>
+          <w:b/>
+          <w:szCs w:val="24"/>
+        </w:rPr>
+        <w:t>phải</w:t>
+      </w:r>
+      <w:proofErr w:type="spellEnd"/>
+      <w:r>
+        <w:rPr>
+          <w:rFonts w:cs="Times New Roman"/>
+          <w:b/>
+          <w:szCs w:val="24"/>
+        </w:rPr>
+        <w:t xml:space="preserve"> </w:t>
+      </w:r>
+      <w:proofErr w:type="spellStart"/>
+      <w:r>
+        <w:rPr>
+          <w:rFonts w:cs="Times New Roman"/>
+          <w:b/>
+          <w:szCs w:val="24"/>
+        </w:rPr>
+        <w:t>khớp</w:t>
+      </w:r>
+      <w:proofErr w:type="spellEnd"/>
+      <w:r>
+        <w:rPr>
+          <w:rFonts w:cs="Times New Roman"/>
+          <w:b/>
+          <w:szCs w:val="24"/>
+        </w:rPr>
+        <w:t xml:space="preserve"> </w:t>
+      </w:r>
+      <w:proofErr w:type="spellStart"/>
+      <w:r>
+        <w:rPr>
+          <w:rFonts w:cs="Times New Roman"/>
+          <w:b/>
+          <w:szCs w:val="24"/>
+        </w:rPr>
+        <w:t>để</w:t>
+      </w:r>
+      <w:proofErr w:type="spellEnd"/>
+      <w:r>
+        <w:rPr>
+          <w:rFonts w:cs="Times New Roman"/>
+          <w:b/>
+          <w:szCs w:val="24"/>
+        </w:rPr>
+        <w:t xml:space="preserve"> </w:t>
+      </w:r>
+      <w:proofErr w:type="spellStart"/>
+      <w:r>
+        <w:rPr>
+          <w:rFonts w:cs="Times New Roman"/>
+          <w:b/>
+          <w:szCs w:val="24"/>
+        </w:rPr>
+        <w:t>một</w:t>
+      </w:r>
+      <w:proofErr w:type="spellEnd"/>
+      <w:r>
+        <w:rPr>
+          <w:rFonts w:cs="Times New Roman"/>
+          <w:b/>
+          <w:szCs w:val="24"/>
+        </w:rPr>
+        <w:t xml:space="preserve"> </w:t>
+      </w:r>
+      <w:proofErr w:type="spellStart"/>
+      <w:r>
+        <w:rPr>
+          <w:rFonts w:cs="Times New Roman"/>
+          <w:b/>
+          <w:szCs w:val="24"/>
+        </w:rPr>
+        <w:t>phản</w:t>
+      </w:r>
+      <w:proofErr w:type="spellEnd"/>
+      <w:r>
+        <w:rPr>
+          <w:rFonts w:cs="Times New Roman"/>
+          <w:b/>
+          <w:szCs w:val="24"/>
+        </w:rPr>
+        <w:t xml:space="preserve"> </w:t>
+      </w:r>
+      <w:proofErr w:type="spellStart"/>
+      <w:r>
+        <w:rPr>
+          <w:rFonts w:cs="Times New Roman"/>
+          <w:b/>
+          <w:szCs w:val="24"/>
+        </w:rPr>
+        <w:t>hồi</w:t>
+      </w:r>
+      <w:proofErr w:type="spellEnd"/>
+      <w:r>
+        <w:rPr>
+          <w:rFonts w:cs="Times New Roman"/>
+          <w:b/>
+          <w:szCs w:val="24"/>
+        </w:rPr>
+        <w:t xml:space="preserve"> </w:t>
+      </w:r>
+      <w:proofErr w:type="spellStart"/>
+      <w:r>
+        <w:rPr>
+          <w:rFonts w:cs="Times New Roman"/>
+          <w:b/>
+          <w:szCs w:val="24"/>
+        </w:rPr>
+        <w:t>giả</w:t>
+      </w:r>
+      <w:proofErr w:type="spellEnd"/>
+      <w:r>
+        <w:rPr>
+          <w:rFonts w:cs="Times New Roman"/>
+          <w:b/>
+          <w:szCs w:val="24"/>
+        </w:rPr>
+        <w:t xml:space="preserve"> </w:t>
+      </w:r>
+      <w:proofErr w:type="spellStart"/>
+      <w:r>
+        <w:rPr>
+          <w:rFonts w:cs="Times New Roman"/>
+          <w:b/>
+          <w:szCs w:val="24"/>
+        </w:rPr>
+        <w:t>có</w:t>
+      </w:r>
+      <w:proofErr w:type="spellEnd"/>
+      <w:r>
+        <w:rPr>
+          <w:rFonts w:cs="Times New Roman"/>
+          <w:b/>
+          <w:szCs w:val="24"/>
+        </w:rPr>
+        <w:t xml:space="preserve"> </w:t>
+      </w:r>
+      <w:proofErr w:type="spellStart"/>
+      <w:r>
+        <w:rPr>
+          <w:rFonts w:cs="Times New Roman"/>
+          <w:b/>
+          <w:szCs w:val="24"/>
+        </w:rPr>
+        <w:t>cơ</w:t>
+      </w:r>
+      <w:proofErr w:type="spellEnd"/>
+      <w:r>
+        <w:rPr>
+          <w:rFonts w:cs="Times New Roman"/>
+          <w:b/>
+          <w:szCs w:val="24"/>
+        </w:rPr>
+        <w:t xml:space="preserve"> </w:t>
+      </w:r>
+      <w:proofErr w:type="spellStart"/>
+      <w:r>
+        <w:rPr>
+          <w:rFonts w:cs="Times New Roman"/>
+          <w:b/>
+          <w:szCs w:val="24"/>
+        </w:rPr>
+        <w:t>hội</w:t>
+      </w:r>
+      <w:proofErr w:type="spellEnd"/>
+      <w:r>
+        <w:rPr>
+          <w:rFonts w:cs="Times New Roman"/>
+          <w:b/>
+          <w:szCs w:val="24"/>
+        </w:rPr>
+        <w:t xml:space="preserve"> </w:t>
+      </w:r>
+      <w:proofErr w:type="spellStart"/>
+      <w:r>
+        <w:rPr>
+          <w:rFonts w:cs="Times New Roman"/>
+          <w:b/>
+          <w:szCs w:val="24"/>
+        </w:rPr>
+        <w:t>được</w:t>
+      </w:r>
+      <w:proofErr w:type="spellEnd"/>
+      <w:r>
+        <w:rPr>
+          <w:rFonts w:cs="Times New Roman"/>
+          <w:b/>
+          <w:szCs w:val="24"/>
+        </w:rPr>
+        <w:t xml:space="preserve"> </w:t>
+      </w:r>
+      <w:proofErr w:type="spellStart"/>
+      <w:r>
+        <w:rPr>
+          <w:rFonts w:cs="Times New Roman"/>
+          <w:b/>
+          <w:szCs w:val="24"/>
+        </w:rPr>
+        <w:t>chấp</w:t>
+      </w:r>
+      <w:proofErr w:type="spellEnd"/>
+      <w:r>
+        <w:rPr>
+          <w:rFonts w:cs="Times New Roman"/>
+          <w:b/>
+          <w:szCs w:val="24"/>
+        </w:rPr>
+        <w:t xml:space="preserve"> </w:t>
+      </w:r>
+      <w:proofErr w:type="spellStart"/>
+      <w:r>
+        <w:rPr>
+          <w:rFonts w:cs="Times New Roman"/>
+          <w:b/>
+          <w:szCs w:val="24"/>
+        </w:rPr>
+        <w:t>nhận</w:t>
+      </w:r>
+      <w:proofErr w:type="spellEnd"/>
+      <w:r>
+        <w:rPr>
+          <w:rFonts w:cs="Times New Roman"/>
+          <w:b/>
+          <w:szCs w:val="24"/>
+        </w:rPr>
+        <w:t>?</w:t>
+      </w:r>
+    </w:p>
+    <w:p>
+      <w:pPr>
+        <w:rPr>
+          <w:rFonts w:cs="Times New Roman"/>
+          <w:szCs w:val="24"/>
+        </w:rPr>
+      </w:pPr>
+      <w:proofErr w:type="spellStart"/>
+      <w:r>
+        <w:rPr>
+          <w:rFonts w:cs="Times New Roman"/>
+          <w:szCs w:val="24"/>
+        </w:rPr>
+        <w:t>Trả</w:t>
+      </w:r>
+      <w:proofErr w:type="spellEnd"/>
+      <w:r>
+        <w:rPr>
+          <w:rFonts w:cs="Times New Roman"/>
+          <w:szCs w:val="24"/>
+        </w:rPr>
+        <w:t xml:space="preserve"> lời: ............................................................................................</w:t>
+      </w:r>
+    </w:p>
+    <w:p>
+      <w:pPr>
+        <w:rPr>
+          <w:rFonts w:cs="Times New Roman"/>
+          <w:szCs w:val="24"/>
+        </w:rPr>
+      </w:pPr>
+      <w:r>
+        <w:rPr>
+          <w:rFonts w:cs="Times New Roman"/>
+          <w:b/>
+          <w:szCs w:val="24"/>
+        </w:rPr>
+        <w:t xml:space="preserve">3. </w:t>
+      </w:r>
+      <w:proofErr w:type="spellStart"/>
+      <w:r>
+        <w:rPr>
+          <w:rFonts w:cs="Times New Roman"/>
+          <w:b/>
+          <w:szCs w:val="24"/>
+        </w:rPr>
+        <w:t>Tại</w:t>
+      </w:r>
+      <w:proofErr w:type="spellEnd"/>
+      <w:r>
+        <w:rPr>
+          <w:rFonts w:cs="Times New Roman"/>
+          <w:b/>
+          <w:szCs w:val="24"/>
+        </w:rPr>
+        <w:t xml:space="preserve"> </w:t>
+      </w:r>
+      <w:proofErr w:type="spellStart"/>
+      <w:r>
+        <w:rPr>
+          <w:rFonts w:cs="Times New Roman"/>
+          <w:b/>
+          <w:szCs w:val="24"/>
+        </w:rPr>
+        <w:t>sao</w:t>
+      </w:r>
+      <w:proofErr w:type="spellEnd"/>
+      <w:r>
+        <w:rPr>
+          <w:rFonts w:cs="Times New Roman"/>
+          <w:b/>
+          <w:szCs w:val="24"/>
+        </w:rPr>
+        <w:t xml:space="preserve"> Task 2 </w:t>
+      </w:r>
+      <w:proofErr w:type="spellStart"/>
+      <w:r>
+        <w:rPr>
+          <w:rFonts w:cs="Times New Roman"/>
+          <w:b/>
+          <w:szCs w:val="24"/>
+        </w:rPr>
+        <w:t>chỉ</w:t>
+      </w:r>
+      <w:proofErr w:type="spellEnd"/>
+      <w:r>
+        <w:rPr>
+          <w:rFonts w:cs="Times New Roman"/>
+          <w:b/>
+          <w:szCs w:val="24"/>
+        </w:rPr>
+        <w:t xml:space="preserve"> </w:t>
+      </w:r>
+      <w:proofErr w:type="spellStart"/>
+      <w:r>
+        <w:rPr>
+          <w:rFonts w:cs="Times New Roman"/>
+          <w:b/>
+          <w:szCs w:val="24"/>
+        </w:rPr>
+        <w:t>ảnh</w:t>
+      </w:r>
+      <w:proofErr w:type="spellEnd"/>
+      <w:r>
+        <w:rPr>
+          <w:rFonts w:cs="Times New Roman"/>
+          <w:b/>
+          <w:szCs w:val="24"/>
+        </w:rPr>
+        <w:t xml:space="preserve"> </w:t>
+      </w:r>
+      <w:proofErr w:type="spellStart"/>
+      <w:r>
+        <w:rPr>
+          <w:rFonts w:cs="Times New Roman"/>
+          <w:b/>
+          <w:szCs w:val="24"/>
+        </w:rPr>
+        <w:t>hưởng</w:t>
+      </w:r>
+      <w:proofErr w:type="spellEnd"/>
+      <w:r>
+        <w:rPr>
+          <w:rFonts w:cs="Times New Roman"/>
+          <w:b/>
+          <w:szCs w:val="24"/>
+        </w:rPr>
+        <w:t xml:space="preserve"> Victim </w:t>
+      </w:r>
+      <w:proofErr w:type="spellStart"/>
+      <w:r>
+        <w:rPr>
+          <w:rFonts w:cs="Times New Roman"/>
+          <w:b/>
+          <w:szCs w:val="24"/>
+        </w:rPr>
+        <w:t>hiện</w:t>
+      </w:r>
+      <w:proofErr w:type="spellEnd"/>
+      <w:r>
+        <w:rPr>
+          <w:rFonts w:cs="Times New Roman"/>
+          <w:b/>
+          <w:szCs w:val="24"/>
+        </w:rPr>
+        <w:t xml:space="preserve"> </w:t>
+      </w:r>
+      <w:proofErr w:type="spellStart"/>
+      <w:r>
+        <w:rPr>
+          <w:rFonts w:cs="Times New Roman"/>
+          <w:b/>
+          <w:szCs w:val="24"/>
+        </w:rPr>
+        <w:t>tại</w:t>
+      </w:r>
+      <w:proofErr w:type="spellEnd"/>
+      <w:r>
+        <w:rPr>
+          <w:rFonts w:cs="Times New Roman"/>
+          <w:b/>
+          <w:szCs w:val="24"/>
+        </w:rPr>
+        <w:t xml:space="preserve">, </w:t>
+      </w:r>
+      <w:proofErr w:type="spellStart"/>
+      <w:r>
+        <w:rPr>
+          <w:rFonts w:cs="Times New Roman"/>
+          <w:b/>
+          <w:szCs w:val="24"/>
+        </w:rPr>
+        <w:t>trong</w:t>
+      </w:r>
+      <w:proofErr w:type="spellEnd"/>
+      <w:r>
+        <w:rPr>
+          <w:rFonts w:cs="Times New Roman"/>
+          <w:b/>
+          <w:szCs w:val="24"/>
+        </w:rPr>
+        <w:t xml:space="preserve"> </w:t>
+      </w:r>
+      <w:proofErr w:type="spellStart"/>
+      <w:r>
+        <w:rPr>
+          <w:rFonts w:cs="Times New Roman"/>
+          <w:b/>
+          <w:szCs w:val="24"/>
+        </w:rPr>
+        <w:t>khi</w:t>
+      </w:r>
+      <w:proofErr w:type="spellEnd"/>
+      <w:r>
+        <w:rPr>
+          <w:rFonts w:cs="Times New Roman"/>
+          <w:b/>
+          <w:szCs w:val="24"/>
+        </w:rPr>
+        <w:t xml:space="preserve"> Task 3 </w:t>
+      </w:r>
+      <w:proofErr w:type="spellStart"/>
+      <w:r>
+        <w:rPr>
+          <w:rFonts w:cs="Times New Roman"/>
+          <w:b/>
+          <w:szCs w:val="24"/>
+        </w:rPr>
+        <w:t>có</w:t>
+      </w:r>
+      <w:proofErr w:type="spellEnd"/>
+      <w:r>
+        <w:rPr>
+          <w:rFonts w:cs="Times New Roman"/>
+          <w:b/>
+          <w:szCs w:val="24"/>
+        </w:rPr>
+        <w:t xml:space="preserve"> </w:t>
+      </w:r>
+      <w:proofErr w:type="spellStart"/>
+      <w:r>
+        <w:rPr>
+          <w:rFonts w:cs="Times New Roman"/>
+          <w:b/>
+          <w:szCs w:val="24"/>
+        </w:rPr>
+        <w:t>thể</w:t>
+      </w:r>
+      <w:proofErr w:type="spellEnd"/>
+      <w:r>
+        <w:rPr>
+          <w:rFonts w:cs="Times New Roman"/>
+          <w:b/>
+          <w:szCs w:val="24"/>
+        </w:rPr>
+        <w:t xml:space="preserve"> </w:t>
+      </w:r>
+      <w:proofErr w:type="spellStart"/>
+      <w:r>
+        <w:rPr>
+          <w:rFonts w:cs="Times New Roman"/>
+          <w:b/>
+          <w:szCs w:val="24"/>
+        </w:rPr>
+        <w:t>ảnh</w:t>
+      </w:r>
+      <w:proofErr w:type="spellEnd"/>
+      <w:r>
+        <w:rPr>
+          <w:rFonts w:cs="Times New Roman"/>
+          <w:b/>
+          <w:szCs w:val="24"/>
+        </w:rPr>
+        <w:t xml:space="preserve"> </w:t>
+      </w:r>
+      <w:proofErr w:type="spellStart"/>
+      <w:r>
+        <w:rPr>
+          <w:rFonts w:cs="Times New Roman"/>
+          <w:b/>
+          <w:szCs w:val="24"/>
+        </w:rPr>
+        <w:t>hưởng</w:t>
+      </w:r>
+      <w:proofErr w:type="spellEnd"/>
+      <w:r>
+        <w:rPr>
+          <w:rFonts w:cs="Times New Roman"/>
+          <w:b/>
+          <w:szCs w:val="24"/>
+        </w:rPr>
+        <w:t xml:space="preserve"> </w:t>
+      </w:r>
+      <w:proofErr w:type="spellStart"/>
+      <w:r>
+        <w:rPr>
+          <w:rFonts w:cs="Times New Roman"/>
+          <w:b/>
+          <w:szCs w:val="24"/>
+        </w:rPr>
+        <w:t>nhiều</w:t>
+      </w:r>
+      <w:proofErr w:type="spellEnd"/>
+      <w:r>
+        <w:rPr>
+          <w:rFonts w:cs="Times New Roman"/>
+          <w:b/>
+          <w:szCs w:val="24"/>
+        </w:rPr>
+        <w:t xml:space="preserve"> client </w:t>
+      </w:r>
+      <w:proofErr w:type="spellStart"/>
+      <w:r>
+        <w:rPr>
+          <w:rFonts w:cs="Times New Roman"/>
+          <w:b/>
+          <w:szCs w:val="24"/>
+        </w:rPr>
+        <w:t>dùng</w:t>
+      </w:r>
+      <w:proofErr w:type="spellEnd"/>
+      <w:r>
+        <w:rPr>
+          <w:rFonts w:cs="Times New Roman"/>
+          <w:b/>
+          <w:szCs w:val="24"/>
+        </w:rPr>
+        <w:t xml:space="preserve"> </w:t>
+      </w:r>
+      <w:proofErr w:type="spellStart"/>
+      <w:r>
+        <w:rPr>
+          <w:rFonts w:cs="Times New Roman"/>
+          <w:b/>
+          <w:szCs w:val="24"/>
+        </w:rPr>
+        <w:t>cùng</w:t>
+      </w:r>
+      <w:proofErr w:type="spellEnd"/>
+      <w:r>
+        <w:rPr>
+          <w:rFonts w:cs="Times New Roman"/>
+          <w:b/>
+          <w:szCs w:val="24"/>
+        </w:rPr>
+        <w:t xml:space="preserve"> resolver?</w:t>
+      </w:r>
+    </w:p>
+    <w:p>
+      <w:pPr>
+        <w:rPr>
+          <w:rFonts w:cs="Times New Roman"/>
+          <w:szCs w:val="24"/>
+        </w:rPr>
+      </w:pPr>
+      <w:proofErr w:type="spellStart"/>
+      <w:r>
+        <w:rPr>
+          <w:rFonts w:cs="Times New Roman"/>
+          <w:szCs w:val="24"/>
+        </w:rPr>
+        <w:t>Trả</w:t>
+      </w:r>
+      <w:proofErr w:type="spellEnd"/>
+      <w:r>
+        <w:rPr>
+          <w:rFonts w:cs="Times New Roman"/>
+          <w:szCs w:val="24"/>
+        </w:rPr>
+        <w:t xml:space="preserve"> lời: ............................................................................................</w:t>
+      </w:r>
+    </w:p>
+    <w:p>
+      <w:pPr>
+        <w:rPr>
+          <w:rFonts w:cs="Times New Roman"/>
+          <w:szCs w:val="24"/>
+        </w:rPr>
+      </w:pPr>
+      <w:r>
+        <w:rPr>
+          <w:rFonts w:cs="Times New Roman"/>
+          <w:b/>
+          <w:szCs w:val="24"/>
+        </w:rPr>
+        <w:t xml:space="preserve">4. </w:t>
+      </w:r>
+      <w:proofErr w:type="spellStart"/>
+      <w:r>
+        <w:rPr>
+          <w:rFonts w:cs="Times New Roman"/>
+          <w:b/>
+          <w:szCs w:val="24"/>
+        </w:rPr>
+        <w:t>Vai</w:t>
+      </w:r>
+      <w:proofErr w:type="spellEnd"/>
+      <w:r>
+        <w:rPr>
+          <w:rFonts w:cs="Times New Roman"/>
+          <w:b/>
+          <w:szCs w:val="24"/>
+        </w:rPr>
+        <w:t xml:space="preserve"> </w:t>
+      </w:r>
+      <w:proofErr w:type="spellStart"/>
+      <w:r>
+        <w:rPr>
+          <w:rFonts w:cs="Times New Roman"/>
+          <w:b/>
+          <w:szCs w:val="24"/>
+        </w:rPr>
+        <w:t>trò</w:t>
+      </w:r>
+      <w:proofErr w:type="spellEnd"/>
+      <w:r>
+        <w:rPr>
+          <w:rFonts w:cs="Times New Roman"/>
+          <w:b/>
+          <w:szCs w:val="24"/>
+        </w:rPr>
+        <w:t xml:space="preserve"> </w:t>
+      </w:r>
+      <w:proofErr w:type="spellStart"/>
+      <w:r>
+        <w:rPr>
+          <w:rFonts w:cs="Times New Roman"/>
+          <w:b/>
+          <w:szCs w:val="24"/>
+        </w:rPr>
+        <w:t>của</w:t>
+      </w:r>
+      <w:proofErr w:type="spellEnd"/>
+      <w:r>
+        <w:rPr>
+          <w:rFonts w:cs="Times New Roman"/>
+          <w:b/>
+          <w:szCs w:val="24"/>
+        </w:rPr>
+        <w:t xml:space="preserve"> TTL </w:t>
+      </w:r>
+      <w:proofErr w:type="spellStart"/>
+      <w:r>
+        <w:rPr>
+          <w:rFonts w:cs="Times New Roman"/>
+          <w:b/>
+          <w:szCs w:val="24"/>
+        </w:rPr>
+        <w:t>trong</w:t>
+      </w:r>
+      <w:proofErr w:type="spellEnd"/>
+      <w:r>
+        <w:rPr>
+          <w:rFonts w:cs="Times New Roman"/>
+          <w:b/>
+          <w:szCs w:val="24"/>
+        </w:rPr>
+        <w:t xml:space="preserve"> cache poisoning </w:t>
+      </w:r>
+      <w:proofErr w:type="spellStart"/>
+      <w:r>
+        <w:rPr>
+          <w:rFonts w:cs="Times New Roman"/>
+          <w:b/>
+          <w:szCs w:val="24"/>
+        </w:rPr>
+        <w:t>là</w:t>
+      </w:r>
+      <w:proofErr w:type="spellEnd"/>
+      <w:r>
+        <w:rPr>
+          <w:rFonts w:cs="Times New Roman"/>
+          <w:b/>
+          <w:szCs w:val="24"/>
+        </w:rPr>
+        <w:t xml:space="preserve"> </w:t>
+      </w:r>
+      <w:proofErr w:type="spellStart"/>
+      <w:r>
+        <w:rPr>
+          <w:rFonts w:cs="Times New Roman"/>
+          <w:b/>
+          <w:szCs w:val="24"/>
+        </w:rPr>
+        <w:t>gì</w:t>
+      </w:r>
+      <w:proofErr w:type="spellEnd"/>
+      <w:r>
+        <w:rPr>
+          <w:rFonts w:cs="Times New Roman"/>
+          <w:b/>
+          <w:szCs w:val="24"/>
+        </w:rPr>
+        <w:t>?</w:t>
+      </w:r>
+    </w:p>
+    <w:p>
+      <w:pPr>
+        <w:rPr>
+          <w:rFonts w:cs="Times New Roman"/>
+          <w:szCs w:val="24"/>
+        </w:rPr>
+      </w:pPr>
+      <w:proofErr w:type="spellStart"/>
+      <w:r>
+        <w:rPr>
+          <w:rFonts w:cs="Times New Roman"/>
+          <w:szCs w:val="24"/>
+        </w:rPr>
+        <w:t>Trả</w:t>
+      </w:r>
+      <w:proofErr w:type="spellEnd"/>
+      <w:r>
+        <w:rPr>
+          <w:rFonts w:cs="Times New Roman"/>
+          <w:szCs w:val="24"/>
+        </w:rPr>
+        <w:t xml:space="preserve"> lời: ............................................................................................</w:t>
+      </w:r>
+    </w:p>
+    <w:p>
+      <w:pPr>
+        <w:rPr>
+          <w:rFonts w:cs="Times New Roman"/>
+          <w:szCs w:val="24"/>
+        </w:rPr>
+      </w:pPr>
+      <w:r>
+        <w:rPr>
+          <w:rFonts w:cs="Times New Roman"/>
+          <w:b/>
+          <w:szCs w:val="24"/>
+        </w:rPr>
+        <w:t xml:space="preserve">5. </w:t>
+      </w:r>
+      <w:proofErr w:type="spellStart"/>
+      <w:r>
+        <w:rPr>
+          <w:rFonts w:cs="Times New Roman"/>
+          <w:b/>
+          <w:szCs w:val="24"/>
+        </w:rPr>
+        <w:t>Tại</w:t>
+      </w:r>
+      <w:proofErr w:type="spellEnd"/>
+      <w:r>
+        <w:rPr>
+          <w:rFonts w:cs="Times New Roman"/>
+          <w:b/>
+          <w:szCs w:val="24"/>
+        </w:rPr>
+        <w:t xml:space="preserve"> </w:t>
+      </w:r>
+      <w:proofErr w:type="spellStart"/>
+      <w:r>
+        <w:rPr>
+          <w:rFonts w:cs="Times New Roman"/>
+          <w:b/>
+          <w:szCs w:val="24"/>
+        </w:rPr>
+        <w:t>sao</w:t>
+      </w:r>
+      <w:proofErr w:type="spellEnd"/>
+      <w:r>
+        <w:rPr>
+          <w:rFonts w:cs="Times New Roman"/>
+          <w:b/>
+          <w:szCs w:val="24"/>
+        </w:rPr>
+        <w:t xml:space="preserve"> VirtualBox Promiscuous Mode = Allow </w:t>
+      </w:r>
+      <w:proofErr w:type="spellStart"/>
+      <w:r>
+        <w:rPr>
+          <w:rFonts w:cs="Times New Roman"/>
+          <w:b/>
+          <w:szCs w:val="24"/>
+        </w:rPr>
+        <w:t>VMs</w:t>
+      </w:r>
+      <w:proofErr w:type="spellEnd"/>
+      <w:r>
+        <w:rPr>
+          <w:rFonts w:cs="Times New Roman"/>
+          <w:b/>
+          <w:szCs w:val="24"/>
+        </w:rPr>
+        <w:t xml:space="preserve"> </w:t>
+      </w:r>
+      <w:proofErr w:type="spellStart"/>
+      <w:r>
+        <w:rPr>
+          <w:rFonts w:cs="Times New Roman"/>
+          <w:b/>
+          <w:szCs w:val="24"/>
+        </w:rPr>
+        <w:t>cần</w:t>
+      </w:r>
+      <w:proofErr w:type="spellEnd"/>
+      <w:r>
+        <w:rPr>
+          <w:rFonts w:cs="Times New Roman"/>
+          <w:b/>
+          <w:szCs w:val="24"/>
+        </w:rPr>
+        <w:t xml:space="preserve"> </w:t>
+      </w:r>
+      <w:proofErr w:type="spellStart"/>
+      <w:r>
+        <w:rPr>
+          <w:rFonts w:cs="Times New Roman"/>
+          <w:b/>
+          <w:szCs w:val="24"/>
+        </w:rPr>
+        <w:t>thiết</w:t>
+      </w:r>
+      <w:proofErr w:type="spellEnd"/>
+      <w:r>
+        <w:rPr>
+          <w:rFonts w:cs="Times New Roman"/>
+          <w:b/>
+          <w:szCs w:val="24"/>
+        </w:rPr>
+        <w:t xml:space="preserve"> </w:t>
+      </w:r>
+      <w:proofErr w:type="spellStart"/>
+      <w:r>
+        <w:rPr>
+          <w:rFonts w:cs="Times New Roman"/>
+          <w:b/>
+          <w:szCs w:val="24"/>
+        </w:rPr>
+        <w:t>trong</w:t>
+      </w:r>
+      <w:proofErr w:type="spellEnd"/>
+      <w:r>
+        <w:rPr>
+          <w:rFonts w:cs="Times New Roman"/>
+          <w:b/>
+          <w:szCs w:val="24"/>
+        </w:rPr>
+        <w:t xml:space="preserve"> </w:t>
+      </w:r>
+      <w:proofErr w:type="spellStart"/>
+      <w:r>
+        <w:rPr>
+          <w:rFonts w:cs="Times New Roman"/>
+          <w:b/>
+          <w:szCs w:val="24"/>
+        </w:rPr>
+        <w:t>bài</w:t>
+      </w:r>
+      <w:proofErr w:type="spellEnd"/>
+      <w:r>
+        <w:rPr>
+          <w:rFonts w:cs="Times New Roman"/>
+          <w:b/>
+          <w:szCs w:val="24"/>
+        </w:rPr>
+        <w:t xml:space="preserve"> </w:t>
+      </w:r>
+      <w:proofErr w:type="spellStart"/>
+      <w:r>
+        <w:rPr>
+          <w:rFonts w:cs="Times New Roman"/>
+          <w:b/>
+          <w:szCs w:val="24"/>
+        </w:rPr>
+        <w:t>này</w:t>
+      </w:r>
+      <w:proofErr w:type="spellEnd"/>
+      <w:r>
+        <w:rPr>
+          <w:rFonts w:cs="Times New Roman"/>
+          <w:b/>
+          <w:szCs w:val="24"/>
+        </w:rPr>
+        <w:t>?</w:t>
+      </w:r>
+    </w:p>
+    <w:p>
+      <w:pPr>
+        <w:rPr>
+          <w:rFonts w:cs="Times New Roman"/>
+          <w:szCs w:val="24"/>
+        </w:rPr>
+      </w:pPr>
+      <w:proofErr w:type="spellStart"/>
+      <w:r>
+        <w:rPr>
+          <w:rFonts w:cs="Times New Roman"/>
+          <w:szCs w:val="24"/>
+        </w:rPr>
+        <w:t>Trả</w:t>
+      </w:r>
+      <w:proofErr w:type="spellEnd"/>
+      <w:r>
+        <w:rPr>
+          <w:rFonts w:cs="Times New Roman"/>
+          <w:szCs w:val="24"/>
+        </w:rPr>
+        <w:t xml:space="preserve"> lời: ............................................................................................</w:t>
+      </w:r>
+    </w:p>
+    <w:p>
+      <w:pPr>
+        <w:rPr>
+          <w:rFonts w:cs="Times New Roman"/>
+          <w:szCs w:val="24"/>
+        </w:rPr>
+      </w:pPr>
+      <w:r>
+        <w:rPr>
+          <w:rFonts w:cs="Times New Roman"/>
+          <w:b/>
+          <w:szCs w:val="24"/>
+        </w:rPr>
+        <w:lastRenderedPageBreak/>
+        <w:t xml:space="preserve">6. </w:t>
+      </w:r>
+      <w:proofErr w:type="spellStart"/>
+      <w:r>
+        <w:rPr>
+          <w:rFonts w:cs="Times New Roman"/>
+          <w:b/>
+          <w:szCs w:val="24"/>
+        </w:rPr>
+        <w:t>Vì</w:t>
+      </w:r>
+      <w:proofErr w:type="spellEnd"/>
+      <w:r>
+        <w:rPr>
+          <w:rFonts w:cs="Times New Roman"/>
+          <w:b/>
+          <w:szCs w:val="24"/>
+        </w:rPr>
+        <w:t xml:space="preserve"> </w:t>
+      </w:r>
+      <w:proofErr w:type="spellStart"/>
+      <w:r>
+        <w:rPr>
+          <w:rFonts w:cs="Times New Roman"/>
+          <w:b/>
+          <w:szCs w:val="24"/>
+        </w:rPr>
+        <w:t>sao</w:t>
+      </w:r>
+      <w:proofErr w:type="spellEnd"/>
+      <w:r>
+        <w:rPr>
+          <w:rFonts w:cs="Times New Roman"/>
+          <w:b/>
+          <w:szCs w:val="24"/>
+        </w:rPr>
+        <w:t xml:space="preserve"> LAB 9 </w:t>
+      </w:r>
+      <w:proofErr w:type="spellStart"/>
+      <w:r>
+        <w:rPr>
+          <w:rFonts w:cs="Times New Roman"/>
+          <w:b/>
+          <w:szCs w:val="24"/>
+        </w:rPr>
+        <w:t>dùng</w:t>
+      </w:r>
+      <w:proofErr w:type="spellEnd"/>
+      <w:r>
+        <w:rPr>
+          <w:rFonts w:cs="Times New Roman"/>
+          <w:b/>
+          <w:szCs w:val="24"/>
+        </w:rPr>
+        <w:t xml:space="preserve"> </w:t>
+      </w:r>
+      <w:proofErr w:type="spellStart"/>
+      <w:r>
+        <w:rPr>
+          <w:rFonts w:cs="Times New Roman"/>
+          <w:b/>
+          <w:szCs w:val="24"/>
+        </w:rPr>
+        <w:t>mạng</w:t>
+      </w:r>
+      <w:proofErr w:type="spellEnd"/>
+      <w:r>
+        <w:rPr>
+          <w:rFonts w:cs="Times New Roman"/>
+          <w:b/>
+          <w:szCs w:val="24"/>
+        </w:rPr>
+        <w:t xml:space="preserve"> </w:t>
+      </w:r>
+      <w:proofErr w:type="spellStart"/>
+      <w:r>
+        <w:rPr>
+          <w:rFonts w:cs="Times New Roman"/>
+          <w:b/>
+          <w:szCs w:val="24"/>
+        </w:rPr>
+        <w:t>DNSLAB</w:t>
+      </w:r>
+      <w:proofErr w:type="spellEnd"/>
+      <w:r>
+        <w:rPr>
+          <w:rFonts w:cs="Times New Roman"/>
+          <w:b/>
+          <w:szCs w:val="24"/>
+        </w:rPr>
+        <w:t xml:space="preserve"> </w:t>
+      </w:r>
+      <w:proofErr w:type="spellStart"/>
+      <w:r>
+        <w:rPr>
+          <w:rFonts w:cs="Times New Roman"/>
+          <w:b/>
+          <w:szCs w:val="24"/>
+        </w:rPr>
+        <w:t>riêng</w:t>
+      </w:r>
+      <w:proofErr w:type="spellEnd"/>
+      <w:r>
+        <w:rPr>
+          <w:rFonts w:cs="Times New Roman"/>
+          <w:b/>
+          <w:szCs w:val="24"/>
+        </w:rPr>
+        <w:t xml:space="preserve"> </w:t>
+      </w:r>
+      <w:proofErr w:type="spellStart"/>
+      <w:r>
+        <w:rPr>
+          <w:rFonts w:cs="Times New Roman"/>
+          <w:b/>
+          <w:szCs w:val="24"/>
+        </w:rPr>
+        <w:t>thay</w:t>
+      </w:r>
+      <w:proofErr w:type="spellEnd"/>
+      <w:r>
+        <w:rPr>
+          <w:rFonts w:cs="Times New Roman"/>
+          <w:b/>
+          <w:szCs w:val="24"/>
+        </w:rPr>
+        <w:t xml:space="preserve"> </w:t>
+      </w:r>
+      <w:proofErr w:type="spellStart"/>
+      <w:r>
+        <w:rPr>
+          <w:rFonts w:cs="Times New Roman"/>
+          <w:b/>
+          <w:szCs w:val="24"/>
+        </w:rPr>
+        <w:t>vì</w:t>
+      </w:r>
+      <w:proofErr w:type="spellEnd"/>
+      <w:r>
+        <w:rPr>
+          <w:rFonts w:cs="Times New Roman"/>
+          <w:b/>
+          <w:szCs w:val="24"/>
+        </w:rPr>
+        <w:t xml:space="preserve"> </w:t>
+      </w:r>
+      <w:proofErr w:type="spellStart"/>
+      <w:r>
+        <w:rPr>
+          <w:rFonts w:cs="Times New Roman"/>
+          <w:b/>
+          <w:szCs w:val="24"/>
+        </w:rPr>
+        <w:t>tấn</w:t>
+      </w:r>
+      <w:proofErr w:type="spellEnd"/>
+      <w:r>
+        <w:rPr>
+          <w:rFonts w:cs="Times New Roman"/>
+          <w:b/>
+          <w:szCs w:val="24"/>
+        </w:rPr>
+        <w:t xml:space="preserve"> </w:t>
+      </w:r>
+      <w:proofErr w:type="spellStart"/>
+      <w:r>
+        <w:rPr>
+          <w:rFonts w:cs="Times New Roman"/>
+          <w:b/>
+          <w:szCs w:val="24"/>
+        </w:rPr>
+        <w:t>công</w:t>
+      </w:r>
+      <w:proofErr w:type="spellEnd"/>
+      <w:r>
+        <w:rPr>
+          <w:rFonts w:cs="Times New Roman"/>
+          <w:b/>
+          <w:szCs w:val="24"/>
+        </w:rPr>
+        <w:t xml:space="preserve"> </w:t>
+      </w:r>
+      <w:proofErr w:type="spellStart"/>
+      <w:r>
+        <w:rPr>
+          <w:rFonts w:cs="Times New Roman"/>
+          <w:b/>
+          <w:szCs w:val="24"/>
+        </w:rPr>
+        <w:t>trực</w:t>
+      </w:r>
+      <w:proofErr w:type="spellEnd"/>
+      <w:r>
+        <w:rPr>
+          <w:rFonts w:cs="Times New Roman"/>
+          <w:b/>
+          <w:szCs w:val="24"/>
+        </w:rPr>
+        <w:t xml:space="preserve"> </w:t>
+      </w:r>
+      <w:proofErr w:type="spellStart"/>
+      <w:r>
+        <w:rPr>
+          <w:rFonts w:cs="Times New Roman"/>
+          <w:b/>
+          <w:szCs w:val="24"/>
+        </w:rPr>
+        <w:t>tiếp</w:t>
+      </w:r>
+      <w:proofErr w:type="spellEnd"/>
+      <w:r>
+        <w:rPr>
+          <w:rFonts w:cs="Times New Roman"/>
+          <w:b/>
+          <w:szCs w:val="24"/>
+        </w:rPr>
+        <w:t xml:space="preserve"> </w:t>
+      </w:r>
+      <w:proofErr w:type="spellStart"/>
+      <w:r>
+        <w:rPr>
+          <w:rFonts w:cs="Times New Roman"/>
+          <w:b/>
+          <w:szCs w:val="24"/>
+        </w:rPr>
+        <w:t>DC01</w:t>
+      </w:r>
+      <w:proofErr w:type="spellEnd"/>
+      <w:r>
+        <w:rPr>
+          <w:rFonts w:cs="Times New Roman"/>
+          <w:b/>
+          <w:szCs w:val="24"/>
+        </w:rPr>
+        <w:t xml:space="preserve"> DNS </w:t>
+      </w:r>
+      <w:proofErr w:type="spellStart"/>
+      <w:r>
+        <w:rPr>
+          <w:rFonts w:cs="Times New Roman"/>
+          <w:b/>
+          <w:szCs w:val="24"/>
+        </w:rPr>
+        <w:t>của</w:t>
+      </w:r>
+      <w:proofErr w:type="spellEnd"/>
+      <w:r>
+        <w:rPr>
+          <w:rFonts w:cs="Times New Roman"/>
+          <w:b/>
+          <w:szCs w:val="24"/>
+        </w:rPr>
+        <w:t xml:space="preserve"> LAN-DOMAIN?</w:t>
+      </w:r>
+    </w:p>
+    <w:p>
+      <w:pPr>
+        <w:rPr>
+          <w:rFonts w:cs="Times New Roman"/>
+          <w:szCs w:val="24"/>
+        </w:rPr>
+      </w:pPr>
+      <w:proofErr w:type="spellStart"/>
+      <w:r>
+        <w:rPr>
+          <w:rFonts w:cs="Times New Roman"/>
+          <w:szCs w:val="24"/>
+        </w:rPr>
+        <w:t>Trả</w:t>
+      </w:r>
+      <w:proofErr w:type="spellEnd"/>
+      <w:r>
+        <w:rPr>
+          <w:rFonts w:cs="Times New Roman"/>
+          <w:szCs w:val="24"/>
+        </w:rPr>
+        <w:t xml:space="preserve"> lời: ............................................................................................</w:t>
+      </w:r>
+    </w:p>
+    <w:p>
+      <w:pPr>
+        <w:rPr>
+          <w:rFonts w:cs="Times New Roman"/>
+          <w:szCs w:val="24"/>
+        </w:rPr>
+      </w:pPr>
+      <w:r>
+        <w:rPr>
+          <w:rFonts w:cs="Times New Roman"/>
+          <w:b/>
+          <w:szCs w:val="24"/>
+        </w:rPr>
+        <w:t xml:space="preserve">7. </w:t>
+      </w:r>
+      <w:proofErr w:type="spellStart"/>
+      <w:r>
+        <w:rPr>
+          <w:rFonts w:cs="Times New Roman"/>
+          <w:b/>
+          <w:szCs w:val="24"/>
+        </w:rPr>
+        <w:t>Khác</w:t>
+      </w:r>
+      <w:proofErr w:type="spellEnd"/>
+      <w:r>
+        <w:rPr>
+          <w:rFonts w:cs="Times New Roman"/>
+          <w:b/>
+          <w:szCs w:val="24"/>
+        </w:rPr>
+        <w:t xml:space="preserve"> </w:t>
+      </w:r>
+      <w:proofErr w:type="spellStart"/>
+      <w:r>
+        <w:rPr>
+          <w:rFonts w:cs="Times New Roman"/>
+          <w:b/>
+          <w:szCs w:val="24"/>
+        </w:rPr>
+        <w:t>nhau</w:t>
+      </w:r>
+      <w:proofErr w:type="spellEnd"/>
+      <w:r>
+        <w:rPr>
+          <w:rFonts w:cs="Times New Roman"/>
+          <w:b/>
+          <w:szCs w:val="24"/>
+        </w:rPr>
+        <w:t xml:space="preserve"> </w:t>
+      </w:r>
+      <w:proofErr w:type="spellStart"/>
+      <w:r>
+        <w:rPr>
+          <w:rFonts w:cs="Times New Roman"/>
+          <w:b/>
+          <w:szCs w:val="24"/>
+        </w:rPr>
+        <w:t>giữa</w:t>
+      </w:r>
+      <w:proofErr w:type="spellEnd"/>
+      <w:r>
+        <w:rPr>
+          <w:rFonts w:cs="Times New Roman"/>
+          <w:b/>
+          <w:szCs w:val="24"/>
+        </w:rPr>
+        <w:t xml:space="preserve"> authoritative DNS, recursive resolver </w:t>
+      </w:r>
+      <w:proofErr w:type="spellStart"/>
+      <w:r>
+        <w:rPr>
+          <w:rFonts w:cs="Times New Roman"/>
+          <w:b/>
+          <w:szCs w:val="24"/>
+        </w:rPr>
+        <w:t>và</w:t>
+      </w:r>
+      <w:proofErr w:type="spellEnd"/>
+      <w:r>
+        <w:rPr>
+          <w:rFonts w:cs="Times New Roman"/>
+          <w:b/>
+          <w:szCs w:val="24"/>
+        </w:rPr>
+        <w:t xml:space="preserve"> caching resolver?</w:t>
+      </w:r>
+    </w:p>
+    <w:p>
+      <w:pPr>
+        <w:rPr>
+          <w:rFonts w:cs="Times New Roman"/>
+          <w:szCs w:val="24"/>
+        </w:rPr>
+      </w:pPr>
+      <w:proofErr w:type="spellStart"/>
+      <w:r>
+        <w:rPr>
+          <w:rFonts w:cs="Times New Roman"/>
+          <w:szCs w:val="24"/>
+        </w:rPr>
+        <w:t>Trả</w:t>
+      </w:r>
+      <w:proofErr w:type="spellEnd"/>
+      <w:r>
+        <w:rPr>
+          <w:rFonts w:cs="Times New Roman"/>
+          <w:szCs w:val="24"/>
+        </w:rPr>
+        <w:t xml:space="preserve"> lời: ............................................................................................</w:t>
+      </w:r>
+    </w:p>
+    <w:p>
+      <w:pPr>
+        <w:rPr>
+          <w:rFonts w:cs="Times New Roman"/>
+          <w:szCs w:val="24"/>
+        </w:rPr>
+      </w:pPr>
+      <w:r>
+        <w:rPr>
+          <w:rFonts w:cs="Times New Roman"/>
+          <w:b/>
+          <w:szCs w:val="24"/>
+        </w:rPr>
+        <w:t xml:space="preserve">8. </w:t>
+      </w:r>
+      <w:proofErr w:type="spellStart"/>
+      <w:r>
+        <w:rPr>
+          <w:rFonts w:cs="Times New Roman"/>
+          <w:b/>
+          <w:szCs w:val="24"/>
+        </w:rPr>
+        <w:t>DNSSEC</w:t>
+      </w:r>
+      <w:proofErr w:type="spellEnd"/>
+      <w:r>
+        <w:rPr>
+          <w:rFonts w:cs="Times New Roman"/>
+          <w:b/>
+          <w:szCs w:val="24"/>
+        </w:rPr>
+        <w:t xml:space="preserve"> </w:t>
+      </w:r>
+      <w:proofErr w:type="spellStart"/>
+      <w:r>
+        <w:rPr>
+          <w:rFonts w:cs="Times New Roman"/>
+          <w:b/>
+          <w:szCs w:val="24"/>
+        </w:rPr>
+        <w:t>giải</w:t>
+      </w:r>
+      <w:proofErr w:type="spellEnd"/>
+      <w:r>
+        <w:rPr>
+          <w:rFonts w:cs="Times New Roman"/>
+          <w:b/>
+          <w:szCs w:val="24"/>
+        </w:rPr>
+        <w:t xml:space="preserve"> </w:t>
+      </w:r>
+      <w:proofErr w:type="spellStart"/>
+      <w:r>
+        <w:rPr>
+          <w:rFonts w:cs="Times New Roman"/>
+          <w:b/>
+          <w:szCs w:val="24"/>
+        </w:rPr>
+        <w:t>quyết</w:t>
+      </w:r>
+      <w:proofErr w:type="spellEnd"/>
+      <w:r>
+        <w:rPr>
+          <w:rFonts w:cs="Times New Roman"/>
+          <w:b/>
+          <w:szCs w:val="24"/>
+        </w:rPr>
+        <w:t xml:space="preserve"> </w:t>
+      </w:r>
+      <w:proofErr w:type="spellStart"/>
+      <w:r>
+        <w:rPr>
+          <w:rFonts w:cs="Times New Roman"/>
+          <w:b/>
+          <w:szCs w:val="24"/>
+        </w:rPr>
+        <w:t>vấn</w:t>
+      </w:r>
+      <w:proofErr w:type="spellEnd"/>
+      <w:r>
+        <w:rPr>
+          <w:rFonts w:cs="Times New Roman"/>
+          <w:b/>
+          <w:szCs w:val="24"/>
+        </w:rPr>
+        <w:t xml:space="preserve"> </w:t>
+      </w:r>
+      <w:proofErr w:type="spellStart"/>
+      <w:r>
+        <w:rPr>
+          <w:rFonts w:cs="Times New Roman"/>
+          <w:b/>
+          <w:szCs w:val="24"/>
+        </w:rPr>
+        <w:t>đề</w:t>
+      </w:r>
+      <w:proofErr w:type="spellEnd"/>
+      <w:r>
+        <w:rPr>
+          <w:rFonts w:cs="Times New Roman"/>
+          <w:b/>
+          <w:szCs w:val="24"/>
+        </w:rPr>
+        <w:t xml:space="preserve"> </w:t>
+      </w:r>
+      <w:proofErr w:type="spellStart"/>
+      <w:r>
+        <w:rPr>
+          <w:rFonts w:cs="Times New Roman"/>
+          <w:b/>
+          <w:szCs w:val="24"/>
+        </w:rPr>
+        <w:t>gì</w:t>
+      </w:r>
+      <w:proofErr w:type="spellEnd"/>
+      <w:r>
+        <w:rPr>
+          <w:rFonts w:cs="Times New Roman"/>
+          <w:b/>
+          <w:szCs w:val="24"/>
+        </w:rPr>
+        <w:t xml:space="preserve"> </w:t>
+      </w:r>
+      <w:proofErr w:type="spellStart"/>
+      <w:r>
+        <w:rPr>
+          <w:rFonts w:cs="Times New Roman"/>
+          <w:b/>
+          <w:szCs w:val="24"/>
+        </w:rPr>
+        <w:t>và</w:t>
+      </w:r>
+      <w:proofErr w:type="spellEnd"/>
+      <w:r>
+        <w:rPr>
+          <w:rFonts w:cs="Times New Roman"/>
+          <w:b/>
+          <w:szCs w:val="24"/>
+        </w:rPr>
+        <w:t xml:space="preserve"> </w:t>
+      </w:r>
+      <w:proofErr w:type="spellStart"/>
+      <w:r>
+        <w:rPr>
+          <w:rFonts w:cs="Times New Roman"/>
+          <w:b/>
+          <w:szCs w:val="24"/>
+        </w:rPr>
+        <w:t>vì</w:t>
+      </w:r>
+      <w:proofErr w:type="spellEnd"/>
+      <w:r>
+        <w:rPr>
+          <w:rFonts w:cs="Times New Roman"/>
+          <w:b/>
+          <w:szCs w:val="24"/>
+        </w:rPr>
+        <w:t xml:space="preserve"> </w:t>
+      </w:r>
+      <w:proofErr w:type="spellStart"/>
+      <w:r>
+        <w:rPr>
+          <w:rFonts w:cs="Times New Roman"/>
+          <w:b/>
+          <w:szCs w:val="24"/>
+        </w:rPr>
+        <w:t>sao</w:t>
+      </w:r>
+      <w:proofErr w:type="spellEnd"/>
+      <w:r>
+        <w:rPr>
+          <w:rFonts w:cs="Times New Roman"/>
+          <w:b/>
+          <w:szCs w:val="24"/>
+        </w:rPr>
+        <w:t xml:space="preserve"> zone .test unsigned </w:t>
+      </w:r>
+      <w:proofErr w:type="spellStart"/>
+      <w:r>
+        <w:rPr>
+          <w:rFonts w:cs="Times New Roman"/>
+          <w:b/>
+          <w:szCs w:val="24"/>
+        </w:rPr>
+        <w:t>trong</w:t>
+      </w:r>
+      <w:proofErr w:type="spellEnd"/>
+      <w:r>
+        <w:rPr>
+          <w:rFonts w:cs="Times New Roman"/>
+          <w:b/>
+          <w:szCs w:val="24"/>
+        </w:rPr>
+        <w:t xml:space="preserve"> LAB 9 </w:t>
+      </w:r>
+      <w:proofErr w:type="spellStart"/>
+      <w:r>
+        <w:rPr>
+          <w:rFonts w:cs="Times New Roman"/>
+          <w:b/>
+          <w:szCs w:val="24"/>
+        </w:rPr>
+        <w:t>không</w:t>
+      </w:r>
+      <w:proofErr w:type="spellEnd"/>
+      <w:r>
+        <w:rPr>
+          <w:rFonts w:cs="Times New Roman"/>
+          <w:b/>
+          <w:szCs w:val="24"/>
+        </w:rPr>
+        <w:t xml:space="preserve"> </w:t>
+      </w:r>
+      <w:proofErr w:type="spellStart"/>
+      <w:r>
+        <w:rPr>
+          <w:rFonts w:cs="Times New Roman"/>
+          <w:b/>
+          <w:szCs w:val="24"/>
+        </w:rPr>
+        <w:t>tự</w:t>
+      </w:r>
+      <w:proofErr w:type="spellEnd"/>
+      <w:r>
+        <w:rPr>
+          <w:rFonts w:cs="Times New Roman"/>
+          <w:b/>
+          <w:szCs w:val="24"/>
+        </w:rPr>
+        <w:t xml:space="preserve"> </w:t>
+      </w:r>
+      <w:proofErr w:type="spellStart"/>
+      <w:r>
+        <w:rPr>
+          <w:rFonts w:cs="Times New Roman"/>
+          <w:b/>
+          <w:szCs w:val="24"/>
+        </w:rPr>
+        <w:t>được</w:t>
+      </w:r>
+      <w:proofErr w:type="spellEnd"/>
+      <w:r>
+        <w:rPr>
+          <w:rFonts w:cs="Times New Roman"/>
+          <w:b/>
+          <w:szCs w:val="24"/>
+        </w:rPr>
+        <w:t xml:space="preserve"> </w:t>
+      </w:r>
+      <w:proofErr w:type="spellStart"/>
+      <w:r>
+        <w:rPr>
+          <w:rFonts w:cs="Times New Roman"/>
+          <w:b/>
+          <w:szCs w:val="24"/>
+        </w:rPr>
+        <w:t>bảo</w:t>
+      </w:r>
+      <w:proofErr w:type="spellEnd"/>
+      <w:r>
+        <w:rPr>
+          <w:rFonts w:cs="Times New Roman"/>
+          <w:b/>
+          <w:szCs w:val="24"/>
+        </w:rPr>
+        <w:t xml:space="preserve"> </w:t>
+      </w:r>
+      <w:proofErr w:type="spellStart"/>
+      <w:r>
+        <w:rPr>
+          <w:rFonts w:cs="Times New Roman"/>
+          <w:b/>
+          <w:szCs w:val="24"/>
+        </w:rPr>
+        <w:t>vệ</w:t>
+      </w:r>
+      <w:proofErr w:type="spellEnd"/>
+      <w:r>
+        <w:rPr>
+          <w:rFonts w:cs="Times New Roman"/>
+          <w:b/>
+          <w:szCs w:val="24"/>
+        </w:rPr>
+        <w:t>?</w:t>
+      </w:r>
+    </w:p>
+    <w:p>
+      <w:pPr>
+        <w:rPr>
+          <w:rFonts w:cs="Times New Roman"/>
+          <w:szCs w:val="24"/>
+        </w:rPr>
+      </w:pPr>
+      <w:proofErr w:type="spellStart"/>
+      <w:r>
+        <w:rPr>
+          <w:rFonts w:cs="Times New Roman"/>
+          <w:szCs w:val="24"/>
+        </w:rPr>
+        <w:t>Trả</w:t>
+      </w:r>
+      <w:proofErr w:type="spellEnd"/>
+      <w:r>
+        <w:rPr>
+          <w:rFonts w:cs="Times New Roman"/>
+          <w:szCs w:val="24"/>
+        </w:rPr>
+        <w:t xml:space="preserve"> lời: ............................................................................................</w:t>
+      </w:r>
+    </w:p>
+    <w:p>
+      <w:pPr>
+        <w:rPr>
+          <w:rFonts w:cs="Times New Roman"/>
+          <w:szCs w:val="24"/>
+        </w:rPr>
+      </w:pPr>
+      <w:r>
+        <w:rPr>
+          <w:rFonts w:cs="Times New Roman"/>
+          <w:b/>
+          <w:szCs w:val="24"/>
+        </w:rPr>
+        <w:t xml:space="preserve">9. </w:t>
+      </w:r>
+      <w:proofErr w:type="spellStart"/>
+      <w:r>
+        <w:rPr>
+          <w:rFonts w:cs="Times New Roman"/>
+          <w:b/>
+          <w:szCs w:val="24"/>
+        </w:rPr>
+        <w:t>Tại</w:t>
+      </w:r>
+      <w:proofErr w:type="spellEnd"/>
+      <w:r>
+        <w:rPr>
+          <w:rFonts w:cs="Times New Roman"/>
+          <w:b/>
+          <w:szCs w:val="24"/>
+        </w:rPr>
+        <w:t xml:space="preserve"> </w:t>
+      </w:r>
+      <w:proofErr w:type="spellStart"/>
+      <w:r>
+        <w:rPr>
+          <w:rFonts w:cs="Times New Roman"/>
+          <w:b/>
+          <w:szCs w:val="24"/>
+        </w:rPr>
+        <w:t>sao</w:t>
+      </w:r>
+      <w:proofErr w:type="spellEnd"/>
+      <w:r>
+        <w:rPr>
+          <w:rFonts w:cs="Times New Roman"/>
+          <w:b/>
+          <w:szCs w:val="24"/>
+        </w:rPr>
+        <w:t xml:space="preserve"> </w:t>
+      </w:r>
+      <w:proofErr w:type="spellStart"/>
+      <w:r>
+        <w:rPr>
+          <w:rFonts w:cs="Times New Roman"/>
+          <w:b/>
+          <w:szCs w:val="24"/>
+        </w:rPr>
+        <w:t>chỉ</w:t>
+      </w:r>
+      <w:proofErr w:type="spellEnd"/>
+      <w:r>
+        <w:rPr>
+          <w:rFonts w:cs="Times New Roman"/>
+          <w:b/>
+          <w:szCs w:val="24"/>
+        </w:rPr>
+        <w:t xml:space="preserve"> </w:t>
+      </w:r>
+      <w:proofErr w:type="spellStart"/>
+      <w:r>
+        <w:rPr>
+          <w:rFonts w:cs="Times New Roman"/>
+          <w:b/>
+          <w:szCs w:val="24"/>
+        </w:rPr>
+        <w:t>chặn</w:t>
+      </w:r>
+      <w:proofErr w:type="spellEnd"/>
+      <w:r>
+        <w:rPr>
+          <w:rFonts w:cs="Times New Roman"/>
+          <w:b/>
+          <w:szCs w:val="24"/>
+        </w:rPr>
+        <w:t xml:space="preserve"> UDP/53 </w:t>
+      </w:r>
+      <w:proofErr w:type="spellStart"/>
+      <w:r>
+        <w:rPr>
+          <w:rFonts w:cs="Times New Roman"/>
+          <w:b/>
+          <w:szCs w:val="24"/>
+        </w:rPr>
+        <w:t>là</w:t>
+      </w:r>
+      <w:proofErr w:type="spellEnd"/>
+      <w:r>
+        <w:rPr>
+          <w:rFonts w:cs="Times New Roman"/>
+          <w:b/>
+          <w:szCs w:val="24"/>
+        </w:rPr>
+        <w:t xml:space="preserve"> </w:t>
+      </w:r>
+      <w:proofErr w:type="spellStart"/>
+      <w:r>
+        <w:rPr>
+          <w:rFonts w:cs="Times New Roman"/>
+          <w:b/>
+          <w:szCs w:val="24"/>
+        </w:rPr>
+        <w:t>chưa</w:t>
+      </w:r>
+      <w:proofErr w:type="spellEnd"/>
+      <w:r>
+        <w:rPr>
+          <w:rFonts w:cs="Times New Roman"/>
+          <w:b/>
+          <w:szCs w:val="24"/>
+        </w:rPr>
+        <w:t xml:space="preserve"> </w:t>
+      </w:r>
+      <w:proofErr w:type="spellStart"/>
+      <w:r>
+        <w:rPr>
+          <w:rFonts w:cs="Times New Roman"/>
+          <w:b/>
+          <w:szCs w:val="24"/>
+        </w:rPr>
+        <w:t>đủ</w:t>
+      </w:r>
+      <w:proofErr w:type="spellEnd"/>
+      <w:r>
+        <w:rPr>
+          <w:rFonts w:cs="Times New Roman"/>
+          <w:b/>
+          <w:szCs w:val="24"/>
+        </w:rPr>
+        <w:t xml:space="preserve"> </w:t>
+      </w:r>
+      <w:proofErr w:type="spellStart"/>
+      <w:r>
+        <w:rPr>
+          <w:rFonts w:cs="Times New Roman"/>
+          <w:b/>
+          <w:szCs w:val="24"/>
+        </w:rPr>
+        <w:t>nếu</w:t>
+      </w:r>
+      <w:proofErr w:type="spellEnd"/>
+      <w:r>
+        <w:rPr>
+          <w:rFonts w:cs="Times New Roman"/>
+          <w:b/>
+          <w:szCs w:val="24"/>
+        </w:rPr>
+        <w:t xml:space="preserve"> </w:t>
+      </w:r>
+      <w:proofErr w:type="spellStart"/>
+      <w:r>
+        <w:rPr>
+          <w:rFonts w:cs="Times New Roman"/>
+          <w:b/>
+          <w:szCs w:val="24"/>
+        </w:rPr>
+        <w:t>muốn</w:t>
+      </w:r>
+      <w:proofErr w:type="spellEnd"/>
+      <w:r>
+        <w:rPr>
+          <w:rFonts w:cs="Times New Roman"/>
+          <w:b/>
+          <w:szCs w:val="24"/>
+        </w:rPr>
+        <w:t xml:space="preserve"> </w:t>
+      </w:r>
+      <w:proofErr w:type="spellStart"/>
+      <w:r>
+        <w:rPr>
+          <w:rFonts w:cs="Times New Roman"/>
+          <w:b/>
+          <w:szCs w:val="24"/>
+        </w:rPr>
+        <w:t>kiểm</w:t>
+      </w:r>
+      <w:proofErr w:type="spellEnd"/>
+      <w:r>
+        <w:rPr>
+          <w:rFonts w:cs="Times New Roman"/>
+          <w:b/>
+          <w:szCs w:val="24"/>
+        </w:rPr>
+        <w:t xml:space="preserve"> </w:t>
+      </w:r>
+      <w:proofErr w:type="spellStart"/>
+      <w:r>
+        <w:rPr>
+          <w:rFonts w:cs="Times New Roman"/>
+          <w:b/>
+          <w:szCs w:val="24"/>
+        </w:rPr>
+        <w:t>soát</w:t>
+      </w:r>
+      <w:proofErr w:type="spellEnd"/>
+      <w:r>
+        <w:rPr>
+          <w:rFonts w:cs="Times New Roman"/>
+          <w:b/>
+          <w:szCs w:val="24"/>
+        </w:rPr>
+        <w:t xml:space="preserve"> DNS </w:t>
+      </w:r>
+      <w:proofErr w:type="spellStart"/>
+      <w:r>
+        <w:rPr>
+          <w:rFonts w:cs="Times New Roman"/>
+          <w:b/>
+          <w:szCs w:val="24"/>
+        </w:rPr>
+        <w:t>trong</w:t>
+      </w:r>
+      <w:proofErr w:type="spellEnd"/>
+      <w:r>
+        <w:rPr>
+          <w:rFonts w:cs="Times New Roman"/>
+          <w:b/>
+          <w:szCs w:val="24"/>
+        </w:rPr>
+        <w:t xml:space="preserve"> </w:t>
+      </w:r>
+      <w:proofErr w:type="spellStart"/>
+      <w:r>
+        <w:rPr>
+          <w:rFonts w:cs="Times New Roman"/>
+          <w:b/>
+          <w:szCs w:val="24"/>
+        </w:rPr>
+        <w:t>mạng</w:t>
+      </w:r>
+      <w:proofErr w:type="spellEnd"/>
+      <w:r>
+        <w:rPr>
+          <w:rFonts w:cs="Times New Roman"/>
+          <w:b/>
+          <w:szCs w:val="24"/>
+        </w:rPr>
+        <w:t xml:space="preserve"> </w:t>
+      </w:r>
+      <w:proofErr w:type="spellStart"/>
+      <w:r>
+        <w:rPr>
+          <w:rFonts w:cs="Times New Roman"/>
+          <w:b/>
+          <w:szCs w:val="24"/>
+        </w:rPr>
+        <w:t>hiện</w:t>
+      </w:r>
+      <w:proofErr w:type="spellEnd"/>
+      <w:r>
+        <w:rPr>
+          <w:rFonts w:cs="Times New Roman"/>
+          <w:b/>
+          <w:szCs w:val="24"/>
+        </w:rPr>
+        <w:t xml:space="preserve"> </w:t>
+      </w:r>
+      <w:proofErr w:type="spellStart"/>
+      <w:r>
+        <w:rPr>
+          <w:rFonts w:cs="Times New Roman"/>
+          <w:b/>
+          <w:szCs w:val="24"/>
+        </w:rPr>
+        <w:t>đại</w:t>
+      </w:r>
+      <w:proofErr w:type="spellEnd"/>
+      <w:r>
+        <w:rPr>
+          <w:rFonts w:cs="Times New Roman"/>
+          <w:b/>
+          <w:szCs w:val="24"/>
+        </w:rPr>
+        <w:t>?</w:t>
+      </w:r>
+    </w:p>
+    <w:p>
+      <w:pPr>
+        <w:rPr>
+          <w:rFonts w:cs="Times New Roman"/>
+          <w:szCs w:val="24"/>
+        </w:rPr>
+      </w:pPr>
+      <w:proofErr w:type="spellStart"/>
+      <w:r>
+        <w:rPr>
+          <w:rFonts w:cs="Times New Roman"/>
+          <w:szCs w:val="24"/>
+        </w:rPr>
+        <w:t>Trả</w:t>
+      </w:r>
+      <w:proofErr w:type="spellEnd"/>
+      <w:r>
+        <w:rPr>
+          <w:rFonts w:cs="Times New Roman"/>
+          <w:szCs w:val="24"/>
+        </w:rPr>
+        <w:t xml:space="preserve"> lời: ............................................................................................</w:t>
+      </w:r>
+    </w:p>
+    <w:p>
+      <w:pPr>
+        <w:rPr>
+          <w:rFonts w:cs="Times New Roman"/>
+          <w:szCs w:val="24"/>
+        </w:rPr>
+      </w:pPr>
+      <w:r>
+        <w:rPr>
+          <w:rFonts w:cs="Times New Roman"/>
+          <w:b/>
+          <w:szCs w:val="24"/>
+        </w:rPr>
+        <w:t xml:space="preserve">10. </w:t>
+      </w:r>
+      <w:proofErr w:type="spellStart"/>
+      <w:r>
+        <w:rPr>
+          <w:rFonts w:cs="Times New Roman"/>
+          <w:b/>
+          <w:szCs w:val="24"/>
+        </w:rPr>
+        <w:t>Nêu</w:t>
+      </w:r>
+      <w:proofErr w:type="spellEnd"/>
+      <w:r>
+        <w:rPr>
+          <w:rFonts w:cs="Times New Roman"/>
+          <w:b/>
+          <w:szCs w:val="24"/>
+        </w:rPr>
+        <w:t xml:space="preserve"> </w:t>
+      </w:r>
+      <w:proofErr w:type="spellStart"/>
+      <w:r>
+        <w:rPr>
+          <w:rFonts w:cs="Times New Roman"/>
+          <w:b/>
+          <w:szCs w:val="24"/>
+        </w:rPr>
+        <w:t>tối</w:t>
+      </w:r>
+      <w:proofErr w:type="spellEnd"/>
+      <w:r>
+        <w:rPr>
+          <w:rFonts w:cs="Times New Roman"/>
+          <w:b/>
+          <w:szCs w:val="24"/>
+        </w:rPr>
+        <w:t xml:space="preserve"> </w:t>
+      </w:r>
+      <w:proofErr w:type="spellStart"/>
+      <w:r>
+        <w:rPr>
+          <w:rFonts w:cs="Times New Roman"/>
+          <w:b/>
+          <w:szCs w:val="24"/>
+        </w:rPr>
+        <w:t>thiểu</w:t>
+      </w:r>
+      <w:proofErr w:type="spellEnd"/>
+      <w:r>
+        <w:rPr>
+          <w:rFonts w:cs="Times New Roman"/>
+          <w:b/>
+          <w:szCs w:val="24"/>
+        </w:rPr>
+        <w:t xml:space="preserve"> </w:t>
+      </w:r>
+      <w:proofErr w:type="spellStart"/>
+      <w:r>
+        <w:rPr>
+          <w:rFonts w:cs="Times New Roman"/>
+          <w:b/>
+          <w:szCs w:val="24"/>
+        </w:rPr>
+        <w:t>bốn</w:t>
+      </w:r>
+      <w:proofErr w:type="spellEnd"/>
+      <w:r>
+        <w:rPr>
+          <w:rFonts w:cs="Times New Roman"/>
+          <w:b/>
+          <w:szCs w:val="24"/>
+        </w:rPr>
+        <w:t xml:space="preserve"> </w:t>
+      </w:r>
+      <w:proofErr w:type="spellStart"/>
+      <w:r>
+        <w:rPr>
+          <w:rFonts w:cs="Times New Roman"/>
+          <w:b/>
+          <w:szCs w:val="24"/>
+        </w:rPr>
+        <w:t>biện</w:t>
+      </w:r>
+      <w:proofErr w:type="spellEnd"/>
+      <w:r>
+        <w:rPr>
+          <w:rFonts w:cs="Times New Roman"/>
+          <w:b/>
+          <w:szCs w:val="24"/>
+        </w:rPr>
+        <w:t xml:space="preserve"> </w:t>
+      </w:r>
+      <w:proofErr w:type="spellStart"/>
+      <w:r>
+        <w:rPr>
+          <w:rFonts w:cs="Times New Roman"/>
+          <w:b/>
+          <w:szCs w:val="24"/>
+        </w:rPr>
+        <w:t>pháp</w:t>
+      </w:r>
+      <w:proofErr w:type="spellEnd"/>
+      <w:r>
+        <w:rPr>
+          <w:rFonts w:cs="Times New Roman"/>
+          <w:b/>
+          <w:szCs w:val="24"/>
+        </w:rPr>
+        <w:t xml:space="preserve"> hardening </w:t>
+      </w:r>
+      <w:proofErr w:type="spellStart"/>
+      <w:r>
+        <w:rPr>
+          <w:rFonts w:cs="Times New Roman"/>
+          <w:b/>
+          <w:szCs w:val="24"/>
+        </w:rPr>
+        <w:t>sau</w:t>
+      </w:r>
+      <w:proofErr w:type="spellEnd"/>
+      <w:r>
+        <w:rPr>
+          <w:rFonts w:cs="Times New Roman"/>
+          <w:b/>
+          <w:szCs w:val="24"/>
+        </w:rPr>
+        <w:t xml:space="preserve"> </w:t>
+      </w:r>
+      <w:proofErr w:type="spellStart"/>
+      <w:r>
+        <w:rPr>
+          <w:rFonts w:cs="Times New Roman"/>
+          <w:b/>
+          <w:szCs w:val="24"/>
+        </w:rPr>
+        <w:t>khi</w:t>
+      </w:r>
+      <w:proofErr w:type="spellEnd"/>
+      <w:r>
+        <w:rPr>
+          <w:rFonts w:cs="Times New Roman"/>
+          <w:b/>
+          <w:szCs w:val="24"/>
+        </w:rPr>
+        <w:t xml:space="preserve"> </w:t>
+      </w:r>
+      <w:proofErr w:type="spellStart"/>
+      <w:r>
+        <w:rPr>
+          <w:rFonts w:cs="Times New Roman"/>
+          <w:b/>
+          <w:szCs w:val="24"/>
+        </w:rPr>
+        <w:t>hoàn</w:t>
+      </w:r>
+      <w:proofErr w:type="spellEnd"/>
+      <w:r>
+        <w:rPr>
+          <w:rFonts w:cs="Times New Roman"/>
+          <w:b/>
+          <w:szCs w:val="24"/>
+        </w:rPr>
+        <w:t xml:space="preserve"> </w:t>
+      </w:r>
+      <w:proofErr w:type="spellStart"/>
+      <w:r>
+        <w:rPr>
+          <w:rFonts w:cs="Times New Roman"/>
+          <w:b/>
+          <w:szCs w:val="24"/>
+        </w:rPr>
+        <w:t>thành</w:t>
+      </w:r>
+      <w:proofErr w:type="spellEnd"/>
+      <w:r>
+        <w:rPr>
+          <w:rFonts w:cs="Times New Roman"/>
+          <w:b/>
+          <w:szCs w:val="24"/>
+        </w:rPr>
+        <w:t xml:space="preserve"> </w:t>
+      </w:r>
+      <w:proofErr w:type="spellStart"/>
+      <w:r>
+        <w:rPr>
+          <w:rFonts w:cs="Times New Roman"/>
+          <w:b/>
+          <w:szCs w:val="24"/>
+        </w:rPr>
+        <w:t>bài</w:t>
+      </w:r>
+      <w:proofErr w:type="spellEnd"/>
+      <w:r>
+        <w:rPr>
+          <w:rFonts w:cs="Times New Roman"/>
+          <w:b/>
+          <w:szCs w:val="24"/>
+        </w:rPr>
+        <w:t>.</w:t>
+      </w:r>
+    </w:p>
+    <w:p>
+      <w:pPr>
+        <w:rPr>
+          <w:rFonts w:cs="Times New Roman"/>
+          <w:szCs w:val="24"/>
+        </w:rPr>
+      </w:pPr>
+      <w:proofErr w:type="spellStart"/>
+      <w:r>
+        <w:rPr>
+          <w:rFonts w:cs="Times New Roman"/>
+          <w:szCs w:val="24"/>
+        </w:rPr>
+        <w:t>Trả</w:t>
+      </w:r>
+      <w:proofErr w:type="spellEnd"/>
+      <w:r>
+        <w:rPr>
+          <w:rFonts w:cs="Times New Roman"/>
+          <w:szCs w:val="24"/>
+        </w:rPr>
+        <w:t xml:space="preserve"> lời: ............................................................................................</w:t>
+      </w:r>
+    </w:p>
+    <w:p>
+      <w:pPr>
         <w:pStyle w:val="Heading2"/>
         <w:rPr>
           <w:rFonts w:ascii="Times New Roman" w:hAnsi="Times New Roman" w:cs="Times New Roman"/>
@@ -673,14 +3304,14 @@
           <w:szCs w:val="24"/>
         </w:rPr>
       </w:pPr>
-      <w:bookmarkStart w:id="1" w:name="_Toc243897588"/>
+      <w:bookmarkStart w:id="2" w:name="_Toc243897589"/>
       <w:r>
         <w:rPr>
           <w:rFonts w:ascii="Times New Roman" w:hAnsi="Times New Roman" w:cs="Times New Roman"/>
           <w:sz w:val="24"/>
           <w:szCs w:val="24"/>
         </w:rPr>
-        <w:t xml:space="preserve">1. </w:t>
+        <w:t xml:space="preserve">2. </w:t>
       </w:r>
       <w:proofErr w:type="spellStart"/>
       <w:r>
@@ -689,7 +3320,7 @@
           <w:sz w:val="24"/>
           <w:szCs w:val="24"/>
         </w:rPr>
-        <w:t>Câu</w:t>
+        <w:t>Ảnh</w:t>
       </w:r>
       <w:proofErr w:type="spellEnd"/>
       <w:r>
@@ -707,23 +3338,25 @@
           <w:sz w:val="24"/>
           <w:szCs w:val="24"/>
         </w:rPr>
-        <w:t>h</w:t>
-      </w:r>
+        <w:t>minh</w:t>
+      </w:r>
+      <w:proofErr w:type="spellEnd"/>
       <w:r>
         <w:rPr>
           <w:rFonts w:ascii="Times New Roman" w:hAnsi="Times New Roman" w:cs="Times New Roman"/>
           <w:sz w:val="24"/>
           <w:szCs w:val="24"/>
         </w:rPr>
-        <w:t>ỏ</w:t>
-      </w:r>
+        <w:t xml:space="preserve"> </w:t>
+      </w:r>
+      <w:proofErr w:type="spellStart"/>
       <w:r>
         <w:rPr>
           <w:rFonts w:ascii="Times New Roman" w:hAnsi="Times New Roman" w:cs="Times New Roman"/>
           <w:sz w:val="24"/>
           <w:szCs w:val="24"/>
         </w:rPr>
-        <w:t>i</w:t>
+        <w:t>chứng</w:t>
       </w:r>
       <w:proofErr w:type="spellEnd"/>
       <w:r>
@@ -741,7 +3374,7 @@
           <w:sz w:val="24"/>
           <w:szCs w:val="24"/>
         </w:rPr>
-        <w:t>phân</w:t>
+        <w:t>bắt</w:t>
       </w:r>
       <w:proofErr w:type="spellEnd"/>
       <w:r>
@@ -759,2948 +3392,7 @@
           <w:sz w:val="24"/>
           <w:szCs w:val="24"/>
         </w:rPr>
-        <w:t>tích</w:t>
-      </w:r>
-      <w:bookmarkEnd w:id="1"/>
-      <w:proofErr w:type="spellEnd"/>
-    </w:p>
-    <w:p>
-      <w:pPr>
-        <w:rPr>
-          <w:rFonts w:cs="Times New Roman"/>
-          <w:szCs w:val="24"/>
-        </w:rPr>
-      </w:pPr>
-      <w:r>
-        <w:rPr>
-          <w:rFonts w:cs="Times New Roman"/>
-          <w:b/>
-          <w:szCs w:val="24"/>
-        </w:rPr>
-        <w:t xml:space="preserve">1. </w:t>
-      </w:r>
-      <w:proofErr w:type="spellStart"/>
-      <w:r>
-        <w:rPr>
-          <w:rFonts w:cs="Times New Roman"/>
-          <w:b/>
-          <w:szCs w:val="24"/>
-        </w:rPr>
-        <w:t>Tại</w:t>
-      </w:r>
-      <w:proofErr w:type="spellEnd"/>
-      <w:r>
-        <w:rPr>
-          <w:rFonts w:cs="Times New Roman"/>
-          <w:b/>
-          <w:szCs w:val="24"/>
-        </w:rPr>
-        <w:t xml:space="preserve"> </w:t>
-      </w:r>
-      <w:proofErr w:type="spellStart"/>
-      <w:r>
-        <w:rPr>
-          <w:rFonts w:cs="Times New Roman"/>
-          <w:b/>
-          <w:szCs w:val="24"/>
-        </w:rPr>
-        <w:t>sao</w:t>
-      </w:r>
-      <w:proofErr w:type="spellEnd"/>
-      <w:r>
-        <w:rPr>
-          <w:rFonts w:cs="Times New Roman"/>
-          <w:b/>
-          <w:szCs w:val="24"/>
-        </w:rPr>
-        <w:t xml:space="preserve"> /</w:t>
-      </w:r>
-      <w:proofErr w:type="spellStart"/>
-      <w:r>
-        <w:rPr>
-          <w:rFonts w:cs="Times New Roman"/>
-          <w:b/>
-          <w:szCs w:val="24"/>
-        </w:rPr>
-        <w:t>etc</w:t>
-      </w:r>
-      <w:proofErr w:type="spellEnd"/>
-      <w:r>
-        <w:rPr>
-          <w:rFonts w:cs="Times New Roman"/>
-          <w:b/>
-          <w:szCs w:val="24"/>
-        </w:rPr>
-        <w:t>/host</w:t>
-      </w:r>
-      <w:r>
-        <w:rPr>
-          <w:rFonts w:cs="Times New Roman"/>
-          <w:b/>
-          <w:szCs w:val="24"/>
-        </w:rPr>
-        <w:t xml:space="preserve">s </w:t>
-      </w:r>
-      <w:proofErr w:type="spellStart"/>
-      <w:r>
-        <w:rPr>
-          <w:rFonts w:cs="Times New Roman"/>
-          <w:b/>
-          <w:szCs w:val="24"/>
-        </w:rPr>
-        <w:t>có</w:t>
-      </w:r>
-      <w:proofErr w:type="spellEnd"/>
-      <w:r>
-        <w:rPr>
-          <w:rFonts w:cs="Times New Roman"/>
-          <w:b/>
-          <w:szCs w:val="24"/>
-        </w:rPr>
-        <w:t xml:space="preserve"> </w:t>
-      </w:r>
-      <w:proofErr w:type="spellStart"/>
-      <w:r>
-        <w:rPr>
-          <w:rFonts w:cs="Times New Roman"/>
-          <w:b/>
-          <w:szCs w:val="24"/>
-        </w:rPr>
-        <w:t>thể</w:t>
-      </w:r>
-      <w:proofErr w:type="spellEnd"/>
-      <w:r>
-        <w:rPr>
-          <w:rFonts w:cs="Times New Roman"/>
-          <w:b/>
-          <w:szCs w:val="24"/>
-        </w:rPr>
-        <w:t xml:space="preserve"> </w:t>
-      </w:r>
-      <w:proofErr w:type="spellStart"/>
-      <w:r>
-        <w:rPr>
-          <w:rFonts w:cs="Times New Roman"/>
-          <w:b/>
-          <w:szCs w:val="24"/>
-        </w:rPr>
-        <w:t>ảnh</w:t>
-      </w:r>
-      <w:proofErr w:type="spellEnd"/>
-      <w:r>
-        <w:rPr>
-          <w:rFonts w:cs="Times New Roman"/>
-          <w:b/>
-          <w:szCs w:val="24"/>
-        </w:rPr>
-        <w:t xml:space="preserve"> </w:t>
-      </w:r>
-      <w:proofErr w:type="spellStart"/>
-      <w:r>
-        <w:rPr>
-          <w:rFonts w:cs="Times New Roman"/>
-          <w:b/>
-          <w:szCs w:val="24"/>
-        </w:rPr>
-        <w:t>hưởng</w:t>
-      </w:r>
-      <w:proofErr w:type="spellEnd"/>
-      <w:r>
-        <w:rPr>
-          <w:rFonts w:cs="Times New Roman"/>
-          <w:b/>
-          <w:szCs w:val="24"/>
-        </w:rPr>
-        <w:t xml:space="preserve"> </w:t>
-      </w:r>
-      <w:proofErr w:type="spellStart"/>
-      <w:r>
-        <w:rPr>
-          <w:rFonts w:cs="Times New Roman"/>
-          <w:b/>
-          <w:szCs w:val="24"/>
-        </w:rPr>
-        <w:t>trình</w:t>
-      </w:r>
-      <w:proofErr w:type="spellEnd"/>
-      <w:r>
-        <w:rPr>
-          <w:rFonts w:cs="Times New Roman"/>
-          <w:b/>
-          <w:szCs w:val="24"/>
-        </w:rPr>
-        <w:t xml:space="preserve"> </w:t>
-      </w:r>
-      <w:proofErr w:type="spellStart"/>
-      <w:r>
-        <w:rPr>
-          <w:rFonts w:cs="Times New Roman"/>
-          <w:b/>
-          <w:szCs w:val="24"/>
-        </w:rPr>
-        <w:t>duyệt</w:t>
-      </w:r>
-      <w:proofErr w:type="spellEnd"/>
-      <w:r>
-        <w:rPr>
-          <w:rFonts w:cs="Times New Roman"/>
-          <w:b/>
-          <w:szCs w:val="24"/>
-        </w:rPr>
-        <w:t xml:space="preserve"> </w:t>
-      </w:r>
-      <w:proofErr w:type="spellStart"/>
-      <w:r>
-        <w:rPr>
-          <w:rFonts w:cs="Times New Roman"/>
-          <w:b/>
-          <w:szCs w:val="24"/>
-        </w:rPr>
-        <w:t>nhưng</w:t>
-      </w:r>
-      <w:proofErr w:type="spellEnd"/>
-      <w:r>
-        <w:rPr>
-          <w:rFonts w:cs="Times New Roman"/>
-          <w:b/>
-          <w:szCs w:val="24"/>
-        </w:rPr>
-        <w:t xml:space="preserve"> dig @DNS-SERVER </w:t>
-      </w:r>
-      <w:proofErr w:type="spellStart"/>
-      <w:r>
-        <w:rPr>
-          <w:rFonts w:cs="Times New Roman"/>
-          <w:b/>
-          <w:szCs w:val="24"/>
-        </w:rPr>
-        <w:t>vẫn</w:t>
-      </w:r>
-      <w:proofErr w:type="spellEnd"/>
-      <w:r>
-        <w:rPr>
-          <w:rFonts w:cs="Times New Roman"/>
-          <w:b/>
-          <w:szCs w:val="24"/>
-        </w:rPr>
-        <w:t xml:space="preserve"> </w:t>
-      </w:r>
-      <w:proofErr w:type="spellStart"/>
-      <w:r>
-        <w:rPr>
-          <w:rFonts w:cs="Times New Roman"/>
-          <w:b/>
-          <w:szCs w:val="24"/>
-        </w:rPr>
-        <w:t>trả</w:t>
-      </w:r>
-      <w:proofErr w:type="spellEnd"/>
-      <w:r>
-        <w:rPr>
-          <w:rFonts w:cs="Times New Roman"/>
-          <w:b/>
-          <w:szCs w:val="24"/>
-        </w:rPr>
-        <w:t xml:space="preserve"> </w:t>
-      </w:r>
-      <w:proofErr w:type="spellStart"/>
-      <w:r>
-        <w:rPr>
-          <w:rFonts w:cs="Times New Roman"/>
-          <w:b/>
-          <w:szCs w:val="24"/>
-        </w:rPr>
-        <w:t>kết</w:t>
-      </w:r>
-      <w:proofErr w:type="spellEnd"/>
-      <w:r>
-        <w:rPr>
-          <w:rFonts w:cs="Times New Roman"/>
-          <w:b/>
-          <w:szCs w:val="24"/>
-        </w:rPr>
-        <w:t xml:space="preserve"> </w:t>
-      </w:r>
-      <w:proofErr w:type="spellStart"/>
-      <w:r>
-        <w:rPr>
-          <w:rFonts w:cs="Times New Roman"/>
-          <w:b/>
-          <w:szCs w:val="24"/>
-        </w:rPr>
-        <w:t>quả</w:t>
-      </w:r>
-      <w:proofErr w:type="spellEnd"/>
-      <w:r>
-        <w:rPr>
-          <w:rFonts w:cs="Times New Roman"/>
-          <w:b/>
-          <w:szCs w:val="24"/>
-        </w:rPr>
-        <w:t xml:space="preserve"> DNS </w:t>
-      </w:r>
-      <w:proofErr w:type="spellStart"/>
-      <w:r>
-        <w:rPr>
-          <w:rFonts w:cs="Times New Roman"/>
-          <w:b/>
-          <w:szCs w:val="24"/>
-        </w:rPr>
-        <w:t>gốc</w:t>
-      </w:r>
-      <w:proofErr w:type="spellEnd"/>
-      <w:r>
-        <w:rPr>
-          <w:rFonts w:cs="Times New Roman"/>
-          <w:b/>
-          <w:szCs w:val="24"/>
-        </w:rPr>
-        <w:t>?</w:t>
-      </w:r>
-    </w:p>
-    <w:p>
-      <w:pPr>
-        <w:rPr>
-          <w:rFonts w:cs="Times New Roman"/>
-          <w:szCs w:val="24"/>
-        </w:rPr>
-      </w:pPr>
-      <w:proofErr w:type="spellStart"/>
-      <w:r>
-        <w:rPr>
-          <w:rFonts w:cs="Times New Roman"/>
-          <w:szCs w:val="24"/>
-        </w:rPr>
-        <w:t>Trả</w:t>
-      </w:r>
-      <w:proofErr w:type="spellEnd"/>
-      <w:r>
-        <w:rPr>
-          <w:rFonts w:cs="Times New Roman"/>
-          <w:szCs w:val="24"/>
-        </w:rPr>
-        <w:t xml:space="preserve"> </w:t>
-      </w:r>
-      <w:proofErr w:type="spellStart"/>
-      <w:r>
-        <w:rPr>
-          <w:rFonts w:cs="Times New Roman"/>
-          <w:szCs w:val="24"/>
-        </w:rPr>
-        <w:t>lời</w:t>
-      </w:r>
-      <w:proofErr w:type="spellEnd"/>
-      <w:r>
-        <w:rPr>
-          <w:rFonts w:cs="Times New Roman"/>
-          <w:szCs w:val="24"/>
-        </w:rPr>
-        <w:t>: ............................................................................................</w:t>
-      </w:r>
-    </w:p>
-    <w:p>
-      <w:pPr>
-        <w:rPr>
-          <w:rFonts w:cs="Times New Roman"/>
-          <w:szCs w:val="24"/>
-        </w:rPr>
-      </w:pPr>
-      <w:r>
-        <w:rPr>
-          <w:rFonts w:cs="Times New Roman"/>
-          <w:b/>
-          <w:szCs w:val="24"/>
-        </w:rPr>
-        <w:t xml:space="preserve">2. </w:t>
-      </w:r>
-      <w:proofErr w:type="spellStart"/>
-      <w:r>
-        <w:rPr>
-          <w:rFonts w:cs="Times New Roman"/>
-          <w:b/>
-          <w:szCs w:val="24"/>
-        </w:rPr>
-        <w:t>Những</w:t>
-      </w:r>
-      <w:proofErr w:type="spellEnd"/>
-      <w:r>
-        <w:rPr>
-          <w:rFonts w:cs="Times New Roman"/>
-          <w:b/>
-          <w:szCs w:val="24"/>
-        </w:rPr>
-        <w:t xml:space="preserve"> </w:t>
-      </w:r>
-      <w:proofErr w:type="spellStart"/>
-      <w:r>
-        <w:rPr>
-          <w:rFonts w:cs="Times New Roman"/>
-          <w:b/>
-          <w:szCs w:val="24"/>
-        </w:rPr>
-        <w:t>trường</w:t>
-      </w:r>
-      <w:proofErr w:type="spellEnd"/>
-      <w:r>
-        <w:rPr>
-          <w:rFonts w:cs="Times New Roman"/>
-          <w:b/>
-          <w:szCs w:val="24"/>
-        </w:rPr>
-        <w:t xml:space="preserve"> </w:t>
-      </w:r>
-      <w:proofErr w:type="spellStart"/>
-      <w:r>
-        <w:rPr>
-          <w:rFonts w:cs="Times New Roman"/>
-          <w:b/>
-          <w:szCs w:val="24"/>
-        </w:rPr>
-        <w:t>nào</w:t>
-      </w:r>
-      <w:proofErr w:type="spellEnd"/>
-      <w:r>
-        <w:rPr>
-          <w:rFonts w:cs="Times New Roman"/>
-          <w:b/>
-          <w:szCs w:val="24"/>
-        </w:rPr>
-        <w:t xml:space="preserve"> </w:t>
-      </w:r>
-      <w:proofErr w:type="spellStart"/>
-      <w:r>
-        <w:rPr>
-          <w:rFonts w:cs="Times New Roman"/>
-          <w:b/>
-          <w:szCs w:val="24"/>
-        </w:rPr>
-        <w:t>của</w:t>
-      </w:r>
-      <w:proofErr w:type="spellEnd"/>
-      <w:r>
-        <w:rPr>
-          <w:rFonts w:cs="Times New Roman"/>
-          <w:b/>
-          <w:szCs w:val="24"/>
-        </w:rPr>
-        <w:t xml:space="preserve"> DNS/UDP </w:t>
-      </w:r>
-      <w:proofErr w:type="spellStart"/>
-      <w:r>
-        <w:rPr>
-          <w:rFonts w:cs="Times New Roman"/>
-          <w:b/>
-          <w:szCs w:val="24"/>
-        </w:rPr>
-        <w:t>phải</w:t>
-      </w:r>
-      <w:proofErr w:type="spellEnd"/>
-      <w:r>
-        <w:rPr>
-          <w:rFonts w:cs="Times New Roman"/>
-          <w:b/>
-          <w:szCs w:val="24"/>
-        </w:rPr>
-        <w:t xml:space="preserve"> </w:t>
-      </w:r>
-      <w:proofErr w:type="spellStart"/>
-      <w:r>
-        <w:rPr>
-          <w:rFonts w:cs="Times New Roman"/>
-          <w:b/>
-          <w:szCs w:val="24"/>
-        </w:rPr>
-        <w:t>khớp</w:t>
-      </w:r>
-      <w:proofErr w:type="spellEnd"/>
-      <w:r>
-        <w:rPr>
-          <w:rFonts w:cs="Times New Roman"/>
-          <w:b/>
-          <w:szCs w:val="24"/>
-        </w:rPr>
-        <w:t xml:space="preserve"> </w:t>
-      </w:r>
-      <w:proofErr w:type="spellStart"/>
-      <w:r>
-        <w:rPr>
-          <w:rFonts w:cs="Times New Roman"/>
-          <w:b/>
-          <w:szCs w:val="24"/>
-        </w:rPr>
-        <w:t>để</w:t>
-      </w:r>
-      <w:proofErr w:type="spellEnd"/>
-      <w:r>
-        <w:rPr>
-          <w:rFonts w:cs="Times New Roman"/>
-          <w:b/>
-          <w:szCs w:val="24"/>
-        </w:rPr>
-        <w:t xml:space="preserve"> </w:t>
-      </w:r>
-      <w:proofErr w:type="spellStart"/>
-      <w:r>
-        <w:rPr>
-          <w:rFonts w:cs="Times New Roman"/>
-          <w:b/>
-          <w:szCs w:val="24"/>
-        </w:rPr>
-        <w:t>một</w:t>
-      </w:r>
-      <w:proofErr w:type="spellEnd"/>
-      <w:r>
-        <w:rPr>
-          <w:rFonts w:cs="Times New Roman"/>
-          <w:b/>
-          <w:szCs w:val="24"/>
-        </w:rPr>
-        <w:t xml:space="preserve"> </w:t>
-      </w:r>
-      <w:proofErr w:type="spellStart"/>
-      <w:r>
-        <w:rPr>
-          <w:rFonts w:cs="Times New Roman"/>
-          <w:b/>
-          <w:szCs w:val="24"/>
-        </w:rPr>
-        <w:t>phản</w:t>
-      </w:r>
-      <w:proofErr w:type="spellEnd"/>
-      <w:r>
-        <w:rPr>
-          <w:rFonts w:cs="Times New Roman"/>
-          <w:b/>
-          <w:szCs w:val="24"/>
-        </w:rPr>
-        <w:t xml:space="preserve"> </w:t>
-      </w:r>
-      <w:proofErr w:type="spellStart"/>
-      <w:r>
-        <w:rPr>
-          <w:rFonts w:cs="Times New Roman"/>
-          <w:b/>
-          <w:szCs w:val="24"/>
-        </w:rPr>
-        <w:t>hồi</w:t>
-      </w:r>
-      <w:proofErr w:type="spellEnd"/>
-      <w:r>
-        <w:rPr>
-          <w:rFonts w:cs="Times New Roman"/>
-          <w:b/>
-          <w:szCs w:val="24"/>
-        </w:rPr>
-        <w:t xml:space="preserve"> </w:t>
-      </w:r>
-      <w:proofErr w:type="spellStart"/>
-      <w:r>
-        <w:rPr>
-          <w:rFonts w:cs="Times New Roman"/>
-          <w:b/>
-          <w:szCs w:val="24"/>
-        </w:rPr>
-        <w:t>giả</w:t>
-      </w:r>
-      <w:proofErr w:type="spellEnd"/>
-      <w:r>
-        <w:rPr>
-          <w:rFonts w:cs="Times New Roman"/>
-          <w:b/>
-          <w:szCs w:val="24"/>
-        </w:rPr>
-        <w:t xml:space="preserve"> </w:t>
-      </w:r>
-      <w:proofErr w:type="spellStart"/>
-      <w:r>
-        <w:rPr>
-          <w:rFonts w:cs="Times New Roman"/>
-          <w:b/>
-          <w:szCs w:val="24"/>
-        </w:rPr>
-        <w:t>có</w:t>
-      </w:r>
-      <w:proofErr w:type="spellEnd"/>
-      <w:r>
-        <w:rPr>
-          <w:rFonts w:cs="Times New Roman"/>
-          <w:b/>
-          <w:szCs w:val="24"/>
-        </w:rPr>
-        <w:t xml:space="preserve"> </w:t>
-      </w:r>
-      <w:proofErr w:type="spellStart"/>
-      <w:r>
-        <w:rPr>
-          <w:rFonts w:cs="Times New Roman"/>
-          <w:b/>
-          <w:szCs w:val="24"/>
-        </w:rPr>
-        <w:t>cơ</w:t>
-      </w:r>
-      <w:proofErr w:type="spellEnd"/>
-      <w:r>
-        <w:rPr>
-          <w:rFonts w:cs="Times New Roman"/>
-          <w:b/>
-          <w:szCs w:val="24"/>
-        </w:rPr>
-        <w:t xml:space="preserve"> </w:t>
-      </w:r>
-      <w:proofErr w:type="spellStart"/>
-      <w:r>
-        <w:rPr>
-          <w:rFonts w:cs="Times New Roman"/>
-          <w:b/>
-          <w:szCs w:val="24"/>
-        </w:rPr>
-        <w:t>hội</w:t>
-      </w:r>
-      <w:proofErr w:type="spellEnd"/>
-      <w:r>
-        <w:rPr>
-          <w:rFonts w:cs="Times New Roman"/>
-          <w:b/>
-          <w:szCs w:val="24"/>
-        </w:rPr>
-        <w:t xml:space="preserve"> </w:t>
-      </w:r>
-      <w:proofErr w:type="spellStart"/>
-      <w:r>
-        <w:rPr>
-          <w:rFonts w:cs="Times New Roman"/>
-          <w:b/>
-          <w:szCs w:val="24"/>
-        </w:rPr>
-        <w:t>được</w:t>
-      </w:r>
-      <w:proofErr w:type="spellEnd"/>
-      <w:r>
-        <w:rPr>
-          <w:rFonts w:cs="Times New Roman"/>
-          <w:b/>
-          <w:szCs w:val="24"/>
-        </w:rPr>
-        <w:t xml:space="preserve"> </w:t>
-      </w:r>
-      <w:proofErr w:type="spellStart"/>
-      <w:r>
-        <w:rPr>
-          <w:rFonts w:cs="Times New Roman"/>
-          <w:b/>
-          <w:szCs w:val="24"/>
-        </w:rPr>
-        <w:t>chấp</w:t>
-      </w:r>
-      <w:proofErr w:type="spellEnd"/>
-      <w:r>
-        <w:rPr>
-          <w:rFonts w:cs="Times New Roman"/>
-          <w:b/>
-          <w:szCs w:val="24"/>
-        </w:rPr>
-        <w:t xml:space="preserve"> </w:t>
-      </w:r>
-      <w:proofErr w:type="spellStart"/>
-      <w:r>
-        <w:rPr>
-          <w:rFonts w:cs="Times New Roman"/>
-          <w:b/>
-          <w:szCs w:val="24"/>
-        </w:rPr>
-        <w:t>nhận</w:t>
-      </w:r>
-      <w:proofErr w:type="spellEnd"/>
-      <w:r>
-        <w:rPr>
-          <w:rFonts w:cs="Times New Roman"/>
-          <w:b/>
-          <w:szCs w:val="24"/>
-        </w:rPr>
-        <w:t>?</w:t>
-      </w:r>
-    </w:p>
-    <w:p>
-      <w:pPr>
-        <w:rPr>
-          <w:rFonts w:cs="Times New Roman"/>
-          <w:szCs w:val="24"/>
-        </w:rPr>
-      </w:pPr>
-      <w:proofErr w:type="spellStart"/>
-      <w:r>
-        <w:rPr>
-          <w:rFonts w:cs="Times New Roman"/>
-          <w:szCs w:val="24"/>
-        </w:rPr>
-        <w:t>Trả</w:t>
-      </w:r>
-      <w:proofErr w:type="spellEnd"/>
-      <w:r>
-        <w:rPr>
-          <w:rFonts w:cs="Times New Roman"/>
-          <w:szCs w:val="24"/>
-        </w:rPr>
-        <w:t xml:space="preserve"> </w:t>
-      </w:r>
-      <w:proofErr w:type="spellStart"/>
-      <w:r>
-        <w:rPr>
-          <w:rFonts w:cs="Times New Roman"/>
-          <w:szCs w:val="24"/>
-        </w:rPr>
-        <w:t>lời</w:t>
-      </w:r>
-      <w:proofErr w:type="spellEnd"/>
-      <w:r>
-        <w:rPr>
-          <w:rFonts w:cs="Times New Roman"/>
-          <w:szCs w:val="24"/>
-        </w:rPr>
-        <w:t>: ............................................................................................</w:t>
-      </w:r>
-    </w:p>
-    <w:p>
-      <w:pPr>
-        <w:rPr>
-          <w:rFonts w:cs="Times New Roman"/>
-          <w:szCs w:val="24"/>
-        </w:rPr>
-      </w:pPr>
-      <w:r>
-        <w:rPr>
-          <w:rFonts w:cs="Times New Roman"/>
-          <w:b/>
-          <w:szCs w:val="24"/>
-        </w:rPr>
-        <w:t xml:space="preserve">3. </w:t>
-      </w:r>
-      <w:proofErr w:type="spellStart"/>
-      <w:r>
-        <w:rPr>
-          <w:rFonts w:cs="Times New Roman"/>
-          <w:b/>
-          <w:szCs w:val="24"/>
-        </w:rPr>
-        <w:t>Tại</w:t>
-      </w:r>
-      <w:proofErr w:type="spellEnd"/>
-      <w:r>
-        <w:rPr>
-          <w:rFonts w:cs="Times New Roman"/>
-          <w:b/>
-          <w:szCs w:val="24"/>
-        </w:rPr>
-        <w:t xml:space="preserve"> </w:t>
-      </w:r>
-      <w:proofErr w:type="spellStart"/>
-      <w:r>
-        <w:rPr>
-          <w:rFonts w:cs="Times New Roman"/>
-          <w:b/>
-          <w:szCs w:val="24"/>
-        </w:rPr>
-        <w:t>sao</w:t>
-      </w:r>
-      <w:proofErr w:type="spellEnd"/>
-      <w:r>
-        <w:rPr>
-          <w:rFonts w:cs="Times New Roman"/>
-          <w:b/>
-          <w:szCs w:val="24"/>
-        </w:rPr>
-        <w:t xml:space="preserve"> Task 2 </w:t>
-      </w:r>
-      <w:proofErr w:type="spellStart"/>
-      <w:r>
-        <w:rPr>
-          <w:rFonts w:cs="Times New Roman"/>
-          <w:b/>
-          <w:szCs w:val="24"/>
-        </w:rPr>
-        <w:t>chỉ</w:t>
-      </w:r>
-      <w:proofErr w:type="spellEnd"/>
-      <w:r>
-        <w:rPr>
-          <w:rFonts w:cs="Times New Roman"/>
-          <w:b/>
-          <w:szCs w:val="24"/>
-        </w:rPr>
-        <w:t xml:space="preserve"> </w:t>
-      </w:r>
-      <w:proofErr w:type="spellStart"/>
-      <w:r>
-        <w:rPr>
-          <w:rFonts w:cs="Times New Roman"/>
-          <w:b/>
-          <w:szCs w:val="24"/>
-        </w:rPr>
-        <w:t>ảnh</w:t>
-      </w:r>
-      <w:proofErr w:type="spellEnd"/>
-      <w:r>
-        <w:rPr>
-          <w:rFonts w:cs="Times New Roman"/>
-          <w:b/>
-          <w:szCs w:val="24"/>
-        </w:rPr>
-        <w:t xml:space="preserve"> </w:t>
-      </w:r>
-      <w:proofErr w:type="spellStart"/>
-      <w:r>
-        <w:rPr>
-          <w:rFonts w:cs="Times New Roman"/>
-          <w:b/>
-          <w:szCs w:val="24"/>
-        </w:rPr>
-        <w:t>hưởng</w:t>
-      </w:r>
-      <w:proofErr w:type="spellEnd"/>
-      <w:r>
-        <w:rPr>
-          <w:rFonts w:cs="Times New Roman"/>
-          <w:b/>
-          <w:szCs w:val="24"/>
-        </w:rPr>
-        <w:t xml:space="preserve"> Victim </w:t>
-      </w:r>
-      <w:proofErr w:type="spellStart"/>
-      <w:r>
-        <w:rPr>
-          <w:rFonts w:cs="Times New Roman"/>
-          <w:b/>
-          <w:szCs w:val="24"/>
-        </w:rPr>
-        <w:t>hiện</w:t>
-      </w:r>
-      <w:proofErr w:type="spellEnd"/>
-      <w:r>
-        <w:rPr>
-          <w:rFonts w:cs="Times New Roman"/>
-          <w:b/>
-          <w:szCs w:val="24"/>
-        </w:rPr>
-        <w:t xml:space="preserve"> </w:t>
-      </w:r>
-      <w:proofErr w:type="spellStart"/>
-      <w:r>
-        <w:rPr>
-          <w:rFonts w:cs="Times New Roman"/>
-          <w:b/>
-          <w:szCs w:val="24"/>
-        </w:rPr>
-        <w:t>tại</w:t>
-      </w:r>
-      <w:proofErr w:type="spellEnd"/>
-      <w:r>
-        <w:rPr>
-          <w:rFonts w:cs="Times New Roman"/>
-          <w:b/>
-          <w:szCs w:val="24"/>
-        </w:rPr>
-        <w:t xml:space="preserve">, </w:t>
-      </w:r>
-      <w:proofErr w:type="spellStart"/>
-      <w:r>
-        <w:rPr>
-          <w:rFonts w:cs="Times New Roman"/>
-          <w:b/>
-          <w:szCs w:val="24"/>
-        </w:rPr>
-        <w:t>trong</w:t>
-      </w:r>
-      <w:proofErr w:type="spellEnd"/>
-      <w:r>
-        <w:rPr>
-          <w:rFonts w:cs="Times New Roman"/>
-          <w:b/>
-          <w:szCs w:val="24"/>
-        </w:rPr>
-        <w:t xml:space="preserve"> </w:t>
-      </w:r>
-      <w:proofErr w:type="spellStart"/>
-      <w:r>
-        <w:rPr>
-          <w:rFonts w:cs="Times New Roman"/>
-          <w:b/>
-          <w:szCs w:val="24"/>
-        </w:rPr>
-        <w:t>khi</w:t>
-      </w:r>
-      <w:proofErr w:type="spellEnd"/>
-      <w:r>
-        <w:rPr>
-          <w:rFonts w:cs="Times New Roman"/>
-          <w:b/>
-          <w:szCs w:val="24"/>
-        </w:rPr>
-        <w:t xml:space="preserve"> Task 3 </w:t>
-      </w:r>
-      <w:proofErr w:type="spellStart"/>
-      <w:r>
-        <w:rPr>
-          <w:rFonts w:cs="Times New Roman"/>
-          <w:b/>
-          <w:szCs w:val="24"/>
-        </w:rPr>
-        <w:t>có</w:t>
-      </w:r>
-      <w:proofErr w:type="spellEnd"/>
-      <w:r>
-        <w:rPr>
-          <w:rFonts w:cs="Times New Roman"/>
-          <w:b/>
-          <w:szCs w:val="24"/>
-        </w:rPr>
-        <w:t xml:space="preserve"> </w:t>
-      </w:r>
-      <w:proofErr w:type="spellStart"/>
-      <w:r>
-        <w:rPr>
-          <w:rFonts w:cs="Times New Roman"/>
-          <w:b/>
-          <w:szCs w:val="24"/>
-        </w:rPr>
-        <w:t>thể</w:t>
-      </w:r>
-      <w:proofErr w:type="spellEnd"/>
-      <w:r>
-        <w:rPr>
-          <w:rFonts w:cs="Times New Roman"/>
-          <w:b/>
-          <w:szCs w:val="24"/>
-        </w:rPr>
-        <w:t xml:space="preserve"> </w:t>
-      </w:r>
-      <w:proofErr w:type="spellStart"/>
-      <w:r>
-        <w:rPr>
-          <w:rFonts w:cs="Times New Roman"/>
-          <w:b/>
-          <w:szCs w:val="24"/>
-        </w:rPr>
-        <w:t>ảnh</w:t>
-      </w:r>
-      <w:proofErr w:type="spellEnd"/>
-      <w:r>
-        <w:rPr>
-          <w:rFonts w:cs="Times New Roman"/>
-          <w:b/>
-          <w:szCs w:val="24"/>
-        </w:rPr>
-        <w:t xml:space="preserve"> </w:t>
-      </w:r>
-      <w:proofErr w:type="spellStart"/>
-      <w:r>
-        <w:rPr>
-          <w:rFonts w:cs="Times New Roman"/>
-          <w:b/>
-          <w:szCs w:val="24"/>
-        </w:rPr>
-        <w:t>hưởng</w:t>
-      </w:r>
-      <w:proofErr w:type="spellEnd"/>
-      <w:r>
-        <w:rPr>
-          <w:rFonts w:cs="Times New Roman"/>
-          <w:b/>
-          <w:szCs w:val="24"/>
-        </w:rPr>
-        <w:t xml:space="preserve"> </w:t>
-      </w:r>
-      <w:proofErr w:type="spellStart"/>
-      <w:r>
-        <w:rPr>
-          <w:rFonts w:cs="Times New Roman"/>
-          <w:b/>
-          <w:szCs w:val="24"/>
-        </w:rPr>
-        <w:t>nhiều</w:t>
-      </w:r>
-      <w:proofErr w:type="spellEnd"/>
-      <w:r>
-        <w:rPr>
-          <w:rFonts w:cs="Times New Roman"/>
-          <w:b/>
-          <w:szCs w:val="24"/>
-        </w:rPr>
-        <w:t xml:space="preserve"> client </w:t>
-      </w:r>
-      <w:proofErr w:type="spellStart"/>
-      <w:r>
-        <w:rPr>
-          <w:rFonts w:cs="Times New Roman"/>
-          <w:b/>
-          <w:szCs w:val="24"/>
-        </w:rPr>
-        <w:t>dùng</w:t>
-      </w:r>
-      <w:proofErr w:type="spellEnd"/>
-      <w:r>
-        <w:rPr>
-          <w:rFonts w:cs="Times New Roman"/>
-          <w:b/>
-          <w:szCs w:val="24"/>
-        </w:rPr>
-        <w:t xml:space="preserve"> </w:t>
-      </w:r>
-      <w:proofErr w:type="spellStart"/>
-      <w:r>
-        <w:rPr>
-          <w:rFonts w:cs="Times New Roman"/>
-          <w:b/>
-          <w:szCs w:val="24"/>
-        </w:rPr>
-        <w:t>cùng</w:t>
-      </w:r>
-      <w:proofErr w:type="spellEnd"/>
-      <w:r>
-        <w:rPr>
-          <w:rFonts w:cs="Times New Roman"/>
-          <w:b/>
-          <w:szCs w:val="24"/>
-        </w:rPr>
-        <w:t xml:space="preserve"> resolver?</w:t>
-      </w:r>
-    </w:p>
-    <w:p>
-      <w:pPr>
-        <w:rPr>
-          <w:rFonts w:cs="Times New Roman"/>
-          <w:szCs w:val="24"/>
-        </w:rPr>
-      </w:pPr>
-      <w:proofErr w:type="spellStart"/>
-      <w:r>
-        <w:rPr>
-          <w:rFonts w:cs="Times New Roman"/>
-          <w:szCs w:val="24"/>
-        </w:rPr>
-        <w:t>Trả</w:t>
-      </w:r>
-      <w:proofErr w:type="spellEnd"/>
-      <w:r>
-        <w:rPr>
-          <w:rFonts w:cs="Times New Roman"/>
-          <w:szCs w:val="24"/>
-        </w:rPr>
-        <w:t xml:space="preserve"> </w:t>
-      </w:r>
-      <w:proofErr w:type="spellStart"/>
-      <w:r>
-        <w:rPr>
-          <w:rFonts w:cs="Times New Roman"/>
-          <w:szCs w:val="24"/>
-        </w:rPr>
-        <w:t>lời</w:t>
-      </w:r>
-      <w:proofErr w:type="spellEnd"/>
-      <w:r>
-        <w:rPr>
-          <w:rFonts w:cs="Times New Roman"/>
-          <w:szCs w:val="24"/>
-        </w:rPr>
-        <w:t>: .............</w:t>
-      </w:r>
-      <w:r>
-        <w:rPr>
-          <w:rFonts w:cs="Times New Roman"/>
-          <w:szCs w:val="24"/>
-        </w:rPr>
-        <w:t>...............................................................................</w:t>
-      </w:r>
-    </w:p>
-    <w:p>
-      <w:pPr>
-        <w:rPr>
-          <w:rFonts w:cs="Times New Roman"/>
-          <w:szCs w:val="24"/>
-        </w:rPr>
-      </w:pPr>
-      <w:r>
-        <w:rPr>
-          <w:rFonts w:cs="Times New Roman"/>
-          <w:b/>
-          <w:szCs w:val="24"/>
-        </w:rPr>
-        <w:t xml:space="preserve">4. </w:t>
-      </w:r>
-      <w:proofErr w:type="spellStart"/>
-      <w:r>
-        <w:rPr>
-          <w:rFonts w:cs="Times New Roman"/>
-          <w:b/>
-          <w:szCs w:val="24"/>
-        </w:rPr>
-        <w:t>Vai</w:t>
-      </w:r>
-      <w:proofErr w:type="spellEnd"/>
-      <w:r>
-        <w:rPr>
-          <w:rFonts w:cs="Times New Roman"/>
-          <w:b/>
-          <w:szCs w:val="24"/>
-        </w:rPr>
-        <w:t xml:space="preserve"> </w:t>
-      </w:r>
-      <w:proofErr w:type="spellStart"/>
-      <w:r>
-        <w:rPr>
-          <w:rFonts w:cs="Times New Roman"/>
-          <w:b/>
-          <w:szCs w:val="24"/>
-        </w:rPr>
-        <w:t>trò</w:t>
-      </w:r>
-      <w:proofErr w:type="spellEnd"/>
-      <w:r>
-        <w:rPr>
-          <w:rFonts w:cs="Times New Roman"/>
-          <w:b/>
-          <w:szCs w:val="24"/>
-        </w:rPr>
-        <w:t xml:space="preserve"> </w:t>
-      </w:r>
-      <w:proofErr w:type="spellStart"/>
-      <w:r>
-        <w:rPr>
-          <w:rFonts w:cs="Times New Roman"/>
-          <w:b/>
-          <w:szCs w:val="24"/>
-        </w:rPr>
-        <w:t>của</w:t>
-      </w:r>
-      <w:proofErr w:type="spellEnd"/>
-      <w:r>
-        <w:rPr>
-          <w:rFonts w:cs="Times New Roman"/>
-          <w:b/>
-          <w:szCs w:val="24"/>
-        </w:rPr>
-        <w:t xml:space="preserve"> TTL </w:t>
-      </w:r>
-      <w:proofErr w:type="spellStart"/>
-      <w:r>
-        <w:rPr>
-          <w:rFonts w:cs="Times New Roman"/>
-          <w:b/>
-          <w:szCs w:val="24"/>
-        </w:rPr>
-        <w:t>trong</w:t>
-      </w:r>
-      <w:proofErr w:type="spellEnd"/>
-      <w:r>
-        <w:rPr>
-          <w:rFonts w:cs="Times New Roman"/>
-          <w:b/>
-          <w:szCs w:val="24"/>
-        </w:rPr>
-        <w:t xml:space="preserve"> cache poisoning </w:t>
-      </w:r>
-      <w:proofErr w:type="spellStart"/>
-      <w:r>
-        <w:rPr>
-          <w:rFonts w:cs="Times New Roman"/>
-          <w:b/>
-          <w:szCs w:val="24"/>
-        </w:rPr>
-        <w:t>là</w:t>
-      </w:r>
-      <w:proofErr w:type="spellEnd"/>
-      <w:r>
-        <w:rPr>
-          <w:rFonts w:cs="Times New Roman"/>
-          <w:b/>
-          <w:szCs w:val="24"/>
-        </w:rPr>
-        <w:t xml:space="preserve"> </w:t>
-      </w:r>
-      <w:proofErr w:type="spellStart"/>
-      <w:r>
-        <w:rPr>
-          <w:rFonts w:cs="Times New Roman"/>
-          <w:b/>
-          <w:szCs w:val="24"/>
-        </w:rPr>
-        <w:t>gì</w:t>
-      </w:r>
-      <w:proofErr w:type="spellEnd"/>
-      <w:r>
-        <w:rPr>
-          <w:rFonts w:cs="Times New Roman"/>
-          <w:b/>
-          <w:szCs w:val="24"/>
-        </w:rPr>
-        <w:t>?</w:t>
-      </w:r>
-    </w:p>
-    <w:p>
-      <w:pPr>
-        <w:rPr>
-          <w:rFonts w:cs="Times New Roman"/>
-          <w:szCs w:val="24"/>
-        </w:rPr>
-      </w:pPr>
-      <w:proofErr w:type="spellStart"/>
-      <w:r>
-        <w:rPr>
-          <w:rFonts w:cs="Times New Roman"/>
-          <w:szCs w:val="24"/>
-        </w:rPr>
-        <w:t>Trả</w:t>
-      </w:r>
-      <w:proofErr w:type="spellEnd"/>
-      <w:r>
-        <w:rPr>
-          <w:rFonts w:cs="Times New Roman"/>
-          <w:szCs w:val="24"/>
-        </w:rPr>
-        <w:t xml:space="preserve"> </w:t>
-      </w:r>
-      <w:proofErr w:type="spellStart"/>
-      <w:r>
-        <w:rPr>
-          <w:rFonts w:cs="Times New Roman"/>
-          <w:szCs w:val="24"/>
-        </w:rPr>
-        <w:t>lời</w:t>
-      </w:r>
-      <w:proofErr w:type="spellEnd"/>
-      <w:r>
-        <w:rPr>
-          <w:rFonts w:cs="Times New Roman"/>
-          <w:szCs w:val="24"/>
-        </w:rPr>
-        <w:t>: ............................................................................................</w:t>
-      </w:r>
-    </w:p>
-    <w:p>
-      <w:pPr>
-        <w:rPr>
-          <w:rFonts w:cs="Times New Roman"/>
-          <w:szCs w:val="24"/>
-        </w:rPr>
-      </w:pPr>
-      <w:r>
-        <w:rPr>
-          <w:rFonts w:cs="Times New Roman"/>
-          <w:b/>
-          <w:szCs w:val="24"/>
-        </w:rPr>
-        <w:t xml:space="preserve">5. </w:t>
-      </w:r>
-      <w:proofErr w:type="spellStart"/>
-      <w:r>
-        <w:rPr>
-          <w:rFonts w:cs="Times New Roman"/>
-          <w:b/>
-          <w:szCs w:val="24"/>
-        </w:rPr>
-        <w:t>Tại</w:t>
-      </w:r>
-      <w:proofErr w:type="spellEnd"/>
-      <w:r>
-        <w:rPr>
-          <w:rFonts w:cs="Times New Roman"/>
-          <w:b/>
-          <w:szCs w:val="24"/>
-        </w:rPr>
-        <w:t xml:space="preserve"> </w:t>
-      </w:r>
-      <w:proofErr w:type="spellStart"/>
-      <w:r>
-        <w:rPr>
-          <w:rFonts w:cs="Times New Roman"/>
-          <w:b/>
-          <w:szCs w:val="24"/>
-        </w:rPr>
-        <w:t>sao</w:t>
-      </w:r>
-      <w:proofErr w:type="spellEnd"/>
-      <w:r>
-        <w:rPr>
-          <w:rFonts w:cs="Times New Roman"/>
-          <w:b/>
-          <w:szCs w:val="24"/>
-        </w:rPr>
-        <w:t xml:space="preserve"> VirtualBox Prom</w:t>
-      </w:r>
-      <w:r>
-        <w:rPr>
-          <w:rFonts w:cs="Times New Roman"/>
-          <w:b/>
-          <w:szCs w:val="24"/>
-        </w:rPr>
-        <w:t xml:space="preserve">iscuous Mode = Allow </w:t>
-      </w:r>
-      <w:proofErr w:type="spellStart"/>
-      <w:r>
-        <w:rPr>
-          <w:rFonts w:cs="Times New Roman"/>
-          <w:b/>
-          <w:szCs w:val="24"/>
-        </w:rPr>
-        <w:t>VMs</w:t>
-      </w:r>
-      <w:proofErr w:type="spellEnd"/>
-      <w:r>
-        <w:rPr>
-          <w:rFonts w:cs="Times New Roman"/>
-          <w:b/>
-          <w:szCs w:val="24"/>
-        </w:rPr>
-        <w:t xml:space="preserve"> </w:t>
-      </w:r>
-      <w:proofErr w:type="spellStart"/>
-      <w:r>
-        <w:rPr>
-          <w:rFonts w:cs="Times New Roman"/>
-          <w:b/>
-          <w:szCs w:val="24"/>
-        </w:rPr>
-        <w:t>cần</w:t>
-      </w:r>
-      <w:proofErr w:type="spellEnd"/>
-      <w:r>
-        <w:rPr>
-          <w:rFonts w:cs="Times New Roman"/>
-          <w:b/>
-          <w:szCs w:val="24"/>
-        </w:rPr>
-        <w:t xml:space="preserve"> </w:t>
-      </w:r>
-      <w:proofErr w:type="spellStart"/>
-      <w:r>
-        <w:rPr>
-          <w:rFonts w:cs="Times New Roman"/>
-          <w:b/>
-          <w:szCs w:val="24"/>
-        </w:rPr>
-        <w:t>thiết</w:t>
-      </w:r>
-      <w:proofErr w:type="spellEnd"/>
-      <w:r>
-        <w:rPr>
-          <w:rFonts w:cs="Times New Roman"/>
-          <w:b/>
-          <w:szCs w:val="24"/>
-        </w:rPr>
-        <w:t xml:space="preserve"> </w:t>
-      </w:r>
-      <w:proofErr w:type="spellStart"/>
-      <w:r>
-        <w:rPr>
-          <w:rFonts w:cs="Times New Roman"/>
-          <w:b/>
-          <w:szCs w:val="24"/>
-        </w:rPr>
-        <w:t>trong</w:t>
-      </w:r>
-      <w:proofErr w:type="spellEnd"/>
-      <w:r>
-        <w:rPr>
-          <w:rFonts w:cs="Times New Roman"/>
-          <w:b/>
-          <w:szCs w:val="24"/>
-        </w:rPr>
-        <w:t xml:space="preserve"> </w:t>
-      </w:r>
-      <w:proofErr w:type="spellStart"/>
-      <w:r>
-        <w:rPr>
-          <w:rFonts w:cs="Times New Roman"/>
-          <w:b/>
-          <w:szCs w:val="24"/>
-        </w:rPr>
-        <w:t>bài</w:t>
-      </w:r>
-      <w:proofErr w:type="spellEnd"/>
-      <w:r>
-        <w:rPr>
-          <w:rFonts w:cs="Times New Roman"/>
-          <w:b/>
-          <w:szCs w:val="24"/>
-        </w:rPr>
-        <w:t xml:space="preserve"> </w:t>
-      </w:r>
-      <w:proofErr w:type="spellStart"/>
-      <w:r>
-        <w:rPr>
-          <w:rFonts w:cs="Times New Roman"/>
-          <w:b/>
-          <w:szCs w:val="24"/>
-        </w:rPr>
-        <w:t>này</w:t>
-      </w:r>
-      <w:proofErr w:type="spellEnd"/>
-      <w:r>
-        <w:rPr>
-          <w:rFonts w:cs="Times New Roman"/>
-          <w:b/>
-          <w:szCs w:val="24"/>
-        </w:rPr>
-        <w:t>?</w:t>
-      </w:r>
-    </w:p>
-    <w:p>
-      <w:pPr>
-        <w:rPr>
-          <w:rFonts w:cs="Times New Roman"/>
-          <w:szCs w:val="24"/>
-        </w:rPr>
-      </w:pPr>
-      <w:proofErr w:type="spellStart"/>
-      <w:r>
-        <w:rPr>
-          <w:rFonts w:cs="Times New Roman"/>
-          <w:szCs w:val="24"/>
-        </w:rPr>
-        <w:t>Trả</w:t>
-      </w:r>
-      <w:proofErr w:type="spellEnd"/>
-      <w:r>
-        <w:rPr>
-          <w:rFonts w:cs="Times New Roman"/>
-          <w:szCs w:val="24"/>
-        </w:rPr>
-        <w:t xml:space="preserve"> </w:t>
-      </w:r>
-      <w:proofErr w:type="spellStart"/>
-      <w:r>
-        <w:rPr>
-          <w:rFonts w:cs="Times New Roman"/>
-          <w:szCs w:val="24"/>
-        </w:rPr>
-        <w:t>lời</w:t>
-      </w:r>
-      <w:proofErr w:type="spellEnd"/>
-      <w:r>
-        <w:rPr>
-          <w:rFonts w:cs="Times New Roman"/>
-          <w:szCs w:val="24"/>
-        </w:rPr>
-        <w:t>: ............................................................................................</w:t>
-      </w:r>
-    </w:p>
-    <w:p>
-      <w:pPr>
-        <w:rPr>
-          <w:rFonts w:cs="Times New Roman"/>
-          <w:szCs w:val="24"/>
-        </w:rPr>
-      </w:pPr>
-      <w:r>
-        <w:rPr>
-          <w:rFonts w:cs="Times New Roman"/>
-          <w:b/>
-          <w:szCs w:val="24"/>
-        </w:rPr>
-        <w:lastRenderedPageBreak/>
-        <w:t xml:space="preserve">6. </w:t>
-      </w:r>
-      <w:proofErr w:type="spellStart"/>
-      <w:r>
-        <w:rPr>
-          <w:rFonts w:cs="Times New Roman"/>
-          <w:b/>
-          <w:szCs w:val="24"/>
-        </w:rPr>
-        <w:t>Vì</w:t>
-      </w:r>
-      <w:proofErr w:type="spellEnd"/>
-      <w:r>
-        <w:rPr>
-          <w:rFonts w:cs="Times New Roman"/>
-          <w:b/>
-          <w:szCs w:val="24"/>
-        </w:rPr>
-        <w:t xml:space="preserve"> </w:t>
-      </w:r>
-      <w:proofErr w:type="spellStart"/>
-      <w:r>
-        <w:rPr>
-          <w:rFonts w:cs="Times New Roman"/>
-          <w:b/>
-          <w:szCs w:val="24"/>
-        </w:rPr>
-        <w:t>sao</w:t>
-      </w:r>
-      <w:proofErr w:type="spellEnd"/>
-      <w:r>
-        <w:rPr>
-          <w:rFonts w:cs="Times New Roman"/>
-          <w:b/>
-          <w:szCs w:val="24"/>
-        </w:rPr>
-        <w:t xml:space="preserve"> LAB 9 </w:t>
-      </w:r>
-      <w:proofErr w:type="spellStart"/>
-      <w:r>
-        <w:rPr>
-          <w:rFonts w:cs="Times New Roman"/>
-          <w:b/>
-          <w:szCs w:val="24"/>
-        </w:rPr>
-        <w:t>dùng</w:t>
-      </w:r>
-      <w:proofErr w:type="spellEnd"/>
-      <w:r>
-        <w:rPr>
-          <w:rFonts w:cs="Times New Roman"/>
-          <w:b/>
-          <w:szCs w:val="24"/>
-        </w:rPr>
-        <w:t xml:space="preserve"> </w:t>
-      </w:r>
-      <w:proofErr w:type="spellStart"/>
-      <w:r>
-        <w:rPr>
-          <w:rFonts w:cs="Times New Roman"/>
-          <w:b/>
-          <w:szCs w:val="24"/>
-        </w:rPr>
-        <w:t>mạng</w:t>
-      </w:r>
-      <w:proofErr w:type="spellEnd"/>
-      <w:r>
-        <w:rPr>
-          <w:rFonts w:cs="Times New Roman"/>
-          <w:b/>
-          <w:szCs w:val="24"/>
-        </w:rPr>
-        <w:t xml:space="preserve"> </w:t>
-      </w:r>
-      <w:proofErr w:type="spellStart"/>
-      <w:r>
-        <w:rPr>
-          <w:rFonts w:cs="Times New Roman"/>
-          <w:b/>
-          <w:szCs w:val="24"/>
-        </w:rPr>
-        <w:t>DNSLAB</w:t>
-      </w:r>
-      <w:proofErr w:type="spellEnd"/>
-      <w:r>
-        <w:rPr>
-          <w:rFonts w:cs="Times New Roman"/>
-          <w:b/>
-          <w:szCs w:val="24"/>
-        </w:rPr>
-        <w:t xml:space="preserve"> </w:t>
-      </w:r>
-      <w:proofErr w:type="spellStart"/>
-      <w:r>
-        <w:rPr>
-          <w:rFonts w:cs="Times New Roman"/>
-          <w:b/>
-          <w:szCs w:val="24"/>
-        </w:rPr>
-        <w:t>riêng</w:t>
-      </w:r>
-      <w:proofErr w:type="spellEnd"/>
-      <w:r>
-        <w:rPr>
-          <w:rFonts w:cs="Times New Roman"/>
-          <w:b/>
-          <w:szCs w:val="24"/>
-        </w:rPr>
-        <w:t xml:space="preserve"> </w:t>
-      </w:r>
-      <w:proofErr w:type="spellStart"/>
-      <w:r>
-        <w:rPr>
-          <w:rFonts w:cs="Times New Roman"/>
-          <w:b/>
-          <w:szCs w:val="24"/>
-        </w:rPr>
-        <w:t>thay</w:t>
-      </w:r>
-      <w:proofErr w:type="spellEnd"/>
-      <w:r>
-        <w:rPr>
-          <w:rFonts w:cs="Times New Roman"/>
-          <w:b/>
-          <w:szCs w:val="24"/>
-        </w:rPr>
-        <w:t xml:space="preserve"> </w:t>
-      </w:r>
-      <w:proofErr w:type="spellStart"/>
-      <w:r>
-        <w:rPr>
-          <w:rFonts w:cs="Times New Roman"/>
-          <w:b/>
-          <w:szCs w:val="24"/>
-        </w:rPr>
-        <w:t>vì</w:t>
-      </w:r>
-      <w:proofErr w:type="spellEnd"/>
-      <w:r>
-        <w:rPr>
-          <w:rFonts w:cs="Times New Roman"/>
-          <w:b/>
-          <w:szCs w:val="24"/>
-        </w:rPr>
-        <w:t xml:space="preserve"> </w:t>
-      </w:r>
-      <w:proofErr w:type="spellStart"/>
-      <w:r>
-        <w:rPr>
-          <w:rFonts w:cs="Times New Roman"/>
-          <w:b/>
-          <w:szCs w:val="24"/>
-        </w:rPr>
-        <w:t>tấn</w:t>
-      </w:r>
-      <w:proofErr w:type="spellEnd"/>
-      <w:r>
-        <w:rPr>
-          <w:rFonts w:cs="Times New Roman"/>
-          <w:b/>
-          <w:szCs w:val="24"/>
-        </w:rPr>
-        <w:t xml:space="preserve"> </w:t>
-      </w:r>
-      <w:proofErr w:type="spellStart"/>
-      <w:r>
-        <w:rPr>
-          <w:rFonts w:cs="Times New Roman"/>
-          <w:b/>
-          <w:szCs w:val="24"/>
-        </w:rPr>
-        <w:t>công</w:t>
-      </w:r>
-      <w:proofErr w:type="spellEnd"/>
-      <w:r>
-        <w:rPr>
-          <w:rFonts w:cs="Times New Roman"/>
-          <w:b/>
-          <w:szCs w:val="24"/>
-        </w:rPr>
-        <w:t xml:space="preserve"> </w:t>
-      </w:r>
-      <w:proofErr w:type="spellStart"/>
-      <w:r>
-        <w:rPr>
-          <w:rFonts w:cs="Times New Roman"/>
-          <w:b/>
-          <w:szCs w:val="24"/>
-        </w:rPr>
-        <w:t>trực</w:t>
-      </w:r>
-      <w:proofErr w:type="spellEnd"/>
-      <w:r>
-        <w:rPr>
-          <w:rFonts w:cs="Times New Roman"/>
-          <w:b/>
-          <w:szCs w:val="24"/>
-        </w:rPr>
-        <w:t xml:space="preserve"> </w:t>
-      </w:r>
-      <w:proofErr w:type="spellStart"/>
-      <w:r>
-        <w:rPr>
-          <w:rFonts w:cs="Times New Roman"/>
-          <w:b/>
-          <w:szCs w:val="24"/>
-        </w:rPr>
-        <w:t>tiếp</w:t>
-      </w:r>
-      <w:proofErr w:type="spellEnd"/>
-      <w:r>
-        <w:rPr>
-          <w:rFonts w:cs="Times New Roman"/>
-          <w:b/>
-          <w:szCs w:val="24"/>
-        </w:rPr>
-        <w:t xml:space="preserve"> </w:t>
-      </w:r>
-      <w:proofErr w:type="spellStart"/>
-      <w:r>
-        <w:rPr>
-          <w:rFonts w:cs="Times New Roman"/>
-          <w:b/>
-          <w:szCs w:val="24"/>
-        </w:rPr>
-        <w:t>DC01</w:t>
-      </w:r>
-      <w:proofErr w:type="spellEnd"/>
-      <w:r>
-        <w:rPr>
-          <w:rFonts w:cs="Times New Roman"/>
-          <w:b/>
-          <w:szCs w:val="24"/>
-        </w:rPr>
-        <w:t xml:space="preserve"> DNS </w:t>
-      </w:r>
-      <w:proofErr w:type="spellStart"/>
-      <w:r>
-        <w:rPr>
-          <w:rFonts w:cs="Times New Roman"/>
-          <w:b/>
-          <w:szCs w:val="24"/>
-        </w:rPr>
-        <w:t>của</w:t>
-      </w:r>
-      <w:proofErr w:type="spellEnd"/>
-      <w:r>
-        <w:rPr>
-          <w:rFonts w:cs="Times New Roman"/>
-          <w:b/>
-          <w:szCs w:val="24"/>
-        </w:rPr>
-        <w:t xml:space="preserve"> LAN-DOMAIN?</w:t>
-      </w:r>
-    </w:p>
-    <w:p>
-      <w:pPr>
-        <w:rPr>
-          <w:rFonts w:cs="Times New Roman"/>
-          <w:szCs w:val="24"/>
-        </w:rPr>
-      </w:pPr>
-      <w:proofErr w:type="spellStart"/>
-      <w:r>
-        <w:rPr>
-          <w:rFonts w:cs="Times New Roman"/>
-          <w:szCs w:val="24"/>
-        </w:rPr>
-        <w:t>Trả</w:t>
-      </w:r>
-      <w:proofErr w:type="spellEnd"/>
-      <w:r>
-        <w:rPr>
-          <w:rFonts w:cs="Times New Roman"/>
-          <w:szCs w:val="24"/>
-        </w:rPr>
-        <w:t xml:space="preserve"> </w:t>
-      </w:r>
-      <w:proofErr w:type="spellStart"/>
-      <w:r>
-        <w:rPr>
-          <w:rFonts w:cs="Times New Roman"/>
-          <w:szCs w:val="24"/>
-        </w:rPr>
-        <w:t>lời</w:t>
-      </w:r>
-      <w:proofErr w:type="spellEnd"/>
-      <w:r>
-        <w:rPr>
-          <w:rFonts w:cs="Times New Roman"/>
-          <w:szCs w:val="24"/>
-        </w:rPr>
-        <w:t>: ....</w:t>
-      </w:r>
-      <w:r>
-        <w:rPr>
-          <w:rFonts w:cs="Times New Roman"/>
-          <w:szCs w:val="24"/>
-        </w:rPr>
-        <w:t>........................................................................................</w:t>
-      </w:r>
-    </w:p>
-    <w:p>
-      <w:pPr>
-        <w:rPr>
-          <w:rFonts w:cs="Times New Roman"/>
-          <w:szCs w:val="24"/>
-        </w:rPr>
-      </w:pPr>
-      <w:r>
-        <w:rPr>
-          <w:rFonts w:cs="Times New Roman"/>
-          <w:b/>
-          <w:szCs w:val="24"/>
-        </w:rPr>
-        <w:t xml:space="preserve">7. </w:t>
-      </w:r>
-      <w:proofErr w:type="spellStart"/>
-      <w:r>
-        <w:rPr>
-          <w:rFonts w:cs="Times New Roman"/>
-          <w:b/>
-          <w:szCs w:val="24"/>
-        </w:rPr>
-        <w:t>Khác</w:t>
-      </w:r>
-      <w:proofErr w:type="spellEnd"/>
-      <w:r>
-        <w:rPr>
-          <w:rFonts w:cs="Times New Roman"/>
-          <w:b/>
-          <w:szCs w:val="24"/>
-        </w:rPr>
-        <w:t xml:space="preserve"> </w:t>
-      </w:r>
-      <w:proofErr w:type="spellStart"/>
-      <w:r>
-        <w:rPr>
-          <w:rFonts w:cs="Times New Roman"/>
-          <w:b/>
-          <w:szCs w:val="24"/>
-        </w:rPr>
-        <w:t>nhau</w:t>
-      </w:r>
-      <w:proofErr w:type="spellEnd"/>
-      <w:r>
-        <w:rPr>
-          <w:rFonts w:cs="Times New Roman"/>
-          <w:b/>
-          <w:szCs w:val="24"/>
-        </w:rPr>
-        <w:t xml:space="preserve"> </w:t>
-      </w:r>
-      <w:proofErr w:type="spellStart"/>
-      <w:r>
-        <w:rPr>
-          <w:rFonts w:cs="Times New Roman"/>
-          <w:b/>
-          <w:szCs w:val="24"/>
-        </w:rPr>
-        <w:t>giữa</w:t>
-      </w:r>
-      <w:proofErr w:type="spellEnd"/>
-      <w:r>
-        <w:rPr>
-          <w:rFonts w:cs="Times New Roman"/>
-          <w:b/>
-          <w:szCs w:val="24"/>
-        </w:rPr>
-        <w:t xml:space="preserve"> authoritative DNS, recursive resolver </w:t>
-      </w:r>
-      <w:proofErr w:type="spellStart"/>
-      <w:r>
-        <w:rPr>
-          <w:rFonts w:cs="Times New Roman"/>
-          <w:b/>
-          <w:szCs w:val="24"/>
-        </w:rPr>
-        <w:t>và</w:t>
-      </w:r>
-      <w:proofErr w:type="spellEnd"/>
-      <w:r>
-        <w:rPr>
-          <w:rFonts w:cs="Times New Roman"/>
-          <w:b/>
-          <w:szCs w:val="24"/>
-        </w:rPr>
-        <w:t xml:space="preserve"> caching resolver?</w:t>
-      </w:r>
-    </w:p>
-    <w:p>
-      <w:pPr>
-        <w:rPr>
-          <w:rFonts w:cs="Times New Roman"/>
-          <w:szCs w:val="24"/>
-        </w:rPr>
-      </w:pPr>
-      <w:proofErr w:type="spellStart"/>
-      <w:r>
-        <w:rPr>
-          <w:rFonts w:cs="Times New Roman"/>
-          <w:szCs w:val="24"/>
-        </w:rPr>
-        <w:t>Trả</w:t>
-      </w:r>
-      <w:proofErr w:type="spellEnd"/>
-      <w:r>
-        <w:rPr>
-          <w:rFonts w:cs="Times New Roman"/>
-          <w:szCs w:val="24"/>
-        </w:rPr>
-        <w:t xml:space="preserve"> </w:t>
-      </w:r>
-      <w:proofErr w:type="spellStart"/>
-      <w:r>
-        <w:rPr>
-          <w:rFonts w:cs="Times New Roman"/>
-          <w:szCs w:val="24"/>
-        </w:rPr>
-        <w:t>lời</w:t>
-      </w:r>
-      <w:proofErr w:type="spellEnd"/>
-      <w:r>
-        <w:rPr>
-          <w:rFonts w:cs="Times New Roman"/>
-          <w:szCs w:val="24"/>
-        </w:rPr>
-        <w:t>: .................................................................................</w:t>
-      </w:r>
-      <w:r>
-        <w:rPr>
-          <w:rFonts w:cs="Times New Roman"/>
-          <w:szCs w:val="24"/>
-        </w:rPr>
-        <w:t>...........</w:t>
-      </w:r>
-    </w:p>
-    <w:p>
-      <w:pPr>
-        <w:rPr>
-          <w:rFonts w:cs="Times New Roman"/>
-          <w:szCs w:val="24"/>
-        </w:rPr>
-      </w:pPr>
-      <w:r>
-        <w:rPr>
-          <w:rFonts w:cs="Times New Roman"/>
-          <w:b/>
-          <w:szCs w:val="24"/>
-        </w:rPr>
-        <w:t xml:space="preserve">8. </w:t>
-      </w:r>
-      <w:proofErr w:type="spellStart"/>
-      <w:r>
-        <w:rPr>
-          <w:rFonts w:cs="Times New Roman"/>
-          <w:b/>
-          <w:szCs w:val="24"/>
-        </w:rPr>
-        <w:t>DNSSEC</w:t>
-      </w:r>
-      <w:proofErr w:type="spellEnd"/>
-      <w:r>
-        <w:rPr>
-          <w:rFonts w:cs="Times New Roman"/>
-          <w:b/>
-          <w:szCs w:val="24"/>
-        </w:rPr>
-        <w:t xml:space="preserve"> </w:t>
-      </w:r>
-      <w:proofErr w:type="spellStart"/>
-      <w:r>
-        <w:rPr>
-          <w:rFonts w:cs="Times New Roman"/>
-          <w:b/>
-          <w:szCs w:val="24"/>
-        </w:rPr>
-        <w:t>giải</w:t>
-      </w:r>
-      <w:proofErr w:type="spellEnd"/>
-      <w:r>
-        <w:rPr>
-          <w:rFonts w:cs="Times New Roman"/>
-          <w:b/>
-          <w:szCs w:val="24"/>
-        </w:rPr>
-        <w:t xml:space="preserve"> </w:t>
-      </w:r>
-      <w:proofErr w:type="spellStart"/>
-      <w:r>
-        <w:rPr>
-          <w:rFonts w:cs="Times New Roman"/>
-          <w:b/>
-          <w:szCs w:val="24"/>
-        </w:rPr>
-        <w:t>quyết</w:t>
-      </w:r>
-      <w:proofErr w:type="spellEnd"/>
-      <w:r>
-        <w:rPr>
-          <w:rFonts w:cs="Times New Roman"/>
-          <w:b/>
-          <w:szCs w:val="24"/>
-        </w:rPr>
-        <w:t xml:space="preserve"> </w:t>
-      </w:r>
-      <w:proofErr w:type="spellStart"/>
-      <w:r>
-        <w:rPr>
-          <w:rFonts w:cs="Times New Roman"/>
-          <w:b/>
-          <w:szCs w:val="24"/>
-        </w:rPr>
-        <w:t>vấn</w:t>
-      </w:r>
-      <w:proofErr w:type="spellEnd"/>
-      <w:r>
-        <w:rPr>
-          <w:rFonts w:cs="Times New Roman"/>
-          <w:b/>
-          <w:szCs w:val="24"/>
-        </w:rPr>
-        <w:t xml:space="preserve"> </w:t>
-      </w:r>
-      <w:proofErr w:type="spellStart"/>
-      <w:r>
-        <w:rPr>
-          <w:rFonts w:cs="Times New Roman"/>
-          <w:b/>
-          <w:szCs w:val="24"/>
-        </w:rPr>
-        <w:t>đề</w:t>
-      </w:r>
-      <w:proofErr w:type="spellEnd"/>
-      <w:r>
-        <w:rPr>
-          <w:rFonts w:cs="Times New Roman"/>
-          <w:b/>
-          <w:szCs w:val="24"/>
-        </w:rPr>
-        <w:t xml:space="preserve"> </w:t>
-      </w:r>
-      <w:proofErr w:type="spellStart"/>
-      <w:r>
-        <w:rPr>
-          <w:rFonts w:cs="Times New Roman"/>
-          <w:b/>
-          <w:szCs w:val="24"/>
-        </w:rPr>
-        <w:t>gì</w:t>
-      </w:r>
-      <w:proofErr w:type="spellEnd"/>
-      <w:r>
-        <w:rPr>
-          <w:rFonts w:cs="Times New Roman"/>
-          <w:b/>
-          <w:szCs w:val="24"/>
-        </w:rPr>
-        <w:t xml:space="preserve"> </w:t>
-      </w:r>
-      <w:proofErr w:type="spellStart"/>
-      <w:r>
-        <w:rPr>
-          <w:rFonts w:cs="Times New Roman"/>
-          <w:b/>
-          <w:szCs w:val="24"/>
-        </w:rPr>
-        <w:t>và</w:t>
-      </w:r>
-      <w:proofErr w:type="spellEnd"/>
-      <w:r>
-        <w:rPr>
-          <w:rFonts w:cs="Times New Roman"/>
-          <w:b/>
-          <w:szCs w:val="24"/>
-        </w:rPr>
-        <w:t xml:space="preserve"> </w:t>
-      </w:r>
-      <w:proofErr w:type="spellStart"/>
-      <w:r>
-        <w:rPr>
-          <w:rFonts w:cs="Times New Roman"/>
-          <w:b/>
-          <w:szCs w:val="24"/>
-        </w:rPr>
-        <w:t>vì</w:t>
-      </w:r>
-      <w:proofErr w:type="spellEnd"/>
-      <w:r>
-        <w:rPr>
-          <w:rFonts w:cs="Times New Roman"/>
-          <w:b/>
-          <w:szCs w:val="24"/>
-        </w:rPr>
-        <w:t xml:space="preserve"> </w:t>
-      </w:r>
-      <w:proofErr w:type="spellStart"/>
-      <w:r>
-        <w:rPr>
-          <w:rFonts w:cs="Times New Roman"/>
-          <w:b/>
-          <w:szCs w:val="24"/>
-        </w:rPr>
-        <w:t>sao</w:t>
-      </w:r>
-      <w:proofErr w:type="spellEnd"/>
-      <w:r>
-        <w:rPr>
-          <w:rFonts w:cs="Times New Roman"/>
-          <w:b/>
-          <w:szCs w:val="24"/>
-        </w:rPr>
-        <w:t xml:space="preserve"> zone .test unsigned </w:t>
-      </w:r>
-      <w:proofErr w:type="spellStart"/>
-      <w:r>
-        <w:rPr>
-          <w:rFonts w:cs="Times New Roman"/>
-          <w:b/>
-          <w:szCs w:val="24"/>
-        </w:rPr>
-        <w:t>trong</w:t>
-      </w:r>
-      <w:proofErr w:type="spellEnd"/>
-      <w:r>
-        <w:rPr>
-          <w:rFonts w:cs="Times New Roman"/>
-          <w:b/>
-          <w:szCs w:val="24"/>
-        </w:rPr>
-        <w:t xml:space="preserve"> LAB 9 </w:t>
-      </w:r>
-      <w:proofErr w:type="spellStart"/>
-      <w:r>
-        <w:rPr>
-          <w:rFonts w:cs="Times New Roman"/>
-          <w:b/>
-          <w:szCs w:val="24"/>
-        </w:rPr>
-        <w:t>không</w:t>
-      </w:r>
-      <w:proofErr w:type="spellEnd"/>
-      <w:r>
-        <w:rPr>
-          <w:rFonts w:cs="Times New Roman"/>
-          <w:b/>
-          <w:szCs w:val="24"/>
-        </w:rPr>
-        <w:t xml:space="preserve"> </w:t>
-      </w:r>
-      <w:proofErr w:type="spellStart"/>
-      <w:r>
-        <w:rPr>
-          <w:rFonts w:cs="Times New Roman"/>
-          <w:b/>
-          <w:szCs w:val="24"/>
-        </w:rPr>
-        <w:t>tự</w:t>
-      </w:r>
-      <w:proofErr w:type="spellEnd"/>
-      <w:r>
-        <w:rPr>
-          <w:rFonts w:cs="Times New Roman"/>
-          <w:b/>
-          <w:szCs w:val="24"/>
-        </w:rPr>
-        <w:t xml:space="preserve"> </w:t>
-      </w:r>
-      <w:proofErr w:type="spellStart"/>
-      <w:r>
-        <w:rPr>
-          <w:rFonts w:cs="Times New Roman"/>
-          <w:b/>
-          <w:szCs w:val="24"/>
-        </w:rPr>
-        <w:t>được</w:t>
-      </w:r>
-      <w:proofErr w:type="spellEnd"/>
-      <w:r>
-        <w:rPr>
-          <w:rFonts w:cs="Times New Roman"/>
-          <w:b/>
-          <w:szCs w:val="24"/>
-        </w:rPr>
-        <w:t xml:space="preserve"> </w:t>
-      </w:r>
-      <w:proofErr w:type="spellStart"/>
-      <w:r>
-        <w:rPr>
-          <w:rFonts w:cs="Times New Roman"/>
-          <w:b/>
-          <w:szCs w:val="24"/>
-        </w:rPr>
-        <w:t>bảo</w:t>
-      </w:r>
-      <w:proofErr w:type="spellEnd"/>
-      <w:r>
-        <w:rPr>
-          <w:rFonts w:cs="Times New Roman"/>
-          <w:b/>
-          <w:szCs w:val="24"/>
-        </w:rPr>
-        <w:t xml:space="preserve"> </w:t>
-      </w:r>
-      <w:proofErr w:type="spellStart"/>
-      <w:r>
-        <w:rPr>
-          <w:rFonts w:cs="Times New Roman"/>
-          <w:b/>
-          <w:szCs w:val="24"/>
-        </w:rPr>
-        <w:t>vệ</w:t>
-      </w:r>
-      <w:proofErr w:type="spellEnd"/>
-      <w:r>
-        <w:rPr>
-          <w:rFonts w:cs="Times New Roman"/>
-          <w:b/>
-          <w:szCs w:val="24"/>
-        </w:rPr>
-        <w:t>?</w:t>
-      </w:r>
-    </w:p>
-    <w:p>
-      <w:pPr>
-        <w:rPr>
-          <w:rFonts w:cs="Times New Roman"/>
-          <w:szCs w:val="24"/>
-        </w:rPr>
-      </w:pPr>
-      <w:proofErr w:type="spellStart"/>
-      <w:r>
-        <w:rPr>
-          <w:rFonts w:cs="Times New Roman"/>
-          <w:szCs w:val="24"/>
-        </w:rPr>
-        <w:t>Trả</w:t>
-      </w:r>
-      <w:proofErr w:type="spellEnd"/>
-      <w:r>
-        <w:rPr>
-          <w:rFonts w:cs="Times New Roman"/>
-          <w:szCs w:val="24"/>
-        </w:rPr>
-        <w:t xml:space="preserve"> </w:t>
-      </w:r>
-      <w:proofErr w:type="spellStart"/>
-      <w:r>
-        <w:rPr>
-          <w:rFonts w:cs="Times New Roman"/>
-          <w:szCs w:val="24"/>
-        </w:rPr>
-        <w:t>lời</w:t>
-      </w:r>
-      <w:proofErr w:type="spellEnd"/>
-      <w:r>
-        <w:rPr>
-          <w:rFonts w:cs="Times New Roman"/>
-          <w:szCs w:val="24"/>
-        </w:rPr>
-        <w:t>: ............................................................................................</w:t>
-      </w:r>
-    </w:p>
-    <w:p>
-      <w:pPr>
-        <w:rPr>
-          <w:rFonts w:cs="Times New Roman"/>
-          <w:szCs w:val="24"/>
-        </w:rPr>
-      </w:pPr>
-      <w:r>
-        <w:rPr>
-          <w:rFonts w:cs="Times New Roman"/>
-          <w:b/>
-          <w:szCs w:val="24"/>
-        </w:rPr>
-        <w:t xml:space="preserve">9. </w:t>
-      </w:r>
-      <w:proofErr w:type="spellStart"/>
-      <w:r>
-        <w:rPr>
-          <w:rFonts w:cs="Times New Roman"/>
-          <w:b/>
-          <w:szCs w:val="24"/>
-        </w:rPr>
-        <w:t>Tại</w:t>
-      </w:r>
-      <w:proofErr w:type="spellEnd"/>
-      <w:r>
-        <w:rPr>
-          <w:rFonts w:cs="Times New Roman"/>
-          <w:b/>
-          <w:szCs w:val="24"/>
-        </w:rPr>
-        <w:t xml:space="preserve"> </w:t>
-      </w:r>
-      <w:proofErr w:type="spellStart"/>
-      <w:r>
-        <w:rPr>
-          <w:rFonts w:cs="Times New Roman"/>
-          <w:b/>
-          <w:szCs w:val="24"/>
-        </w:rPr>
-        <w:t>sao</w:t>
-      </w:r>
-      <w:proofErr w:type="spellEnd"/>
-      <w:r>
-        <w:rPr>
-          <w:rFonts w:cs="Times New Roman"/>
-          <w:b/>
-          <w:szCs w:val="24"/>
-        </w:rPr>
-        <w:t xml:space="preserve"> </w:t>
-      </w:r>
-      <w:proofErr w:type="spellStart"/>
-      <w:r>
-        <w:rPr>
-          <w:rFonts w:cs="Times New Roman"/>
-          <w:b/>
-          <w:szCs w:val="24"/>
-        </w:rPr>
-        <w:t>chỉ</w:t>
-      </w:r>
-      <w:proofErr w:type="spellEnd"/>
-      <w:r>
-        <w:rPr>
-          <w:rFonts w:cs="Times New Roman"/>
-          <w:b/>
-          <w:szCs w:val="24"/>
-        </w:rPr>
-        <w:t xml:space="preserve"> </w:t>
-      </w:r>
-      <w:proofErr w:type="spellStart"/>
-      <w:r>
-        <w:rPr>
-          <w:rFonts w:cs="Times New Roman"/>
-          <w:b/>
-          <w:szCs w:val="24"/>
-        </w:rPr>
-        <w:t>chặn</w:t>
-      </w:r>
-      <w:proofErr w:type="spellEnd"/>
-      <w:r>
-        <w:rPr>
-          <w:rFonts w:cs="Times New Roman"/>
-          <w:b/>
-          <w:szCs w:val="24"/>
-        </w:rPr>
-        <w:t xml:space="preserve"> UDP/53 </w:t>
-      </w:r>
-      <w:proofErr w:type="spellStart"/>
-      <w:r>
-        <w:rPr>
-          <w:rFonts w:cs="Times New Roman"/>
-          <w:b/>
-          <w:szCs w:val="24"/>
-        </w:rPr>
-        <w:t>là</w:t>
-      </w:r>
-      <w:proofErr w:type="spellEnd"/>
-      <w:r>
-        <w:rPr>
-          <w:rFonts w:cs="Times New Roman"/>
-          <w:b/>
-          <w:szCs w:val="24"/>
-        </w:rPr>
-        <w:t xml:space="preserve"> </w:t>
-      </w:r>
-      <w:proofErr w:type="spellStart"/>
-      <w:r>
-        <w:rPr>
-          <w:rFonts w:cs="Times New Roman"/>
-          <w:b/>
-          <w:szCs w:val="24"/>
-        </w:rPr>
-        <w:t>chưa</w:t>
-      </w:r>
-      <w:proofErr w:type="spellEnd"/>
-      <w:r>
-        <w:rPr>
-          <w:rFonts w:cs="Times New Roman"/>
-          <w:b/>
-          <w:szCs w:val="24"/>
-        </w:rPr>
-        <w:t xml:space="preserve"> </w:t>
-      </w:r>
-      <w:proofErr w:type="spellStart"/>
-      <w:r>
-        <w:rPr>
-          <w:rFonts w:cs="Times New Roman"/>
-          <w:b/>
-          <w:szCs w:val="24"/>
-        </w:rPr>
-        <w:t>đủ</w:t>
-      </w:r>
-      <w:proofErr w:type="spellEnd"/>
-      <w:r>
-        <w:rPr>
-          <w:rFonts w:cs="Times New Roman"/>
-          <w:b/>
-          <w:szCs w:val="24"/>
-        </w:rPr>
-        <w:t xml:space="preserve"> </w:t>
-      </w:r>
-      <w:proofErr w:type="spellStart"/>
-      <w:r>
-        <w:rPr>
-          <w:rFonts w:cs="Times New Roman"/>
-          <w:b/>
-          <w:szCs w:val="24"/>
-        </w:rPr>
-        <w:t>nếu</w:t>
-      </w:r>
-      <w:proofErr w:type="spellEnd"/>
-      <w:r>
-        <w:rPr>
-          <w:rFonts w:cs="Times New Roman"/>
-          <w:b/>
-          <w:szCs w:val="24"/>
-        </w:rPr>
-        <w:t xml:space="preserve"> </w:t>
-      </w:r>
-      <w:proofErr w:type="spellStart"/>
-      <w:r>
-        <w:rPr>
-          <w:rFonts w:cs="Times New Roman"/>
-          <w:b/>
-          <w:szCs w:val="24"/>
-        </w:rPr>
-        <w:t>muốn</w:t>
-      </w:r>
-      <w:proofErr w:type="spellEnd"/>
-      <w:r>
-        <w:rPr>
-          <w:rFonts w:cs="Times New Roman"/>
-          <w:b/>
-          <w:szCs w:val="24"/>
-        </w:rPr>
-        <w:t xml:space="preserve"> </w:t>
-      </w:r>
-      <w:proofErr w:type="spellStart"/>
-      <w:r>
-        <w:rPr>
-          <w:rFonts w:cs="Times New Roman"/>
-          <w:b/>
-          <w:szCs w:val="24"/>
-        </w:rPr>
-        <w:t>kiểm</w:t>
-      </w:r>
-      <w:proofErr w:type="spellEnd"/>
-      <w:r>
-        <w:rPr>
-          <w:rFonts w:cs="Times New Roman"/>
-          <w:b/>
-          <w:szCs w:val="24"/>
-        </w:rPr>
-        <w:t xml:space="preserve"> </w:t>
-      </w:r>
-      <w:proofErr w:type="spellStart"/>
-      <w:r>
-        <w:rPr>
-          <w:rFonts w:cs="Times New Roman"/>
-          <w:b/>
-          <w:szCs w:val="24"/>
-        </w:rPr>
-        <w:t>soát</w:t>
-      </w:r>
-      <w:proofErr w:type="spellEnd"/>
-      <w:r>
-        <w:rPr>
-          <w:rFonts w:cs="Times New Roman"/>
-          <w:b/>
-          <w:szCs w:val="24"/>
-        </w:rPr>
-        <w:t xml:space="preserve"> DNS </w:t>
-      </w:r>
-      <w:proofErr w:type="spellStart"/>
-      <w:r>
-        <w:rPr>
-          <w:rFonts w:cs="Times New Roman"/>
-          <w:b/>
-          <w:szCs w:val="24"/>
-        </w:rPr>
-        <w:t>trong</w:t>
-      </w:r>
-      <w:proofErr w:type="spellEnd"/>
-      <w:r>
-        <w:rPr>
-          <w:rFonts w:cs="Times New Roman"/>
-          <w:b/>
-          <w:szCs w:val="24"/>
-        </w:rPr>
-        <w:t xml:space="preserve"> </w:t>
-      </w:r>
-      <w:proofErr w:type="spellStart"/>
-      <w:r>
-        <w:rPr>
-          <w:rFonts w:cs="Times New Roman"/>
-          <w:b/>
-          <w:szCs w:val="24"/>
-        </w:rPr>
-        <w:t>mạng</w:t>
-      </w:r>
-      <w:proofErr w:type="spellEnd"/>
-      <w:r>
-        <w:rPr>
-          <w:rFonts w:cs="Times New Roman"/>
-          <w:b/>
-          <w:szCs w:val="24"/>
-        </w:rPr>
-        <w:t xml:space="preserve"> </w:t>
-      </w:r>
-      <w:proofErr w:type="spellStart"/>
-      <w:r>
-        <w:rPr>
-          <w:rFonts w:cs="Times New Roman"/>
-          <w:b/>
-          <w:szCs w:val="24"/>
-        </w:rPr>
-        <w:t>hiện</w:t>
-      </w:r>
-      <w:proofErr w:type="spellEnd"/>
-      <w:r>
-        <w:rPr>
-          <w:rFonts w:cs="Times New Roman"/>
-          <w:b/>
-          <w:szCs w:val="24"/>
-        </w:rPr>
-        <w:t xml:space="preserve"> </w:t>
-      </w:r>
-      <w:proofErr w:type="spellStart"/>
-      <w:r>
-        <w:rPr>
-          <w:rFonts w:cs="Times New Roman"/>
-          <w:b/>
-          <w:szCs w:val="24"/>
-        </w:rPr>
-        <w:t>đại</w:t>
-      </w:r>
-      <w:proofErr w:type="spellEnd"/>
-      <w:r>
-        <w:rPr>
-          <w:rFonts w:cs="Times New Roman"/>
-          <w:b/>
-          <w:szCs w:val="24"/>
-        </w:rPr>
-        <w:t>?</w:t>
-      </w:r>
-    </w:p>
-    <w:p>
-      <w:pPr>
-        <w:rPr>
-          <w:rFonts w:cs="Times New Roman"/>
-          <w:szCs w:val="24"/>
-        </w:rPr>
-      </w:pPr>
-      <w:proofErr w:type="spellStart"/>
-      <w:r>
-        <w:rPr>
-          <w:rFonts w:cs="Times New Roman"/>
-          <w:szCs w:val="24"/>
-        </w:rPr>
-        <w:t>Trả</w:t>
-      </w:r>
-      <w:proofErr w:type="spellEnd"/>
-      <w:r>
-        <w:rPr>
-          <w:rFonts w:cs="Times New Roman"/>
-          <w:szCs w:val="24"/>
-        </w:rPr>
-        <w:t xml:space="preserve"> </w:t>
-      </w:r>
-      <w:proofErr w:type="spellStart"/>
-      <w:r>
-        <w:rPr>
-          <w:rFonts w:cs="Times New Roman"/>
-          <w:szCs w:val="24"/>
-        </w:rPr>
-        <w:t>lời</w:t>
-      </w:r>
-      <w:proofErr w:type="spellEnd"/>
-      <w:r>
-        <w:rPr>
-          <w:rFonts w:cs="Times New Roman"/>
-          <w:szCs w:val="24"/>
-        </w:rPr>
-        <w:t>: ............................................................................................</w:t>
-      </w:r>
-    </w:p>
-    <w:p>
-      <w:pPr>
-        <w:rPr>
-          <w:rFonts w:cs="Times New Roman"/>
-          <w:szCs w:val="24"/>
-        </w:rPr>
-      </w:pPr>
-      <w:r>
-        <w:rPr>
-          <w:rFonts w:cs="Times New Roman"/>
-          <w:b/>
-          <w:szCs w:val="24"/>
-        </w:rPr>
-        <w:t xml:space="preserve">10. </w:t>
-      </w:r>
-      <w:proofErr w:type="spellStart"/>
-      <w:r>
-        <w:rPr>
-          <w:rFonts w:cs="Times New Roman"/>
-          <w:b/>
-          <w:szCs w:val="24"/>
-        </w:rPr>
-        <w:t>Nêu</w:t>
-      </w:r>
-      <w:proofErr w:type="spellEnd"/>
-      <w:r>
-        <w:rPr>
-          <w:rFonts w:cs="Times New Roman"/>
-          <w:b/>
-          <w:szCs w:val="24"/>
-        </w:rPr>
-        <w:t xml:space="preserve"> </w:t>
-      </w:r>
-      <w:proofErr w:type="spellStart"/>
-      <w:r>
-        <w:rPr>
-          <w:rFonts w:cs="Times New Roman"/>
-          <w:b/>
-          <w:szCs w:val="24"/>
-        </w:rPr>
-        <w:t>tối</w:t>
-      </w:r>
-      <w:proofErr w:type="spellEnd"/>
-      <w:r>
-        <w:rPr>
-          <w:rFonts w:cs="Times New Roman"/>
-          <w:b/>
-          <w:szCs w:val="24"/>
-        </w:rPr>
-        <w:t xml:space="preserve"> </w:t>
-      </w:r>
-      <w:proofErr w:type="spellStart"/>
-      <w:r>
-        <w:rPr>
-          <w:rFonts w:cs="Times New Roman"/>
-          <w:b/>
-          <w:szCs w:val="24"/>
-        </w:rPr>
-        <w:t>thiểu</w:t>
-      </w:r>
-      <w:proofErr w:type="spellEnd"/>
-      <w:r>
-        <w:rPr>
-          <w:rFonts w:cs="Times New Roman"/>
-          <w:b/>
-          <w:szCs w:val="24"/>
-        </w:rPr>
-        <w:t xml:space="preserve"> </w:t>
-      </w:r>
-      <w:proofErr w:type="spellStart"/>
-      <w:r>
-        <w:rPr>
-          <w:rFonts w:cs="Times New Roman"/>
-          <w:b/>
-          <w:szCs w:val="24"/>
-        </w:rPr>
-        <w:t>bốn</w:t>
-      </w:r>
-      <w:proofErr w:type="spellEnd"/>
-      <w:r>
-        <w:rPr>
-          <w:rFonts w:cs="Times New Roman"/>
-          <w:b/>
-          <w:szCs w:val="24"/>
-        </w:rPr>
-        <w:t xml:space="preserve"> </w:t>
-      </w:r>
-      <w:proofErr w:type="spellStart"/>
-      <w:r>
-        <w:rPr>
-          <w:rFonts w:cs="Times New Roman"/>
-          <w:b/>
-          <w:szCs w:val="24"/>
-        </w:rPr>
-        <w:t>biện</w:t>
-      </w:r>
-      <w:proofErr w:type="spellEnd"/>
-      <w:r>
-        <w:rPr>
-          <w:rFonts w:cs="Times New Roman"/>
-          <w:b/>
-          <w:szCs w:val="24"/>
-        </w:rPr>
-        <w:t xml:space="preserve"> </w:t>
-      </w:r>
-      <w:proofErr w:type="spellStart"/>
-      <w:r>
-        <w:rPr>
-          <w:rFonts w:cs="Times New Roman"/>
-          <w:b/>
-          <w:szCs w:val="24"/>
-        </w:rPr>
-        <w:t>pháp</w:t>
-      </w:r>
-      <w:proofErr w:type="spellEnd"/>
-      <w:r>
-        <w:rPr>
-          <w:rFonts w:cs="Times New Roman"/>
-          <w:b/>
-          <w:szCs w:val="24"/>
-        </w:rPr>
-        <w:t xml:space="preserve"> hardening </w:t>
-      </w:r>
-      <w:proofErr w:type="spellStart"/>
-      <w:r>
-        <w:rPr>
-          <w:rFonts w:cs="Times New Roman"/>
-          <w:b/>
-          <w:szCs w:val="24"/>
-        </w:rPr>
-        <w:t>sau</w:t>
-      </w:r>
-      <w:proofErr w:type="spellEnd"/>
-      <w:r>
-        <w:rPr>
-          <w:rFonts w:cs="Times New Roman"/>
-          <w:b/>
-          <w:szCs w:val="24"/>
-        </w:rPr>
-        <w:t xml:space="preserve"> </w:t>
-      </w:r>
-      <w:proofErr w:type="spellStart"/>
-      <w:r>
-        <w:rPr>
-          <w:rFonts w:cs="Times New Roman"/>
-          <w:b/>
-          <w:szCs w:val="24"/>
-        </w:rPr>
-        <w:t>khi</w:t>
-      </w:r>
-      <w:proofErr w:type="spellEnd"/>
-      <w:r>
-        <w:rPr>
-          <w:rFonts w:cs="Times New Roman"/>
-          <w:b/>
-          <w:szCs w:val="24"/>
-        </w:rPr>
-        <w:t xml:space="preserve"> </w:t>
-      </w:r>
-      <w:proofErr w:type="spellStart"/>
-      <w:r>
-        <w:rPr>
-          <w:rFonts w:cs="Times New Roman"/>
-          <w:b/>
-          <w:szCs w:val="24"/>
-        </w:rPr>
-        <w:t>hoàn</w:t>
-      </w:r>
-      <w:proofErr w:type="spellEnd"/>
-      <w:r>
-        <w:rPr>
-          <w:rFonts w:cs="Times New Roman"/>
-          <w:b/>
-          <w:szCs w:val="24"/>
-        </w:rPr>
-        <w:t xml:space="preserve"> </w:t>
-      </w:r>
-      <w:proofErr w:type="spellStart"/>
-      <w:r>
-        <w:rPr>
-          <w:rFonts w:cs="Times New Roman"/>
-          <w:b/>
-          <w:szCs w:val="24"/>
-        </w:rPr>
-        <w:t>thành</w:t>
-      </w:r>
-      <w:proofErr w:type="spellEnd"/>
-      <w:r>
-        <w:rPr>
-          <w:rFonts w:cs="Times New Roman"/>
-          <w:b/>
-          <w:szCs w:val="24"/>
-        </w:rPr>
-        <w:t xml:space="preserve"> </w:t>
-      </w:r>
-      <w:proofErr w:type="spellStart"/>
-      <w:r>
-        <w:rPr>
-          <w:rFonts w:cs="Times New Roman"/>
-          <w:b/>
-          <w:szCs w:val="24"/>
-        </w:rPr>
-        <w:t>bài</w:t>
-      </w:r>
-      <w:proofErr w:type="spellEnd"/>
-      <w:r>
-        <w:rPr>
-          <w:rFonts w:cs="Times New Roman"/>
-          <w:b/>
-          <w:szCs w:val="24"/>
-        </w:rPr>
-        <w:t>.</w:t>
-      </w:r>
-    </w:p>
-    <w:p>
-      <w:pPr>
-        <w:rPr>
-          <w:rFonts w:cs="Times New Roman"/>
-          <w:szCs w:val="24"/>
-        </w:rPr>
-      </w:pPr>
-      <w:proofErr w:type="spellStart"/>
-      <w:r>
-        <w:rPr>
-          <w:rFonts w:cs="Times New Roman"/>
-          <w:szCs w:val="24"/>
-        </w:rPr>
-        <w:t>Trả</w:t>
-      </w:r>
-      <w:proofErr w:type="spellEnd"/>
-      <w:r>
-        <w:rPr>
-          <w:rFonts w:cs="Times New Roman"/>
-          <w:szCs w:val="24"/>
-        </w:rPr>
-        <w:t xml:space="preserve"> </w:t>
-      </w:r>
-      <w:proofErr w:type="spellStart"/>
-      <w:r>
-        <w:rPr>
-          <w:rFonts w:cs="Times New Roman"/>
-          <w:szCs w:val="24"/>
-        </w:rPr>
-        <w:t>lời</w:t>
-      </w:r>
-      <w:proofErr w:type="spellEnd"/>
-      <w:r>
-        <w:rPr>
-          <w:rFonts w:cs="Times New Roman"/>
-          <w:szCs w:val="24"/>
-        </w:rPr>
-        <w:t>: ............................................</w:t>
-      </w:r>
-      <w:r>
-        <w:rPr>
-          <w:rFonts w:cs="Times New Roman"/>
-          <w:szCs w:val="24"/>
-        </w:rPr>
-        <w:t>................................................</w:t>
-      </w:r>
-    </w:p>
-    <w:p>
-      <w:pPr>
-        <w:pStyle w:val="Heading2"/>
-        <w:rPr>
-          <w:rFonts w:ascii="Times New Roman" w:hAnsi="Times New Roman" w:cs="Times New Roman"/>
-          <w:sz w:val="24"/>
-          <w:szCs w:val="24"/>
-        </w:rPr>
-      </w:pPr>
-      <w:bookmarkStart w:id="2" w:name="_Toc243897589"/>
-      <w:r>
-        <w:rPr>
-          <w:rFonts w:ascii="Times New Roman" w:hAnsi="Times New Roman" w:cs="Times New Roman"/>
-          <w:sz w:val="24"/>
-          <w:szCs w:val="24"/>
-        </w:rPr>
-        <w:t xml:space="preserve">2. </w:t>
-      </w:r>
-      <w:proofErr w:type="spellStart"/>
-      <w:r>
-        <w:rPr>
-          <w:rFonts w:ascii="Times New Roman" w:hAnsi="Times New Roman" w:cs="Times New Roman"/>
-          <w:sz w:val="24"/>
-          <w:szCs w:val="24"/>
-        </w:rPr>
-        <w:t>Ả</w:t>
-      </w:r>
-      <w:r>
-        <w:rPr>
-          <w:rFonts w:ascii="Times New Roman" w:hAnsi="Times New Roman" w:cs="Times New Roman"/>
-          <w:sz w:val="24"/>
-          <w:szCs w:val="24"/>
-        </w:rPr>
-        <w:t>nh</w:t>
-      </w:r>
-      <w:proofErr w:type="spellEnd"/>
-      <w:r>
-        <w:rPr>
-          <w:rFonts w:ascii="Times New Roman" w:hAnsi="Times New Roman" w:cs="Times New Roman"/>
-          <w:sz w:val="24"/>
-          <w:szCs w:val="24"/>
-        </w:rPr>
-        <w:t xml:space="preserve"> </w:t>
-      </w:r>
-      <w:proofErr w:type="spellStart"/>
-      <w:r>
-        <w:rPr>
-          <w:rFonts w:ascii="Times New Roman" w:hAnsi="Times New Roman" w:cs="Times New Roman"/>
-          <w:sz w:val="24"/>
-          <w:szCs w:val="24"/>
-        </w:rPr>
-        <w:t>minh</w:t>
-      </w:r>
-      <w:proofErr w:type="spellEnd"/>
-      <w:r>
-        <w:rPr>
-          <w:rFonts w:ascii="Times New Roman" w:hAnsi="Times New Roman" w:cs="Times New Roman"/>
-          <w:sz w:val="24"/>
-          <w:szCs w:val="24"/>
-        </w:rPr>
-        <w:t xml:space="preserve"> </w:t>
-      </w:r>
-      <w:proofErr w:type="spellStart"/>
-      <w:r>
-        <w:rPr>
-          <w:rFonts w:ascii="Times New Roman" w:hAnsi="Times New Roman" w:cs="Times New Roman"/>
-          <w:sz w:val="24"/>
-          <w:szCs w:val="24"/>
-        </w:rPr>
-        <w:t>ch</w:t>
-      </w:r>
-      <w:r>
-        <w:rPr>
-          <w:rFonts w:ascii="Times New Roman" w:hAnsi="Times New Roman" w:cs="Times New Roman"/>
-          <w:sz w:val="24"/>
-          <w:szCs w:val="24"/>
-        </w:rPr>
-        <w:t>ứ</w:t>
-      </w:r>
-      <w:r>
-        <w:rPr>
-          <w:rFonts w:ascii="Times New Roman" w:hAnsi="Times New Roman" w:cs="Times New Roman"/>
-          <w:sz w:val="24"/>
-          <w:szCs w:val="24"/>
-        </w:rPr>
-        <w:t>ng</w:t>
-      </w:r>
-      <w:proofErr w:type="spellEnd"/>
-      <w:r>
-        <w:rPr>
-          <w:rFonts w:ascii="Times New Roman" w:hAnsi="Times New Roman" w:cs="Times New Roman"/>
-          <w:sz w:val="24"/>
-          <w:szCs w:val="24"/>
-        </w:rPr>
-        <w:t xml:space="preserve"> </w:t>
-      </w:r>
-      <w:proofErr w:type="spellStart"/>
-      <w:r>
-        <w:rPr>
-          <w:rFonts w:ascii="Times New Roman" w:hAnsi="Times New Roman" w:cs="Times New Roman"/>
-          <w:sz w:val="24"/>
-          <w:szCs w:val="24"/>
-        </w:rPr>
-        <w:t>b</w:t>
-      </w:r>
-      <w:r>
-        <w:rPr>
-          <w:rFonts w:ascii="Times New Roman" w:hAnsi="Times New Roman" w:cs="Times New Roman"/>
-          <w:sz w:val="24"/>
-          <w:szCs w:val="24"/>
-        </w:rPr>
-        <w:t>ắ</w:t>
-      </w:r>
-      <w:r>
-        <w:rPr>
-          <w:rFonts w:ascii="Times New Roman" w:hAnsi="Times New Roman" w:cs="Times New Roman"/>
-          <w:sz w:val="24"/>
-          <w:szCs w:val="24"/>
-        </w:rPr>
-        <w:t>t</w:t>
-      </w:r>
-      <w:proofErr w:type="spellEnd"/>
-      <w:r>
-        <w:rPr>
-          <w:rFonts w:ascii="Times New Roman" w:hAnsi="Times New Roman" w:cs="Times New Roman"/>
-          <w:sz w:val="24"/>
-          <w:szCs w:val="24"/>
-        </w:rPr>
-        <w:t xml:space="preserve"> </w:t>
-      </w:r>
-      <w:proofErr w:type="spellStart"/>
-      <w:r>
-        <w:rPr>
-          <w:rFonts w:ascii="Times New Roman" w:hAnsi="Times New Roman" w:cs="Times New Roman"/>
-          <w:sz w:val="24"/>
-          <w:szCs w:val="24"/>
-        </w:rPr>
-        <w:t>bu</w:t>
-      </w:r>
-      <w:r>
-        <w:rPr>
-          <w:rFonts w:ascii="Times New Roman" w:hAnsi="Times New Roman" w:cs="Times New Roman"/>
-          <w:sz w:val="24"/>
-          <w:szCs w:val="24"/>
-        </w:rPr>
-        <w:t>ộ</w:t>
-      </w:r>
-      <w:r>
-        <w:rPr>
-          <w:rFonts w:ascii="Times New Roman" w:hAnsi="Times New Roman" w:cs="Times New Roman"/>
-          <w:sz w:val="24"/>
-          <w:szCs w:val="24"/>
-        </w:rPr>
-        <w:t>c</w:t>
+        <w:t>buộc</w:t>
       </w:r>
       <w:bookmarkEnd w:id="2"/>
       <w:proofErr w:type="spellEnd"/>
@@ -3804,101 +3496,128 @@
         <w:pStyle w:val="ListBullet"/>
         <w:numPr>
           <w:ilvl w:val="0"/>
-          <w:numId w:val="19"/>
+          <w:numId w:val="0"/>
         </w:numPr>
         <w:spacing w:after="60" w:line="360" w:lineRule="auto"/>
-        <w:rPr>
-          <w:rFonts w:cs="Times New Roman"/>
-          <w:szCs w:val="24"/>
-        </w:rPr>
-      </w:pPr>
-      <w:r>
-        <w:rPr>
-          <w:rFonts w:cs="Times New Roman"/>
-          <w:szCs w:val="24"/>
-        </w:rPr>
-        <w:t xml:space="preserve">IP </w:t>
-      </w:r>
-      <w:proofErr w:type="spellStart"/>
-      <w:r>
-        <w:rPr>
-          <w:rFonts w:cs="Times New Roman"/>
-          <w:szCs w:val="24"/>
-        </w:rPr>
-        <w:t>của</w:t>
-      </w:r>
-      <w:proofErr w:type="spellEnd"/>
-      <w:r>
-        <w:rPr>
-          <w:rFonts w:cs="Times New Roman"/>
-          <w:szCs w:val="24"/>
-        </w:rPr>
-        <w:t xml:space="preserve"> DNS-SERVER, Victim, Kali </w:t>
-      </w:r>
-      <w:proofErr w:type="spellStart"/>
-      <w:r>
-        <w:rPr>
-          <w:rFonts w:cs="Times New Roman"/>
-          <w:szCs w:val="24"/>
-        </w:rPr>
-        <w:t>đúng</w:t>
-      </w:r>
-      <w:proofErr w:type="spellEnd"/>
-      <w:r>
-        <w:rPr>
-          <w:rFonts w:cs="Times New Roman"/>
-          <w:szCs w:val="24"/>
-        </w:rPr>
-        <w:t xml:space="preserve"> </w:t>
-      </w:r>
-      <w:proofErr w:type="spellStart"/>
-      <w:r>
-        <w:rPr>
-          <w:rFonts w:cs="Times New Roman"/>
-          <w:szCs w:val="24"/>
-        </w:rPr>
-        <w:t>bảng</w:t>
-      </w:r>
-      <w:proofErr w:type="spellEnd"/>
-      <w:r>
-        <w:rPr>
-          <w:rFonts w:cs="Times New Roman"/>
-          <w:szCs w:val="24"/>
-        </w:rPr>
-        <w:t xml:space="preserve"> </w:t>
-      </w:r>
-      <w:proofErr w:type="spellStart"/>
-      <w:r>
-        <w:rPr>
-          <w:rFonts w:cs="Times New Roman"/>
-          <w:szCs w:val="24"/>
-        </w:rPr>
-        <w:t>địa</w:t>
-      </w:r>
-      <w:proofErr w:type="spellEnd"/>
-      <w:r>
-        <w:rPr>
-          <w:rFonts w:cs="Times New Roman"/>
-          <w:szCs w:val="24"/>
-        </w:rPr>
-        <w:t xml:space="preserve"> </w:t>
-      </w:r>
-      <w:proofErr w:type="spellStart"/>
-      <w:r>
-        <w:rPr>
-          <w:rFonts w:cs="Times New Roman"/>
-          <w:szCs w:val="24"/>
-        </w:rPr>
-        <w:t>chỉ</w:t>
-      </w:r>
-      <w:proofErr w:type="spellEnd"/>
-      <w:r>
-        <w:rPr>
-          <w:rFonts w:cs="Times New Roman"/>
-          <w:szCs w:val="24"/>
-        </w:rPr>
-        <w:t>.</w:t>
-      </w:r>
+        <w:ind w:left="360" w:hanging="360"/>
+        <w:rPr>
+          <w:rFonts w:cs="Times New Roman"/>
+          <w:szCs w:val="24"/>
+        </w:rPr>
+      </w:pPr>
+      <w:r>
+        <w:rPr>
+          <w:rFonts w:cs="Times New Roman"/>
+          <w:szCs w:val="24"/>
+        </w:rPr>
+        <w:drawing>
+          <wp:inline distT="0" distB="0" distL="0" distR="0" wp14:anchorId="4010D980" wp14:editId="650DC49F">
+            <wp:extent cx="6336030" cy="3546475"/>
+            <wp:effectExtent l="0" t="0" r="7620" b="0"/>
+            <wp:docPr id="1" name="Picture 1"/>
+            <wp:cNvGraphicFramePr>
+              <a:graphicFrameLocks xmlns:a="http://schemas.openxmlformats.org/drawingml/2006/main" noChangeAspect="1"/>
+            </wp:cNvGraphicFramePr>
+            <a:graphic xmlns:a="http://schemas.openxmlformats.org/drawingml/2006/main">
+              <a:graphicData uri="http://schemas.openxmlformats.org/drawingml/2006/picture">
+                <pic:pic xmlns:pic="http://schemas.openxmlformats.org/drawingml/2006/picture">
+                  <pic:nvPicPr>
+                    <pic:cNvPr id="1" name=""/>
+                    <pic:cNvPicPr/>
+                  </pic:nvPicPr>
+                  <pic:blipFill>
+                    <a:blip r:embed="rId9"/>
+                    <a:stretch>
+                      <a:fillRect/>
+                    </a:stretch>
+                  </pic:blipFill>
+                  <pic:spPr>
+                    <a:xfrm>
+                      <a:off x="0" y="0"/>
+                      <a:ext cx="6336030" cy="3546475"/>
+                    </a:xfrm>
+                    <a:prstGeom prst="rect">
+                      <a:avLst/>
+                    </a:prstGeom>
+                  </pic:spPr>
+                </pic:pic>
+              </a:graphicData>
+            </a:graphic>
+          </wp:inline>
+        </w:drawing>
+      </w:r>
+    </w:p>
+    <w:p>
+      <w:pPr>
+        <w:pStyle w:val="ListBullet"/>
+        <w:numPr>
+          <w:ilvl w:val="0"/>
+          <w:numId w:val="0"/>
+        </w:numPr>
+        <w:spacing w:after="60" w:line="360" w:lineRule="auto"/>
+        <w:ind w:left="360" w:hanging="360"/>
+        <w:rPr>
+          <w:rFonts w:cs="Times New Roman"/>
+          <w:szCs w:val="24"/>
+        </w:rPr>
+      </w:pPr>
+      <w:r>
+        <w:rPr>
+          <w:rFonts w:cs="Times New Roman"/>
+          <w:szCs w:val="24"/>
+        </w:rPr>
+        <w:lastRenderedPageBreak/>
+        <w:drawing>
+          <wp:inline distT="0" distB="0" distL="0" distR="0" wp14:anchorId="6FC33E60" wp14:editId="523A7E56">
+            <wp:extent cx="6336030" cy="4995545"/>
+            <wp:effectExtent l="0" t="0" r="7620" b="0"/>
+            <wp:docPr id="2" name="Picture 2"/>
+            <wp:cNvGraphicFramePr>
+              <a:graphicFrameLocks xmlns:a="http://schemas.openxmlformats.org/drawingml/2006/main" noChangeAspect="1"/>
+            </wp:cNvGraphicFramePr>
+            <a:graphic xmlns:a="http://schemas.openxmlformats.org/drawingml/2006/main">
+              <a:graphicData uri="http://schemas.openxmlformats.org/drawingml/2006/picture">
+                <pic:pic xmlns:pic="http://schemas.openxmlformats.org/drawingml/2006/picture">
+                  <pic:nvPicPr>
+                    <pic:cNvPr id="1" name=""/>
+                    <pic:cNvPicPr/>
+                  </pic:nvPicPr>
+                  <pic:blipFill>
+                    <a:blip r:embed="rId10"/>
+                    <a:stretch>
+                      <a:fillRect/>
+                    </a:stretch>
+                  </pic:blipFill>
+                  <pic:spPr>
+                    <a:xfrm>
+                      <a:off x="0" y="0"/>
+                      <a:ext cx="6336030" cy="4995545"/>
+                    </a:xfrm>
+                    <a:prstGeom prst="rect">
+                      <a:avLst/>
+                    </a:prstGeom>
+                  </pic:spPr>
+                </pic:pic>
+              </a:graphicData>
+            </a:graphic>
+          </wp:inline>
+        </w:drawing>
+      </w:r>
+    </w:p>
+    <w:p>
+      <w:pPr>
+        <w:pStyle w:val="ListBullet"/>
+        <w:numPr>
+          <w:ilvl w:val="0"/>
+          <w:numId w:val="0"/>
+        </w:numPr>
+        <w:spacing w:after="60" w:line="360" w:lineRule="auto"/>
+        <w:ind w:left="360" w:hanging="360"/>
+        <w:rPr>
+          <w:rFonts w:cs="Times New Roman"/>
+          <w:szCs w:val="24"/>
+        </w:rPr>
+      </w:pPr>
     </w:p>
     <w:p>
       <w:pPr>
@@ -3913,45 +3632,36 @@
           <w:szCs w:val="24"/>
         </w:rPr>
       </w:pPr>
-      <w:proofErr w:type="spellStart"/>
-      <w:r>
-        <w:rPr>
-          <w:rFonts w:cs="Times New Roman"/>
-          <w:szCs w:val="24"/>
-        </w:rPr>
-        <w:t>BIND9</w:t>
-      </w:r>
-      <w:proofErr w:type="spellEnd"/>
-      <w:r>
-        <w:rPr>
-          <w:rFonts w:cs="Times New Roman"/>
-          <w:szCs w:val="24"/>
-        </w:rPr>
-        <w:t xml:space="preserve"> named-</w:t>
-      </w:r>
-      <w:proofErr w:type="spellStart"/>
-      <w:r>
-        <w:rPr>
-          <w:rFonts w:cs="Times New Roman"/>
-          <w:szCs w:val="24"/>
-        </w:rPr>
-        <w:t>checkconf</w:t>
-      </w:r>
-      <w:proofErr w:type="spellEnd"/>
-      <w:r>
-        <w:rPr>
-          <w:rFonts w:cs="Times New Roman"/>
-          <w:szCs w:val="24"/>
-        </w:rPr>
-        <w:t>/named-</w:t>
-      </w:r>
-      <w:proofErr w:type="spellStart"/>
-      <w:r>
-        <w:rPr>
-          <w:rFonts w:cs="Times New Roman"/>
-          <w:szCs w:val="24"/>
-        </w:rPr>
-        <w:t>checkzone</w:t>
+      <w:r>
+        <w:rPr>
+          <w:rFonts w:cs="Times New Roman"/>
+          <w:szCs w:val="24"/>
+        </w:rPr>
+        <w:t xml:space="preserve">IP </w:t>
+      </w:r>
+      <w:proofErr w:type="spellStart"/>
+      <w:r>
+        <w:rPr>
+          <w:rFonts w:cs="Times New Roman"/>
+          <w:szCs w:val="24"/>
+        </w:rPr>
+        <w:t>của</w:t>
+      </w:r>
+      <w:proofErr w:type="spellEnd"/>
+      <w:r>
+        <w:rPr>
+          <w:rFonts w:cs="Times New Roman"/>
+          <w:szCs w:val="24"/>
+        </w:rPr>
+        <w:t xml:space="preserve"> DNS-SERVER, Victim, Kali </w:t>
+      </w:r>
+      <w:proofErr w:type="spellStart"/>
+      <w:r>
+        <w:rPr>
+          <w:rFonts w:cs="Times New Roman"/>
+          <w:szCs w:val="24"/>
+        </w:rPr>
+        <w:t>đúng</w:t>
       </w:r>
       <w:proofErr w:type="spellEnd"/>
       <w:r>
@@ -3967,7 +3677,7 @@
           <w:rFonts w:cs="Times New Roman"/>
           <w:szCs w:val="24"/>
         </w:rPr>
-        <w:t>thành</w:t>
+        <w:t>bảng</w:t>
       </w:r>
       <w:proofErr w:type="spellEnd"/>
       <w:r>
@@ -3983,7 +3693,23 @@
           <w:rFonts w:cs="Times New Roman"/>
           <w:szCs w:val="24"/>
         </w:rPr>
-        <w:t>công</w:t>
+        <w:t>địa</w:t>
+      </w:r>
+      <w:proofErr w:type="spellEnd"/>
+      <w:r>
+        <w:rPr>
+          <w:rFonts w:cs="Times New Roman"/>
+          <w:szCs w:val="24"/>
+        </w:rPr>
+        <w:t xml:space="preserve"> </w:t>
+      </w:r>
+      <w:proofErr w:type="spellStart"/>
+      <w:r>
+        <w:rPr>
+          <w:rFonts w:cs="Times New Roman"/>
+          <w:szCs w:val="24"/>
+        </w:rPr>
+        <w:t>chỉ</w:t>
       </w:r>
       <w:proofErr w:type="spellEnd"/>
       <w:r>
@@ -3992,6 +3718,172 @@
           <w:szCs w:val="24"/>
         </w:rPr>
         <w:t>.</w:t>
+      </w:r>
+    </w:p>
+    <w:p>
+      <w:pPr>
+        <w:pStyle w:val="ListBullet"/>
+        <w:numPr>
+          <w:ilvl w:val="0"/>
+          <w:numId w:val="0"/>
+        </w:numPr>
+        <w:spacing w:after="60" w:line="360" w:lineRule="auto"/>
+        <w:rPr>
+          <w:rFonts w:cs="Times New Roman"/>
+          <w:szCs w:val="24"/>
+        </w:rPr>
+      </w:pPr>
+      <w:r>
+        <w:rPr>
+          <w:rFonts w:cs="Times New Roman"/>
+          <w:szCs w:val="24"/>
+        </w:rPr>
+        <w:drawing>
+          <wp:inline distT="0" distB="0" distL="0" distR="0" wp14:anchorId="187E3A7E" wp14:editId="685C1D02">
+            <wp:extent cx="6336030" cy="3752215"/>
+            <wp:effectExtent l="0" t="0" r="7620" b="635"/>
+            <wp:docPr id="3" name="Picture 3"/>
+            <wp:cNvGraphicFramePr>
+              <a:graphicFrameLocks xmlns:a="http://schemas.openxmlformats.org/drawingml/2006/main" noChangeAspect="1"/>
+            </wp:cNvGraphicFramePr>
+            <a:graphic xmlns:a="http://schemas.openxmlformats.org/drawingml/2006/main">
+              <a:graphicData uri="http://schemas.openxmlformats.org/drawingml/2006/picture">
+                <pic:pic xmlns:pic="http://schemas.openxmlformats.org/drawingml/2006/picture">
+                  <pic:nvPicPr>
+                    <pic:cNvPr id="1" name=""/>
+                    <pic:cNvPicPr/>
+                  </pic:nvPicPr>
+                  <pic:blipFill>
+                    <a:blip r:embed="rId11"/>
+                    <a:stretch>
+                      <a:fillRect/>
+                    </a:stretch>
+                  </pic:blipFill>
+                  <pic:spPr>
+                    <a:xfrm>
+                      <a:off x="0" y="0"/>
+                      <a:ext cx="6336030" cy="3752215"/>
+                    </a:xfrm>
+                    <a:prstGeom prst="rect">
+                      <a:avLst/>
+                    </a:prstGeom>
+                  </pic:spPr>
+                </pic:pic>
+              </a:graphicData>
+            </a:graphic>
+          </wp:inline>
+        </w:drawing>
+      </w:r>
+    </w:p>
+    <w:p>
+      <w:pPr>
+        <w:pStyle w:val="ListBullet"/>
+        <w:numPr>
+          <w:ilvl w:val="0"/>
+          <w:numId w:val="0"/>
+        </w:numPr>
+        <w:spacing w:after="60" w:line="360" w:lineRule="auto"/>
+        <w:rPr>
+          <w:rFonts w:cs="Times New Roman"/>
+          <w:szCs w:val="24"/>
+        </w:rPr>
+      </w:pPr>
+      <w:r>
+        <w:rPr>
+          <w:rFonts w:cs="Times New Roman"/>
+          <w:szCs w:val="24"/>
+        </w:rPr>
+        <w:lastRenderedPageBreak/>
+        <w:drawing>
+          <wp:inline distT="0" distB="0" distL="0" distR="0" wp14:anchorId="6148A989" wp14:editId="0050A39F">
+            <wp:extent cx="6336030" cy="3723005"/>
+            <wp:effectExtent l="0" t="0" r="7620" b="0"/>
+            <wp:docPr id="4" name="Picture 4"/>
+            <wp:cNvGraphicFramePr>
+              <a:graphicFrameLocks xmlns:a="http://schemas.openxmlformats.org/drawingml/2006/main" noChangeAspect="1"/>
+            </wp:cNvGraphicFramePr>
+            <a:graphic xmlns:a="http://schemas.openxmlformats.org/drawingml/2006/main">
+              <a:graphicData uri="http://schemas.openxmlformats.org/drawingml/2006/picture">
+                <pic:pic xmlns:pic="http://schemas.openxmlformats.org/drawingml/2006/picture">
+                  <pic:nvPicPr>
+                    <pic:cNvPr id="1" name=""/>
+                    <pic:cNvPicPr/>
+                  </pic:nvPicPr>
+                  <pic:blipFill>
+                    <a:blip r:embed="rId12"/>
+                    <a:stretch>
+                      <a:fillRect/>
+                    </a:stretch>
+                  </pic:blipFill>
+                  <pic:spPr>
+                    <a:xfrm>
+                      <a:off x="0" y="0"/>
+                      <a:ext cx="6336030" cy="3723005"/>
+                    </a:xfrm>
+                    <a:prstGeom prst="rect">
+                      <a:avLst/>
+                    </a:prstGeom>
+                  </pic:spPr>
+                </pic:pic>
+              </a:graphicData>
+            </a:graphic>
+          </wp:inline>
+        </w:drawing>
+      </w:r>
+    </w:p>
+    <w:p>
+      <w:pPr>
+        <w:pStyle w:val="ListBullet"/>
+        <w:numPr>
+          <w:ilvl w:val="0"/>
+          <w:numId w:val="0"/>
+        </w:numPr>
+        <w:spacing w:after="60" w:line="360" w:lineRule="auto"/>
+        <w:rPr>
+          <w:rFonts w:cs="Times New Roman"/>
+          <w:szCs w:val="24"/>
+        </w:rPr>
+      </w:pPr>
+      <w:r>
+        <w:rPr>
+          <w:rFonts w:cs="Times New Roman"/>
+          <w:szCs w:val="24"/>
+        </w:rPr>
+        <w:drawing>
+          <wp:inline distT="0" distB="0" distL="0" distR="0" wp14:anchorId="612D88DB" wp14:editId="0ABEA0DF">
+            <wp:extent cx="6336030" cy="3752215"/>
+            <wp:effectExtent l="0" t="0" r="7620" b="635"/>
+            <wp:docPr id="5" name="Picture 5"/>
+            <wp:cNvGraphicFramePr>
+              <a:graphicFrameLocks xmlns:a="http://schemas.openxmlformats.org/drawingml/2006/main" noChangeAspect="1"/>
+            </wp:cNvGraphicFramePr>
+            <a:graphic xmlns:a="http://schemas.openxmlformats.org/drawingml/2006/main">
+              <a:graphicData uri="http://schemas.openxmlformats.org/drawingml/2006/picture">
+                <pic:pic xmlns:pic="http://schemas.openxmlformats.org/drawingml/2006/picture">
+                  <pic:nvPicPr>
+                    <pic:cNvPr id="1" name=""/>
+                    <pic:cNvPicPr/>
+                  </pic:nvPicPr>
+                  <pic:blipFill>
+                    <a:blip r:embed="rId13"/>
+                    <a:stretch>
+                      <a:fillRect/>
+                    </a:stretch>
+                  </pic:blipFill>
+                  <pic:spPr>
+                    <a:xfrm>
+                      <a:off x="0" y="0"/>
+                      <a:ext cx="6336030" cy="3752215"/>
+                    </a:xfrm>
+                    <a:prstGeom prst="rect">
+                      <a:avLst/>
+                    </a:prstGeom>
+                  </pic:spPr>
+                </pic:pic>
+              </a:graphicData>
+            </a:graphic>
+          </wp:inline>
+        </w:drawing>
       </w:r>
     </w:p>
     <w:p>
@@ -4007,35 +3899,311 @@
           <w:szCs w:val="24"/>
         </w:rPr>
       </w:pPr>
-      <w:r>
-        <w:rPr>
-          <w:rFonts w:cs="Times New Roman"/>
-          <w:szCs w:val="24"/>
-        </w:rPr>
-        <w:t xml:space="preserve">Baseline </w:t>
-      </w:r>
-      <w:proofErr w:type="spellStart"/>
-      <w:r>
-        <w:rPr>
-          <w:rFonts w:cs="Times New Roman"/>
-          <w:szCs w:val="24"/>
-        </w:rPr>
-        <w:t>www.external.l</w:t>
-      </w:r>
-      <w:r>
-        <w:rPr>
-          <w:rFonts w:cs="Times New Roman"/>
-          <w:szCs w:val="24"/>
-        </w:rPr>
-        <w:t>ab9.test</w:t>
-      </w:r>
-      <w:proofErr w:type="spellEnd"/>
-      <w:r>
-        <w:rPr>
-          <w:rFonts w:cs="Times New Roman"/>
-          <w:szCs w:val="24"/>
-        </w:rPr>
-        <w:t xml:space="preserve"> -&gt; 172.16.6.10.</w:t>
+      <w:proofErr w:type="spellStart"/>
+      <w:r>
+        <w:rPr>
+          <w:rFonts w:cs="Times New Roman"/>
+          <w:szCs w:val="24"/>
+        </w:rPr>
+        <w:t>BIND9</w:t>
+      </w:r>
+      <w:proofErr w:type="spellEnd"/>
+      <w:r>
+        <w:rPr>
+          <w:rFonts w:cs="Times New Roman"/>
+          <w:szCs w:val="24"/>
+        </w:rPr>
+        <w:t xml:space="preserve"> named-</w:t>
+      </w:r>
+      <w:proofErr w:type="spellStart"/>
+      <w:r>
+        <w:rPr>
+          <w:rFonts w:cs="Times New Roman"/>
+          <w:szCs w:val="24"/>
+        </w:rPr>
+        <w:t>checkconf</w:t>
+      </w:r>
+      <w:proofErr w:type="spellEnd"/>
+      <w:r>
+        <w:rPr>
+          <w:rFonts w:cs="Times New Roman"/>
+          <w:szCs w:val="24"/>
+        </w:rPr>
+        <w:t>/named-</w:t>
+      </w:r>
+      <w:proofErr w:type="spellStart"/>
+      <w:r>
+        <w:rPr>
+          <w:rFonts w:cs="Times New Roman"/>
+          <w:szCs w:val="24"/>
+        </w:rPr>
+        <w:t>checkzone</w:t>
+      </w:r>
+      <w:proofErr w:type="spellEnd"/>
+      <w:r>
+        <w:rPr>
+          <w:rFonts w:cs="Times New Roman"/>
+          <w:szCs w:val="24"/>
+        </w:rPr>
+        <w:t xml:space="preserve"> </w:t>
+      </w:r>
+      <w:proofErr w:type="spellStart"/>
+      <w:r>
+        <w:rPr>
+          <w:rFonts w:cs="Times New Roman"/>
+          <w:szCs w:val="24"/>
+        </w:rPr>
+        <w:t>thành</w:t>
+      </w:r>
+      <w:proofErr w:type="spellEnd"/>
+      <w:r>
+        <w:rPr>
+          <w:rFonts w:cs="Times New Roman"/>
+          <w:szCs w:val="24"/>
+        </w:rPr>
+        <w:t xml:space="preserve"> </w:t>
+      </w:r>
+      <w:proofErr w:type="spellStart"/>
+      <w:r>
+        <w:rPr>
+          <w:rFonts w:cs="Times New Roman"/>
+          <w:szCs w:val="24"/>
+        </w:rPr>
+        <w:t>công</w:t>
+      </w:r>
+      <w:proofErr w:type="spellEnd"/>
+      <w:r>
+        <w:rPr>
+          <w:rFonts w:cs="Times New Roman"/>
+          <w:szCs w:val="24"/>
+        </w:rPr>
+        <w:t>.</w:t>
+      </w:r>
+    </w:p>
+    <w:p>
+      <w:pPr>
+        <w:pStyle w:val="ListBullet"/>
+        <w:numPr>
+          <w:ilvl w:val="0"/>
+          <w:numId w:val="0"/>
+        </w:numPr>
+        <w:spacing w:after="60" w:line="360" w:lineRule="auto"/>
+        <w:ind w:left="360" w:hanging="360"/>
+        <w:rPr>
+          <w:rFonts w:cs="Times New Roman"/>
+          <w:szCs w:val="24"/>
+        </w:rPr>
+      </w:pPr>
+      <w:r>
+        <w:rPr>
+          <w:rFonts w:cs="Times New Roman"/>
+          <w:szCs w:val="24"/>
+        </w:rPr>
+        <w:lastRenderedPageBreak/>
+        <w:drawing>
+          <wp:inline distT="0" distB="0" distL="0" distR="0" wp14:anchorId="1A74593B" wp14:editId="340A6B8F">
+            <wp:extent cx="6336030" cy="3752215"/>
+            <wp:effectExtent l="0" t="0" r="7620" b="635"/>
+            <wp:docPr id="6" name="Picture 6"/>
+            <wp:cNvGraphicFramePr>
+              <a:graphicFrameLocks xmlns:a="http://schemas.openxmlformats.org/drawingml/2006/main" noChangeAspect="1"/>
+            </wp:cNvGraphicFramePr>
+            <a:graphic xmlns:a="http://schemas.openxmlformats.org/drawingml/2006/main">
+              <a:graphicData uri="http://schemas.openxmlformats.org/drawingml/2006/picture">
+                <pic:pic xmlns:pic="http://schemas.openxmlformats.org/drawingml/2006/picture">
+                  <pic:nvPicPr>
+                    <pic:cNvPr id="1" name=""/>
+                    <pic:cNvPicPr/>
+                  </pic:nvPicPr>
+                  <pic:blipFill>
+                    <a:blip r:embed="rId14"/>
+                    <a:stretch>
+                      <a:fillRect/>
+                    </a:stretch>
+                  </pic:blipFill>
+                  <pic:spPr>
+                    <a:xfrm>
+                      <a:off x="0" y="0"/>
+                      <a:ext cx="6336030" cy="3752215"/>
+                    </a:xfrm>
+                    <a:prstGeom prst="rect">
+                      <a:avLst/>
+                    </a:prstGeom>
+                  </pic:spPr>
+                </pic:pic>
+              </a:graphicData>
+            </a:graphic>
+          </wp:inline>
+        </w:drawing>
+      </w:r>
+    </w:p>
+    <w:p>
+      <w:pPr>
+        <w:pStyle w:val="ListBullet"/>
+        <w:numPr>
+          <w:ilvl w:val="0"/>
+          <w:numId w:val="0"/>
+        </w:numPr>
+        <w:spacing w:after="60" w:line="360" w:lineRule="auto"/>
+        <w:ind w:left="360" w:hanging="360"/>
+        <w:rPr>
+          <w:rFonts w:cs="Times New Roman"/>
+          <w:szCs w:val="24"/>
+        </w:rPr>
+      </w:pPr>
+      <w:r>
+        <w:rPr>
+          <w:rFonts w:cs="Times New Roman"/>
+          <w:szCs w:val="24"/>
+        </w:rPr>
+        <w:drawing>
+          <wp:inline distT="0" distB="0" distL="0" distR="0" wp14:anchorId="16B99BEA" wp14:editId="7E1893BA">
+            <wp:extent cx="6336030" cy="3752215"/>
+            <wp:effectExtent l="0" t="0" r="7620" b="635"/>
+            <wp:docPr id="7" name="Picture 7"/>
+            <wp:cNvGraphicFramePr>
+              <a:graphicFrameLocks xmlns:a="http://schemas.openxmlformats.org/drawingml/2006/main" noChangeAspect="1"/>
+            </wp:cNvGraphicFramePr>
+            <a:graphic xmlns:a="http://schemas.openxmlformats.org/drawingml/2006/main">
+              <a:graphicData uri="http://schemas.openxmlformats.org/drawingml/2006/picture">
+                <pic:pic xmlns:pic="http://schemas.openxmlformats.org/drawingml/2006/picture">
+                  <pic:nvPicPr>
+                    <pic:cNvPr id="1" name=""/>
+                    <pic:cNvPicPr/>
+                  </pic:nvPicPr>
+                  <pic:blipFill>
+                    <a:blip r:embed="rId15"/>
+                    <a:stretch>
+                      <a:fillRect/>
+                    </a:stretch>
+                  </pic:blipFill>
+                  <pic:spPr>
+                    <a:xfrm>
+                      <a:off x="0" y="0"/>
+                      <a:ext cx="6336030" cy="3752215"/>
+                    </a:xfrm>
+                    <a:prstGeom prst="rect">
+                      <a:avLst/>
+                    </a:prstGeom>
+                  </pic:spPr>
+                </pic:pic>
+              </a:graphicData>
+            </a:graphic>
+          </wp:inline>
+        </w:drawing>
+      </w:r>
+    </w:p>
+    <w:p>
+      <w:pPr>
+        <w:pStyle w:val="ListBullet"/>
+        <w:numPr>
+          <w:ilvl w:val="0"/>
+          <w:numId w:val="0"/>
+        </w:numPr>
+        <w:spacing w:after="60" w:line="360" w:lineRule="auto"/>
+        <w:ind w:left="360" w:hanging="360"/>
+        <w:rPr>
+          <w:rFonts w:cs="Times New Roman"/>
+          <w:szCs w:val="24"/>
+        </w:rPr>
+      </w:pPr>
+      <w:r>
+        <w:rPr>
+          <w:rFonts w:cs="Times New Roman"/>
+          <w:szCs w:val="24"/>
+        </w:rPr>
+        <w:lastRenderedPageBreak/>
+        <w:drawing>
+          <wp:inline distT="0" distB="0" distL="0" distR="0" wp14:anchorId="2EB85700" wp14:editId="19A689D9">
+            <wp:extent cx="6336030" cy="3683635"/>
+            <wp:effectExtent l="0" t="0" r="7620" b="0"/>
+            <wp:docPr id="8" name="Picture 8"/>
+            <wp:cNvGraphicFramePr>
+              <a:graphicFrameLocks xmlns:a="http://schemas.openxmlformats.org/drawingml/2006/main" noChangeAspect="1"/>
+            </wp:cNvGraphicFramePr>
+            <a:graphic xmlns:a="http://schemas.openxmlformats.org/drawingml/2006/main">
+              <a:graphicData uri="http://schemas.openxmlformats.org/drawingml/2006/picture">
+                <pic:pic xmlns:pic="http://schemas.openxmlformats.org/drawingml/2006/picture">
+                  <pic:nvPicPr>
+                    <pic:cNvPr id="1" name=""/>
+                    <pic:cNvPicPr/>
+                  </pic:nvPicPr>
+                  <pic:blipFill>
+                    <a:blip r:embed="rId16"/>
+                    <a:stretch>
+                      <a:fillRect/>
+                    </a:stretch>
+                  </pic:blipFill>
+                  <pic:spPr>
+                    <a:xfrm>
+                      <a:off x="0" y="0"/>
+                      <a:ext cx="6336030" cy="3683635"/>
+                    </a:xfrm>
+                    <a:prstGeom prst="rect">
+                      <a:avLst/>
+                    </a:prstGeom>
+                  </pic:spPr>
+                </pic:pic>
+              </a:graphicData>
+            </a:graphic>
+          </wp:inline>
+        </w:drawing>
+      </w:r>
+    </w:p>
+    <w:p>
+      <w:pPr>
+        <w:pStyle w:val="ListBullet"/>
+        <w:numPr>
+          <w:ilvl w:val="0"/>
+          <w:numId w:val="0"/>
+        </w:numPr>
+        <w:spacing w:after="60" w:line="360" w:lineRule="auto"/>
+        <w:ind w:left="360" w:hanging="360"/>
+        <w:rPr>
+          <w:rFonts w:cs="Times New Roman"/>
+          <w:szCs w:val="24"/>
+        </w:rPr>
+      </w:pPr>
+      <w:r>
+        <w:rPr>
+          <w:rFonts w:cs="Times New Roman"/>
+          <w:szCs w:val="24"/>
+        </w:rPr>
+        <w:drawing>
+          <wp:inline distT="0" distB="0" distL="0" distR="0" wp14:anchorId="280E4AA4" wp14:editId="61357753">
+            <wp:extent cx="6336030" cy="3683635"/>
+            <wp:effectExtent l="0" t="0" r="7620" b="0"/>
+            <wp:docPr id="10" name="Picture 10"/>
+            <wp:cNvGraphicFramePr>
+              <a:graphicFrameLocks xmlns:a="http://schemas.openxmlformats.org/drawingml/2006/main" noChangeAspect="1"/>
+            </wp:cNvGraphicFramePr>
+            <a:graphic xmlns:a="http://schemas.openxmlformats.org/drawingml/2006/main">
+              <a:graphicData uri="http://schemas.openxmlformats.org/drawingml/2006/picture">
+                <pic:pic xmlns:pic="http://schemas.openxmlformats.org/drawingml/2006/picture">
+                  <pic:nvPicPr>
+                    <pic:cNvPr id="1" name=""/>
+                    <pic:cNvPicPr/>
+                  </pic:nvPicPr>
+                  <pic:blipFill>
+                    <a:blip r:embed="rId17"/>
+                    <a:stretch>
+                      <a:fillRect/>
+                    </a:stretch>
+                  </pic:blipFill>
+                  <pic:spPr>
+                    <a:xfrm>
+                      <a:off x="0" y="0"/>
+                      <a:ext cx="6336030" cy="3683635"/>
+                    </a:xfrm>
+                    <a:prstGeom prst="rect">
+                      <a:avLst/>
+                    </a:prstGeom>
+                  </pic:spPr>
+                </pic:pic>
+              </a:graphicData>
+            </a:graphic>
+          </wp:inline>
+        </w:drawing>
       </w:r>
     </w:p>
     <w:p>
@@ -4056,135 +4224,134 @@
           <w:rFonts w:cs="Times New Roman"/>
           <w:szCs w:val="24"/>
         </w:rPr>
-        <w:t xml:space="preserve">Task 1: browser/curl </w:t>
-      </w:r>
-      <w:proofErr w:type="spellStart"/>
-      <w:r>
-        <w:rPr>
-          <w:rFonts w:cs="Times New Roman"/>
-          <w:szCs w:val="24"/>
-        </w:rPr>
-        <w:t>đi</w:t>
-      </w:r>
-      <w:proofErr w:type="spellEnd"/>
-      <w:r>
-        <w:rPr>
-          <w:rFonts w:cs="Times New Roman"/>
-          <w:szCs w:val="24"/>
-        </w:rPr>
-        <w:t xml:space="preserve"> </w:t>
-      </w:r>
-      <w:proofErr w:type="spellStart"/>
-      <w:r>
-        <w:rPr>
-          <w:rFonts w:cs="Times New Roman"/>
-          <w:szCs w:val="24"/>
-        </w:rPr>
-        <w:t>tới</w:t>
-      </w:r>
-      <w:proofErr w:type="spellEnd"/>
-      <w:r>
-        <w:rPr>
-          <w:rFonts w:cs="Times New Roman"/>
-          <w:szCs w:val="24"/>
-        </w:rPr>
-        <w:t xml:space="preserve"> 10.9.0.200 </w:t>
-      </w:r>
-      <w:proofErr w:type="spellStart"/>
-      <w:r>
-        <w:rPr>
-          <w:rFonts w:cs="Times New Roman"/>
-          <w:szCs w:val="24"/>
-        </w:rPr>
-        <w:t>trong</w:t>
-      </w:r>
-      <w:proofErr w:type="spellEnd"/>
-      <w:r>
-        <w:rPr>
-          <w:rFonts w:cs="Times New Roman"/>
-          <w:szCs w:val="24"/>
-        </w:rPr>
-        <w:t xml:space="preserve"> </w:t>
-      </w:r>
-      <w:proofErr w:type="spellStart"/>
-      <w:r>
-        <w:rPr>
-          <w:rFonts w:cs="Times New Roman"/>
-          <w:szCs w:val="24"/>
-        </w:rPr>
-        <w:t>khi</w:t>
-      </w:r>
-      <w:proofErr w:type="spellEnd"/>
-      <w:r>
-        <w:rPr>
-          <w:rFonts w:cs="Times New Roman"/>
-          <w:szCs w:val="24"/>
-        </w:rPr>
-        <w:t xml:space="preserve"> dig </w:t>
-      </w:r>
-      <w:proofErr w:type="spellStart"/>
-      <w:r>
-        <w:rPr>
-          <w:rFonts w:cs="Times New Roman"/>
-          <w:szCs w:val="24"/>
-        </w:rPr>
-        <w:t>trực</w:t>
-      </w:r>
-      <w:proofErr w:type="spellEnd"/>
-      <w:r>
-        <w:rPr>
-          <w:rFonts w:cs="Times New Roman"/>
-          <w:szCs w:val="24"/>
-        </w:rPr>
-        <w:t xml:space="preserve"> </w:t>
-      </w:r>
-      <w:proofErr w:type="spellStart"/>
-      <w:r>
-        <w:rPr>
-          <w:rFonts w:cs="Times New Roman"/>
-          <w:szCs w:val="24"/>
-        </w:rPr>
-        <w:t>tiếp</w:t>
-      </w:r>
-      <w:proofErr w:type="spellEnd"/>
-      <w:r>
-        <w:rPr>
-          <w:rFonts w:cs="Times New Roman"/>
-          <w:szCs w:val="24"/>
-        </w:rPr>
-        <w:t xml:space="preserve"> </w:t>
-      </w:r>
-      <w:proofErr w:type="spellStart"/>
-      <w:r>
-        <w:rPr>
-          <w:rFonts w:cs="Times New Roman"/>
-          <w:szCs w:val="24"/>
-        </w:rPr>
-        <w:t>vẫn</w:t>
-      </w:r>
-      <w:proofErr w:type="spellEnd"/>
-      <w:r>
-        <w:rPr>
-          <w:rFonts w:cs="Times New Roman"/>
-          <w:szCs w:val="24"/>
-        </w:rPr>
-        <w:t xml:space="preserve"> </w:t>
-      </w:r>
-      <w:proofErr w:type="spellStart"/>
-      <w:r>
-        <w:rPr>
-          <w:rFonts w:cs="Times New Roman"/>
-          <w:szCs w:val="24"/>
-        </w:rPr>
-        <w:t>trả</w:t>
-      </w:r>
-      <w:proofErr w:type="spellEnd"/>
-      <w:r>
-        <w:rPr>
-          <w:rFonts w:cs="Times New Roman"/>
-          <w:szCs w:val="24"/>
-        </w:rPr>
-        <w:t xml:space="preserve"> 172.16.6.10.</w:t>
+        <w:t xml:space="preserve">Baseline </w:t>
+      </w:r>
+      <w:proofErr w:type="spellStart"/>
+      <w:r>
+        <w:rPr>
+          <w:rFonts w:cs="Times New Roman"/>
+          <w:szCs w:val="24"/>
+        </w:rPr>
+        <w:t>www.external.lab9.test</w:t>
+      </w:r>
+      <w:proofErr w:type="spellEnd"/>
+      <w:r>
+        <w:rPr>
+          <w:rFonts w:cs="Times New Roman"/>
+          <w:szCs w:val="24"/>
+        </w:rPr>
+        <w:t xml:space="preserve"> -&gt; 172.16.6.10.</w:t>
+      </w:r>
+    </w:p>
+    <w:p>
+      <w:pPr>
+        <w:pStyle w:val="ListBullet"/>
+        <w:numPr>
+          <w:ilvl w:val="0"/>
+          <w:numId w:val="0"/>
+        </w:numPr>
+        <w:spacing w:after="60" w:line="360" w:lineRule="auto"/>
+        <w:rPr>
+          <w:rFonts w:cs="Times New Roman"/>
+          <w:szCs w:val="24"/>
+        </w:rPr>
+      </w:pPr>
+      <w:r>
+        <w:rPr>
+          <w:rFonts w:cs="Times New Roman"/>
+          <w:szCs w:val="24"/>
+        </w:rPr>
+        <w:lastRenderedPageBreak/>
+        <w:drawing>
+          <wp:inline distT="0" distB="0" distL="0" distR="0" wp14:anchorId="30A95ABA" wp14:editId="399F6060">
+            <wp:extent cx="6336030" cy="3637915"/>
+            <wp:effectExtent l="0" t="0" r="7620" b="635"/>
+            <wp:docPr id="11" name="Picture 11"/>
+            <wp:cNvGraphicFramePr>
+              <a:graphicFrameLocks xmlns:a="http://schemas.openxmlformats.org/drawingml/2006/main" noChangeAspect="1"/>
+            </wp:cNvGraphicFramePr>
+            <a:graphic xmlns:a="http://schemas.openxmlformats.org/drawingml/2006/main">
+              <a:graphicData uri="http://schemas.openxmlformats.org/drawingml/2006/picture">
+                <pic:pic xmlns:pic="http://schemas.openxmlformats.org/drawingml/2006/picture">
+                  <pic:nvPicPr>
+                    <pic:cNvPr id="1" name=""/>
+                    <pic:cNvPicPr/>
+                  </pic:nvPicPr>
+                  <pic:blipFill>
+                    <a:blip r:embed="rId18"/>
+                    <a:stretch>
+                      <a:fillRect/>
+                    </a:stretch>
+                  </pic:blipFill>
+                  <pic:spPr>
+                    <a:xfrm>
+                      <a:off x="0" y="0"/>
+                      <a:ext cx="6336030" cy="3637915"/>
+                    </a:xfrm>
+                    <a:prstGeom prst="rect">
+                      <a:avLst/>
+                    </a:prstGeom>
+                  </pic:spPr>
+                </pic:pic>
+              </a:graphicData>
+            </a:graphic>
+          </wp:inline>
+        </w:drawing>
+      </w:r>
+    </w:p>
+    <w:p>
+      <w:pPr>
+        <w:pStyle w:val="ListBullet"/>
+        <w:numPr>
+          <w:ilvl w:val="0"/>
+          <w:numId w:val="0"/>
+        </w:numPr>
+        <w:spacing w:after="60" w:line="360" w:lineRule="auto"/>
+        <w:rPr>
+          <w:rFonts w:cs="Times New Roman"/>
+          <w:szCs w:val="24"/>
+        </w:rPr>
+      </w:pPr>
+      <w:r>
+        <w:rPr>
+          <w:rFonts w:cs="Times New Roman"/>
+          <w:szCs w:val="24"/>
+        </w:rPr>
+        <w:drawing>
+          <wp:inline distT="0" distB="0" distL="0" distR="0" wp14:anchorId="31DEC6A0" wp14:editId="7AE3457A">
+            <wp:extent cx="6336030" cy="3931920"/>
+            <wp:effectExtent l="0" t="0" r="7620" b="0"/>
+            <wp:docPr id="12" name="Picture 12"/>
+            <wp:cNvGraphicFramePr>
+              <a:graphicFrameLocks xmlns:a="http://schemas.openxmlformats.org/drawingml/2006/main" noChangeAspect="1"/>
+            </wp:cNvGraphicFramePr>
+            <a:graphic xmlns:a="http://schemas.openxmlformats.org/drawingml/2006/main">
+              <a:graphicData uri="http://schemas.openxmlformats.org/drawingml/2006/picture">
+                <pic:pic xmlns:pic="http://schemas.openxmlformats.org/drawingml/2006/picture">
+                  <pic:nvPicPr>
+                    <pic:cNvPr id="1" name=""/>
+                    <pic:cNvPicPr/>
+                  </pic:nvPicPr>
+                  <pic:blipFill>
+                    <a:blip r:embed="rId19"/>
+                    <a:stretch>
+                      <a:fillRect/>
+                    </a:stretch>
+                  </pic:blipFill>
+                  <pic:spPr>
+                    <a:xfrm>
+                      <a:off x="0" y="0"/>
+                      <a:ext cx="6336030" cy="3931920"/>
+                    </a:xfrm>
+                    <a:prstGeom prst="rect">
+                      <a:avLst/>
+                    </a:prstGeom>
+                  </pic:spPr>
+                </pic:pic>
+              </a:graphicData>
+            </a:graphic>
+          </wp:inline>
+        </w:drawing>
       </w:r>
     </w:p>
     <w:p>
@@ -4205,39 +4372,191 @@
           <w:rFonts w:cs="Times New Roman"/>
           <w:szCs w:val="24"/>
         </w:rPr>
-        <w:t xml:space="preserve">Task 2: Wireshark </w:t>
-      </w:r>
-      <w:proofErr w:type="spellStart"/>
-      <w:r>
-        <w:rPr>
-          <w:rFonts w:cs="Times New Roman"/>
-          <w:szCs w:val="24"/>
-        </w:rPr>
-        <w:t>có</w:t>
-      </w:r>
-      <w:proofErr w:type="spellEnd"/>
-      <w:r>
-        <w:rPr>
-          <w:rFonts w:cs="Times New Roman"/>
-          <w:szCs w:val="24"/>
-        </w:rPr>
-        <w:t xml:space="preserve"> query + forged response; Victim </w:t>
-      </w:r>
-      <w:proofErr w:type="spellStart"/>
-      <w:r>
-        <w:rPr>
-          <w:rFonts w:cs="Times New Roman"/>
-          <w:szCs w:val="24"/>
-        </w:rPr>
-        <w:t>nhận</w:t>
-      </w:r>
-      <w:proofErr w:type="spellEnd"/>
-      <w:r>
-        <w:rPr>
-          <w:rFonts w:cs="Times New Roman"/>
-          <w:szCs w:val="24"/>
-        </w:rPr>
-        <w:t xml:space="preserve"> 10.9.0.200.</w:t>
+        <w:t xml:space="preserve">Task 1: browser/curl </w:t>
+      </w:r>
+      <w:proofErr w:type="spellStart"/>
+      <w:r>
+        <w:rPr>
+          <w:rFonts w:cs="Times New Roman"/>
+          <w:szCs w:val="24"/>
+        </w:rPr>
+        <w:t>đi</w:t>
+      </w:r>
+      <w:proofErr w:type="spellEnd"/>
+      <w:r>
+        <w:rPr>
+          <w:rFonts w:cs="Times New Roman"/>
+          <w:szCs w:val="24"/>
+        </w:rPr>
+        <w:t xml:space="preserve"> </w:t>
+      </w:r>
+      <w:proofErr w:type="spellStart"/>
+      <w:r>
+        <w:rPr>
+          <w:rFonts w:cs="Times New Roman"/>
+          <w:szCs w:val="24"/>
+        </w:rPr>
+        <w:t>tới</w:t>
+      </w:r>
+      <w:proofErr w:type="spellEnd"/>
+      <w:r>
+        <w:rPr>
+          <w:rFonts w:cs="Times New Roman"/>
+          <w:szCs w:val="24"/>
+        </w:rPr>
+        <w:t xml:space="preserve"> 10.9.0.200 </w:t>
+      </w:r>
+      <w:proofErr w:type="spellStart"/>
+      <w:r>
+        <w:rPr>
+          <w:rFonts w:cs="Times New Roman"/>
+          <w:szCs w:val="24"/>
+        </w:rPr>
+        <w:t>trong</w:t>
+      </w:r>
+      <w:proofErr w:type="spellEnd"/>
+      <w:r>
+        <w:rPr>
+          <w:rFonts w:cs="Times New Roman"/>
+          <w:szCs w:val="24"/>
+        </w:rPr>
+        <w:t xml:space="preserve"> </w:t>
+      </w:r>
+      <w:proofErr w:type="spellStart"/>
+      <w:r>
+        <w:rPr>
+          <w:rFonts w:cs="Times New Roman"/>
+          <w:szCs w:val="24"/>
+        </w:rPr>
+        <w:t>khi</w:t>
+      </w:r>
+      <w:proofErr w:type="spellEnd"/>
+      <w:r>
+        <w:rPr>
+          <w:rFonts w:cs="Times New Roman"/>
+          <w:szCs w:val="24"/>
+        </w:rPr>
+        <w:t xml:space="preserve"> dig </w:t>
+      </w:r>
+      <w:proofErr w:type="spellStart"/>
+      <w:r>
+        <w:rPr>
+          <w:rFonts w:cs="Times New Roman"/>
+          <w:szCs w:val="24"/>
+        </w:rPr>
+        <w:t>trực</w:t>
+      </w:r>
+      <w:proofErr w:type="spellEnd"/>
+      <w:r>
+        <w:rPr>
+          <w:rFonts w:cs="Times New Roman"/>
+          <w:szCs w:val="24"/>
+        </w:rPr>
+        <w:t xml:space="preserve"> </w:t>
+      </w:r>
+      <w:proofErr w:type="spellStart"/>
+      <w:r>
+        <w:rPr>
+          <w:rFonts w:cs="Times New Roman"/>
+          <w:szCs w:val="24"/>
+        </w:rPr>
+        <w:t>tiếp</w:t>
+      </w:r>
+      <w:proofErr w:type="spellEnd"/>
+      <w:r>
+        <w:rPr>
+          <w:rFonts w:cs="Times New Roman"/>
+          <w:szCs w:val="24"/>
+        </w:rPr>
+        <w:t xml:space="preserve"> </w:t>
+      </w:r>
+      <w:proofErr w:type="spellStart"/>
+      <w:r>
+        <w:rPr>
+          <w:rFonts w:cs="Times New Roman"/>
+          <w:szCs w:val="24"/>
+        </w:rPr>
+        <w:t>vẫn</w:t>
+      </w:r>
+      <w:proofErr w:type="spellEnd"/>
+      <w:r>
+        <w:rPr>
+          <w:rFonts w:cs="Times New Roman"/>
+          <w:szCs w:val="24"/>
+        </w:rPr>
+        <w:t xml:space="preserve"> </w:t>
+      </w:r>
+      <w:proofErr w:type="spellStart"/>
+      <w:r>
+        <w:rPr>
+          <w:rFonts w:cs="Times New Roman"/>
+          <w:szCs w:val="24"/>
+        </w:rPr>
+        <w:t>trả</w:t>
+      </w:r>
+      <w:proofErr w:type="spellEnd"/>
+      <w:r>
+        <w:rPr>
+          <w:rFonts w:cs="Times New Roman"/>
+          <w:szCs w:val="24"/>
+        </w:rPr>
+        <w:t xml:space="preserve"> 172.16.6.10.</w:t>
+      </w:r>
+    </w:p>
+    <w:p>
+      <w:pPr>
+        <w:pStyle w:val="ListBullet"/>
+        <w:numPr>
+          <w:ilvl w:val="0"/>
+          <w:numId w:val="0"/>
+        </w:numPr>
+        <w:spacing w:after="60" w:line="360" w:lineRule="auto"/>
+        <w:rPr>
+          <w:rFonts w:cs="Times New Roman"/>
+          <w:szCs w:val="24"/>
+        </w:rPr>
+      </w:pPr>
+      <w:r>
+        <w:rPr>
+          <w:rFonts w:cs="Times New Roman"/>
+          <w:szCs w:val="24"/>
+        </w:rPr>
+        <w:lastRenderedPageBreak/>
+        <w:drawing>
+          <wp:inline distT="0" distB="0" distL="0" distR="0" wp14:anchorId="455107F8" wp14:editId="155518F6">
+            <wp:extent cx="6336030" cy="3500120"/>
+            <wp:effectExtent l="0" t="0" r="7620" b="5080"/>
+            <wp:docPr id="14" name="Picture 14"/>
+            <wp:cNvGraphicFramePr>
+              <a:graphicFrameLocks xmlns:a="http://schemas.openxmlformats.org/drawingml/2006/main" noChangeAspect="1"/>
+            </wp:cNvGraphicFramePr>
+            <a:graphic xmlns:a="http://schemas.openxmlformats.org/drawingml/2006/main">
+              <a:graphicData uri="http://schemas.openxmlformats.org/drawingml/2006/picture">
+                <pic:pic xmlns:pic="http://schemas.openxmlformats.org/drawingml/2006/picture">
+                  <pic:nvPicPr>
+                    <pic:cNvPr id="1" name=""/>
+                    <pic:cNvPicPr/>
+                  </pic:nvPicPr>
+                  <pic:blipFill>
+                    <a:blip r:embed="rId20"/>
+                    <a:stretch>
+                      <a:fillRect/>
+                    </a:stretch>
+                  </pic:blipFill>
+                  <pic:spPr>
+                    <a:xfrm>
+                      <a:off x="0" y="0"/>
+                      <a:ext cx="6336030" cy="3500120"/>
+                    </a:xfrm>
+                    <a:prstGeom prst="rect">
+                      <a:avLst/>
+                    </a:prstGeom>
+                  </pic:spPr>
+                </pic:pic>
+              </a:graphicData>
+            </a:graphic>
+          </wp:inline>
+        </w:drawing>
       </w:r>
     </w:p>
     <w:p>
@@ -4258,47 +4577,31 @@
           <w:rFonts w:cs="Times New Roman"/>
           <w:szCs w:val="24"/>
         </w:rPr>
-        <w:t xml:space="preserve">Task 3: forged response </w:t>
-      </w:r>
-      <w:proofErr w:type="spellStart"/>
-      <w:r>
-        <w:rPr>
-          <w:rFonts w:cs="Times New Roman"/>
-          <w:szCs w:val="24"/>
-        </w:rPr>
-        <w:t>tới</w:t>
-      </w:r>
-      <w:proofErr w:type="spellEnd"/>
-      <w:r>
-        <w:rPr>
-          <w:rFonts w:cs="Times New Roman"/>
-          <w:szCs w:val="24"/>
-        </w:rPr>
-        <w:t xml:space="preserve"> resolver </w:t>
-      </w:r>
-      <w:proofErr w:type="spellStart"/>
-      <w:r>
-        <w:rPr>
-          <w:rFonts w:cs="Times New Roman"/>
-          <w:szCs w:val="24"/>
-        </w:rPr>
-        <w:t>và</w:t>
-      </w:r>
-      <w:proofErr w:type="spellEnd"/>
-      <w:r>
-        <w:rPr>
-          <w:rFonts w:cs="Times New Roman"/>
-          <w:szCs w:val="24"/>
-        </w:rPr>
-        <w:t xml:space="preserve"> cache </w:t>
-      </w:r>
-      <w:proofErr w:type="spellStart"/>
-      <w:r>
-        <w:rPr>
-          <w:rFonts w:cs="Times New Roman"/>
-          <w:szCs w:val="24"/>
-        </w:rPr>
-        <w:t>chứa</w:t>
+        <w:t xml:space="preserve">Task 2: Wireshark </w:t>
+      </w:r>
+      <w:proofErr w:type="spellStart"/>
+      <w:r>
+        <w:rPr>
+          <w:rFonts w:cs="Times New Roman"/>
+          <w:szCs w:val="24"/>
+        </w:rPr>
+        <w:t>có</w:t>
+      </w:r>
+      <w:proofErr w:type="spellEnd"/>
+      <w:r>
+        <w:rPr>
+          <w:rFonts w:cs="Times New Roman"/>
+          <w:szCs w:val="24"/>
+        </w:rPr>
+        <w:t xml:space="preserve"> query + forged response; Victim </w:t>
+      </w:r>
+      <w:proofErr w:type="spellStart"/>
+      <w:r>
+        <w:rPr>
+          <w:rFonts w:cs="Times New Roman"/>
+          <w:szCs w:val="24"/>
+        </w:rPr>
+        <w:t>nhận</w:t>
       </w:r>
       <w:proofErr w:type="spellEnd"/>
       <w:r>
@@ -4307,6 +4610,109 @@
           <w:szCs w:val="24"/>
         </w:rPr>
         <w:t xml:space="preserve"> 10.9.0.200.</w:t>
+      </w:r>
+    </w:p>
+    <w:p>
+      <w:pPr>
+        <w:pStyle w:val="ListBullet"/>
+        <w:numPr>
+          <w:ilvl w:val="0"/>
+          <w:numId w:val="0"/>
+        </w:numPr>
+        <w:spacing w:after="60" w:line="360" w:lineRule="auto"/>
+        <w:rPr>
+          <w:rFonts w:cs="Times New Roman"/>
+          <w:szCs w:val="24"/>
+        </w:rPr>
+      </w:pPr>
+      <w:r>
+        <w:rPr>
+          <w:rFonts w:cs="Times New Roman"/>
+          <w:szCs w:val="24"/>
+        </w:rPr>
+        <w:lastRenderedPageBreak/>
+        <w:drawing>
+          <wp:inline distT="0" distB="0" distL="0" distR="0" wp14:anchorId="6EED244A" wp14:editId="56CD30A2">
+            <wp:extent cx="6336030" cy="3789045"/>
+            <wp:effectExtent l="0" t="0" r="7620" b="1905"/>
+            <wp:docPr id="15" name="Picture 15"/>
+            <wp:cNvGraphicFramePr>
+              <a:graphicFrameLocks xmlns:a="http://schemas.openxmlformats.org/drawingml/2006/main" noChangeAspect="1"/>
+            </wp:cNvGraphicFramePr>
+            <a:graphic xmlns:a="http://schemas.openxmlformats.org/drawingml/2006/main">
+              <a:graphicData uri="http://schemas.openxmlformats.org/drawingml/2006/picture">
+                <pic:pic xmlns:pic="http://schemas.openxmlformats.org/drawingml/2006/picture">
+                  <pic:nvPicPr>
+                    <pic:cNvPr id="1" name=""/>
+                    <pic:cNvPicPr/>
+                  </pic:nvPicPr>
+                  <pic:blipFill>
+                    <a:blip r:embed="rId21"/>
+                    <a:stretch>
+                      <a:fillRect/>
+                    </a:stretch>
+                  </pic:blipFill>
+                  <pic:spPr>
+                    <a:xfrm>
+                      <a:off x="0" y="0"/>
+                      <a:ext cx="6336030" cy="3789045"/>
+                    </a:xfrm>
+                    <a:prstGeom prst="rect">
+                      <a:avLst/>
+                    </a:prstGeom>
+                  </pic:spPr>
+                </pic:pic>
+              </a:graphicData>
+            </a:graphic>
+          </wp:inline>
+        </w:drawing>
+      </w:r>
+      <w:r>
+        <w:rPr>
+          <w:noProof/>
+        </w:rPr>
+        <w:t xml:space="preserve"> </w:t>
+      </w:r>
+      <w:r>
+        <w:rPr>
+          <w:rFonts w:cs="Times New Roman"/>
+          <w:szCs w:val="24"/>
+        </w:rPr>
+        <w:drawing>
+          <wp:inline distT="0" distB="0" distL="0" distR="0" wp14:anchorId="4E54FEA9" wp14:editId="59BEB6DF">
+            <wp:extent cx="6336030" cy="3789045"/>
+            <wp:effectExtent l="0" t="0" r="7620" b="1905"/>
+            <wp:docPr id="16" name="Picture 16"/>
+            <wp:cNvGraphicFramePr>
+              <a:graphicFrameLocks xmlns:a="http://schemas.openxmlformats.org/drawingml/2006/main" noChangeAspect="1"/>
+            </wp:cNvGraphicFramePr>
+            <a:graphic xmlns:a="http://schemas.openxmlformats.org/drawingml/2006/main">
+              <a:graphicData uri="http://schemas.openxmlformats.org/drawingml/2006/picture">
+                <pic:pic xmlns:pic="http://schemas.openxmlformats.org/drawingml/2006/picture">
+                  <pic:nvPicPr>
+                    <pic:cNvPr id="1" name=""/>
+                    <pic:cNvPicPr/>
+                  </pic:nvPicPr>
+                  <pic:blipFill>
+                    <a:blip r:embed="rId22"/>
+                    <a:stretch>
+                      <a:fillRect/>
+                    </a:stretch>
+                  </pic:blipFill>
+                  <pic:spPr>
+                    <a:xfrm>
+                      <a:off x="0" y="0"/>
+                      <a:ext cx="6336030" cy="3789045"/>
+                    </a:xfrm>
+                    <a:prstGeom prst="rect">
+                      <a:avLst/>
+                    </a:prstGeom>
+                  </pic:spPr>
+                </pic:pic>
+              </a:graphicData>
+            </a:graphic>
+          </wp:inline>
+        </w:drawing>
       </w:r>
     </w:p>
     <w:p>
@@ -4327,78 +4733,55 @@
           <w:rFonts w:cs="Times New Roman"/>
           <w:szCs w:val="24"/>
         </w:rPr>
-        <w:t xml:space="preserve">Sau </w:t>
-      </w:r>
-      <w:r>
-        <w:rPr>
-          <w:rFonts w:cs="Times New Roman"/>
-          <w:szCs w:val="24"/>
-        </w:rPr>
-        <w:t xml:space="preserve">flush: </w:t>
-      </w:r>
-      <w:proofErr w:type="spellStart"/>
-      <w:r>
-        <w:rPr>
-          <w:rFonts w:cs="Times New Roman"/>
-          <w:szCs w:val="24"/>
-        </w:rPr>
-        <w:t>kết</w:t>
-      </w:r>
-      <w:proofErr w:type="spellEnd"/>
-      <w:r>
-        <w:rPr>
-          <w:rFonts w:cs="Times New Roman"/>
-          <w:szCs w:val="24"/>
-        </w:rPr>
-        <w:t xml:space="preserve"> </w:t>
-      </w:r>
-      <w:proofErr w:type="spellStart"/>
-      <w:r>
-        <w:rPr>
-          <w:rFonts w:cs="Times New Roman"/>
-          <w:szCs w:val="24"/>
-        </w:rPr>
-        <w:t>quả</w:t>
-      </w:r>
-      <w:proofErr w:type="spellEnd"/>
-      <w:r>
-        <w:rPr>
-          <w:rFonts w:cs="Times New Roman"/>
-          <w:szCs w:val="24"/>
-        </w:rPr>
-        <w:t xml:space="preserve"> </w:t>
-      </w:r>
-      <w:proofErr w:type="spellStart"/>
-      <w:r>
-        <w:rPr>
-          <w:rFonts w:cs="Times New Roman"/>
-          <w:szCs w:val="24"/>
-        </w:rPr>
-        <w:t>trở</w:t>
-      </w:r>
-      <w:proofErr w:type="spellEnd"/>
-      <w:r>
-        <w:rPr>
-          <w:rFonts w:cs="Times New Roman"/>
-          <w:szCs w:val="24"/>
-        </w:rPr>
-        <w:t xml:space="preserve"> </w:t>
-      </w:r>
-      <w:proofErr w:type="spellStart"/>
-      <w:r>
-        <w:rPr>
-          <w:rFonts w:cs="Times New Roman"/>
-          <w:szCs w:val="24"/>
-        </w:rPr>
-        <w:t>về</w:t>
-      </w:r>
-      <w:proofErr w:type="spellEnd"/>
-      <w:r>
-        <w:rPr>
-          <w:rFonts w:cs="Times New Roman"/>
-          <w:szCs w:val="24"/>
-        </w:rPr>
-        <w:t xml:space="preserve"> 172.16.6.10.</w:t>
+        <w:t xml:space="preserve">Task 3: forged response </w:t>
+      </w:r>
+      <w:proofErr w:type="spellStart"/>
+      <w:r>
+        <w:rPr>
+          <w:rFonts w:cs="Times New Roman"/>
+          <w:szCs w:val="24"/>
+        </w:rPr>
+        <w:t>tới</w:t>
+      </w:r>
+      <w:proofErr w:type="spellEnd"/>
+      <w:r>
+        <w:rPr>
+          <w:rFonts w:cs="Times New Roman"/>
+          <w:szCs w:val="24"/>
+        </w:rPr>
+        <w:t xml:space="preserve"> resolver </w:t>
+      </w:r>
+      <w:proofErr w:type="spellStart"/>
+      <w:r>
+        <w:rPr>
+          <w:rFonts w:cs="Times New Roman"/>
+          <w:szCs w:val="24"/>
+        </w:rPr>
+        <w:t>và</w:t>
+      </w:r>
+      <w:proofErr w:type="spellEnd"/>
+      <w:r>
+        <w:rPr>
+          <w:rFonts w:cs="Times New Roman"/>
+          <w:szCs w:val="24"/>
+        </w:rPr>
+        <w:t xml:space="preserve"> cache </w:t>
+      </w:r>
+      <w:proofErr w:type="spellStart"/>
+      <w:r>
+        <w:rPr>
+          <w:rFonts w:cs="Times New Roman"/>
+          <w:szCs w:val="24"/>
+        </w:rPr>
+        <w:t>chứa</w:t>
+      </w:r>
+      <w:proofErr w:type="spellEnd"/>
+      <w:r>
+        <w:rPr>
+          <w:rFonts w:cs="Times New Roman"/>
+          <w:szCs w:val="24"/>
+        </w:rPr>
+        <w:t xml:space="preserve"> 10.9.0.200.</w:t>
       </w:r>
     </w:p>
     <w:p>
@@ -4419,15 +4802,15 @@
           <w:rFonts w:cs="Times New Roman"/>
           <w:szCs w:val="24"/>
         </w:rPr>
-        <w:t xml:space="preserve">Promiscuous Mode </w:t>
-      </w:r>
-      <w:proofErr w:type="spellStart"/>
-      <w:r>
-        <w:rPr>
-          <w:rFonts w:cs="Times New Roman"/>
-          <w:szCs w:val="24"/>
-        </w:rPr>
-        <w:t>được</w:t>
+        <w:t xml:space="preserve">Sau flush: </w:t>
+      </w:r>
+      <w:proofErr w:type="spellStart"/>
+      <w:r>
+        <w:rPr>
+          <w:rFonts w:cs="Times New Roman"/>
+          <w:szCs w:val="24"/>
+        </w:rPr>
+        <w:t>kết</w:t>
       </w:r>
       <w:proofErr w:type="spellEnd"/>
       <w:r>
@@ -4443,7 +4826,7 @@
           <w:rFonts w:cs="Times New Roman"/>
           <w:szCs w:val="24"/>
         </w:rPr>
-        <w:t>trả</w:t>
+        <w:t>quả</w:t>
       </w:r>
       <w:proofErr w:type="spellEnd"/>
       <w:r>
@@ -4459,6 +4842,22 @@
           <w:rFonts w:cs="Times New Roman"/>
           <w:szCs w:val="24"/>
         </w:rPr>
+        <w:t>trở</w:t>
+      </w:r>
+      <w:proofErr w:type="spellEnd"/>
+      <w:r>
+        <w:rPr>
+          <w:rFonts w:cs="Times New Roman"/>
+          <w:szCs w:val="24"/>
+        </w:rPr>
+        <w:t xml:space="preserve"> </w:t>
+      </w:r>
+      <w:proofErr w:type="spellStart"/>
+      <w:r>
+        <w:rPr>
+          <w:rFonts w:cs="Times New Roman"/>
+          <w:szCs w:val="24"/>
+        </w:rPr>
         <w:t>về</w:t>
       </w:r>
       <w:proofErr w:type="spellEnd"/>
@@ -4467,27 +4866,96 @@
           <w:rFonts w:cs="Times New Roman"/>
           <w:szCs w:val="24"/>
         </w:rPr>
-        <w:t xml:space="preserve"> Deny </w:t>
-      </w:r>
-      <w:proofErr w:type="spellStart"/>
-      <w:r>
-        <w:rPr>
-          <w:rFonts w:cs="Times New Roman"/>
-          <w:szCs w:val="24"/>
-        </w:rPr>
-        <w:t>sau</w:t>
-      </w:r>
-      <w:proofErr w:type="spellEnd"/>
-      <w:r>
-        <w:rPr>
-          <w:rFonts w:cs="Times New Roman"/>
-          <w:szCs w:val="24"/>
-        </w:rPr>
-        <w:t xml:space="preserve"> lab.</w:t>
+        <w:t xml:space="preserve"> 172.16.6.10.</w:t>
       </w:r>
     </w:p>
     <w:p>
       <w:pPr>
+        <w:pStyle w:val="ListBullet"/>
+        <w:numPr>
+          <w:ilvl w:val="0"/>
+          <w:numId w:val="19"/>
+        </w:numPr>
+        <w:spacing w:after="60" w:line="360" w:lineRule="auto"/>
+        <w:rPr>
+          <w:rFonts w:cs="Times New Roman"/>
+          <w:szCs w:val="24"/>
+        </w:rPr>
+      </w:pPr>
+      <w:r>
+        <w:rPr>
+          <w:rFonts w:cs="Times New Roman"/>
+          <w:szCs w:val="24"/>
+        </w:rPr>
+        <w:t xml:space="preserve">Promiscuous Mode </w:t>
+      </w:r>
+      <w:proofErr w:type="spellStart"/>
+      <w:r>
+        <w:rPr>
+          <w:rFonts w:cs="Times New Roman"/>
+          <w:szCs w:val="24"/>
+        </w:rPr>
+        <w:t>được</w:t>
+      </w:r>
+      <w:proofErr w:type="spellEnd"/>
+      <w:r>
+        <w:rPr>
+          <w:rFonts w:cs="Times New Roman"/>
+          <w:szCs w:val="24"/>
+        </w:rPr>
+        <w:t xml:space="preserve"> </w:t>
+      </w:r>
+      <w:proofErr w:type="spellStart"/>
+      <w:r>
+        <w:rPr>
+          <w:rFonts w:cs="Times New Roman"/>
+          <w:szCs w:val="24"/>
+        </w:rPr>
+        <w:t>trả</w:t>
+      </w:r>
+      <w:proofErr w:type="spellEnd"/>
+      <w:r>
+        <w:rPr>
+          <w:rFonts w:cs="Times New Roman"/>
+          <w:szCs w:val="24"/>
+        </w:rPr>
+        <w:t xml:space="preserve"> </w:t>
+      </w:r>
+      <w:proofErr w:type="spellStart"/>
+      <w:r>
+        <w:rPr>
+          <w:rFonts w:cs="Times New Roman"/>
+          <w:szCs w:val="24"/>
+        </w:rPr>
+        <w:t>về</w:t>
+      </w:r>
+      <w:proofErr w:type="spellEnd"/>
+      <w:r>
+        <w:rPr>
+          <w:rFonts w:cs="Times New Roman"/>
+          <w:szCs w:val="24"/>
+        </w:rPr>
+        <w:t xml:space="preserve"> Deny </w:t>
+      </w:r>
+      <w:proofErr w:type="spellStart"/>
+      <w:r>
+        <w:rPr>
+          <w:rFonts w:cs="Times New Roman"/>
+          <w:szCs w:val="24"/>
+        </w:rPr>
+        <w:t>sau</w:t>
+      </w:r>
+      <w:proofErr w:type="spellEnd"/>
+      <w:r>
+        <w:rPr>
+          <w:rFonts w:cs="Times New Roman"/>
+          <w:szCs w:val="24"/>
+        </w:rPr>
+        <w:t xml:space="preserve"> lab.</w:t>
+      </w:r>
+    </w:p>
+    <w:p>
+      <w:pPr>
         <w:pStyle w:val="Heading2"/>
         <w:rPr>
           <w:rFonts w:ascii="Times New Roman" w:hAnsi="Times New Roman" w:cs="Times New Roman"/>
@@ -4502,6 +4970,7 @@
           <w:sz w:val="24"/>
           <w:szCs w:val="24"/>
         </w:rPr>
+        <w:lastRenderedPageBreak/>
         <w:t xml:space="preserve">3. </w:t>
       </w:r>
       <w:proofErr w:type="spellStart"/>
@@ -4529,59 +4998,726 @@
           <w:sz w:val="24"/>
           <w:szCs w:val="24"/>
         </w:rPr>
-        <w:t>đ</w:t>
-      </w:r>
+        <w:t>định</w:t>
+      </w:r>
+      <w:proofErr w:type="spellEnd"/>
       <w:r>
         <w:rPr>
           <w:rFonts w:ascii="Times New Roman" w:hAnsi="Times New Roman" w:cs="Times New Roman"/>
           <w:sz w:val="24"/>
           <w:szCs w:val="24"/>
         </w:rPr>
-        <w:t>ị</w:t>
-      </w:r>
+        <w:t xml:space="preserve"> </w:t>
+      </w:r>
+      <w:proofErr w:type="spellStart"/>
       <w:r>
         <w:rPr>
           <w:rFonts w:ascii="Times New Roman" w:hAnsi="Times New Roman" w:cs="Times New Roman"/>
           <w:sz w:val="24"/>
           <w:szCs w:val="24"/>
         </w:rPr>
-        <w:t>nh</w:t>
-      </w:r>
-      <w:proofErr w:type="spellEnd"/>
-      <w:r>
+        <w:t>nộp</w:t>
+      </w:r>
+      <w:bookmarkEnd w:id="3"/>
+      <w:proofErr w:type="spellEnd"/>
+    </w:p>
+    <w:p>
+      <w:pPr>
+        <w:spacing w:after="100" w:line="259" w:lineRule="auto"/>
+        <w:jc w:val="both"/>
+        <w:rPr>
+          <w:rFonts w:cs="Times New Roman"/>
+          <w:szCs w:val="24"/>
+        </w:rPr>
+      </w:pPr>
+      <w:proofErr w:type="spellStart"/>
+      <w:r>
+        <w:rPr>
+          <w:rFonts w:cs="Times New Roman"/>
+          <w:szCs w:val="24"/>
+        </w:rPr>
+        <w:t>Tên</w:t>
+      </w:r>
+      <w:proofErr w:type="spellEnd"/>
+      <w:r>
+        <w:rPr>
+          <w:rFonts w:cs="Times New Roman"/>
+          <w:szCs w:val="24"/>
+        </w:rPr>
+        <w:t xml:space="preserve"> file: [</w:t>
+      </w:r>
+      <w:proofErr w:type="spellStart"/>
+      <w:r>
+        <w:rPr>
+          <w:rFonts w:cs="Times New Roman"/>
+          <w:szCs w:val="24"/>
+        </w:rPr>
+        <w:t>Mã</w:t>
+      </w:r>
+      <w:proofErr w:type="spellEnd"/>
+      <w:r>
+        <w:rPr>
+          <w:rFonts w:cs="Times New Roman"/>
+          <w:szCs w:val="24"/>
+        </w:rPr>
+        <w:t xml:space="preserve"> </w:t>
+      </w:r>
+      <w:proofErr w:type="spellStart"/>
+      <w:proofErr w:type="gramStart"/>
+      <w:r>
+        <w:rPr>
+          <w:rFonts w:cs="Times New Roman"/>
+          <w:szCs w:val="24"/>
+        </w:rPr>
+        <w:t>lớp</w:t>
+      </w:r>
+      <w:proofErr w:type="spellEnd"/>
+      <w:r>
+        <w:rPr>
+          <w:rFonts w:cs="Times New Roman"/>
+          <w:szCs w:val="24"/>
+        </w:rPr>
+        <w:t>]-</w:t>
+      </w:r>
+      <w:proofErr w:type="spellStart"/>
+      <w:r>
+        <w:rPr>
+          <w:rFonts w:cs="Times New Roman"/>
+          <w:szCs w:val="24"/>
+        </w:rPr>
+        <w:t>Lab9_MSSV-HoTen.docx</w:t>
+      </w:r>
+      <w:proofErr w:type="spellEnd"/>
+      <w:proofErr w:type="gramEnd"/>
+      <w:r>
+        <w:rPr>
+          <w:rFonts w:cs="Times New Roman"/>
+          <w:szCs w:val="24"/>
+        </w:rPr>
+        <w:t xml:space="preserve">. </w:t>
+      </w:r>
+      <w:proofErr w:type="spellStart"/>
+      <w:r>
+        <w:rPr>
+          <w:rFonts w:cs="Times New Roman"/>
+          <w:szCs w:val="24"/>
+        </w:rPr>
+        <w:t>Thực</w:t>
+      </w:r>
+      <w:proofErr w:type="spellEnd"/>
+      <w:r>
+        <w:rPr>
+          <w:rFonts w:cs="Times New Roman"/>
+          <w:szCs w:val="24"/>
+        </w:rPr>
+        <w:t xml:space="preserve"> </w:t>
+      </w:r>
+      <w:proofErr w:type="spellStart"/>
+      <w:r>
+        <w:rPr>
+          <w:rFonts w:cs="Times New Roman"/>
+          <w:szCs w:val="24"/>
+        </w:rPr>
+        <w:t>hiện</w:t>
+      </w:r>
+      <w:proofErr w:type="spellEnd"/>
+      <w:r>
+        <w:rPr>
+          <w:rFonts w:cs="Times New Roman"/>
+          <w:szCs w:val="24"/>
+        </w:rPr>
+        <w:t xml:space="preserve"> </w:t>
+      </w:r>
+      <w:proofErr w:type="spellStart"/>
+      <w:r>
+        <w:rPr>
+          <w:rFonts w:cs="Times New Roman"/>
+          <w:szCs w:val="24"/>
+        </w:rPr>
+        <w:t>cá</w:t>
+      </w:r>
+      <w:proofErr w:type="spellEnd"/>
+      <w:r>
+        <w:rPr>
+          <w:rFonts w:cs="Times New Roman"/>
+          <w:szCs w:val="24"/>
+        </w:rPr>
+        <w:t xml:space="preserve"> </w:t>
+      </w:r>
+      <w:proofErr w:type="spellStart"/>
+      <w:r>
+        <w:rPr>
+          <w:rFonts w:cs="Times New Roman"/>
+          <w:szCs w:val="24"/>
+        </w:rPr>
+        <w:t>nhân</w:t>
+      </w:r>
+      <w:proofErr w:type="spellEnd"/>
+      <w:r>
+        <w:rPr>
+          <w:rFonts w:cs="Times New Roman"/>
+          <w:szCs w:val="24"/>
+        </w:rPr>
+        <w:t xml:space="preserve">. </w:t>
+      </w:r>
+      <w:proofErr w:type="spellStart"/>
+      <w:r>
+        <w:rPr>
+          <w:rFonts w:cs="Times New Roman"/>
+          <w:szCs w:val="24"/>
+        </w:rPr>
+        <w:t>Ảnh</w:t>
+      </w:r>
+      <w:proofErr w:type="spellEnd"/>
+      <w:r>
+        <w:rPr>
+          <w:rFonts w:cs="Times New Roman"/>
+          <w:szCs w:val="24"/>
+        </w:rPr>
+        <w:t xml:space="preserve"> </w:t>
+      </w:r>
+      <w:proofErr w:type="spellStart"/>
+      <w:r>
+        <w:rPr>
+          <w:rFonts w:cs="Times New Roman"/>
+          <w:szCs w:val="24"/>
+        </w:rPr>
+        <w:t>chụp</w:t>
+      </w:r>
+      <w:proofErr w:type="spellEnd"/>
+      <w:r>
+        <w:rPr>
+          <w:rFonts w:cs="Times New Roman"/>
+          <w:szCs w:val="24"/>
+        </w:rPr>
+        <w:t xml:space="preserve"> </w:t>
+      </w:r>
+      <w:proofErr w:type="spellStart"/>
+      <w:r>
+        <w:rPr>
+          <w:rFonts w:cs="Times New Roman"/>
+          <w:szCs w:val="24"/>
+        </w:rPr>
+        <w:t>phải</w:t>
+      </w:r>
+      <w:proofErr w:type="spellEnd"/>
+      <w:r>
+        <w:rPr>
+          <w:rFonts w:cs="Times New Roman"/>
+          <w:szCs w:val="24"/>
+        </w:rPr>
+        <w:t xml:space="preserve"> </w:t>
+      </w:r>
+      <w:proofErr w:type="spellStart"/>
+      <w:r>
+        <w:rPr>
+          <w:rFonts w:cs="Times New Roman"/>
+          <w:szCs w:val="24"/>
+        </w:rPr>
+        <w:t>từ</w:t>
+      </w:r>
+      <w:proofErr w:type="spellEnd"/>
+      <w:r>
+        <w:rPr>
+          <w:rFonts w:cs="Times New Roman"/>
+          <w:szCs w:val="24"/>
+        </w:rPr>
+        <w:t xml:space="preserve"> </w:t>
+      </w:r>
+      <w:proofErr w:type="spellStart"/>
+      <w:r>
+        <w:rPr>
+          <w:rFonts w:cs="Times New Roman"/>
+          <w:szCs w:val="24"/>
+        </w:rPr>
+        <w:t>chính</w:t>
+      </w:r>
+      <w:proofErr w:type="spellEnd"/>
+      <w:r>
+        <w:rPr>
+          <w:rFonts w:cs="Times New Roman"/>
+          <w:szCs w:val="24"/>
+        </w:rPr>
+        <w:t xml:space="preserve"> </w:t>
+      </w:r>
+      <w:proofErr w:type="spellStart"/>
+      <w:r>
+        <w:rPr>
+          <w:rFonts w:cs="Times New Roman"/>
+          <w:szCs w:val="24"/>
+        </w:rPr>
+        <w:t>môi</w:t>
+      </w:r>
+      <w:proofErr w:type="spellEnd"/>
+      <w:r>
+        <w:rPr>
+          <w:rFonts w:cs="Times New Roman"/>
+          <w:szCs w:val="24"/>
+        </w:rPr>
+        <w:t xml:space="preserve"> </w:t>
+      </w:r>
+      <w:proofErr w:type="spellStart"/>
+      <w:r>
+        <w:rPr>
+          <w:rFonts w:cs="Times New Roman"/>
+          <w:szCs w:val="24"/>
+        </w:rPr>
+        <w:t>trường</w:t>
+      </w:r>
+      <w:proofErr w:type="spellEnd"/>
+      <w:r>
+        <w:rPr>
+          <w:rFonts w:cs="Times New Roman"/>
+          <w:szCs w:val="24"/>
+        </w:rPr>
+        <w:t xml:space="preserve"> </w:t>
+      </w:r>
+      <w:proofErr w:type="spellStart"/>
+      <w:r>
+        <w:rPr>
+          <w:rFonts w:cs="Times New Roman"/>
+          <w:szCs w:val="24"/>
+        </w:rPr>
+        <w:t>VM</w:t>
+      </w:r>
+      <w:proofErr w:type="spellEnd"/>
+      <w:r>
+        <w:rPr>
+          <w:rFonts w:cs="Times New Roman"/>
+          <w:szCs w:val="24"/>
+        </w:rPr>
+        <w:t xml:space="preserve"> </w:t>
+      </w:r>
+      <w:proofErr w:type="spellStart"/>
+      <w:r>
+        <w:rPr>
+          <w:rFonts w:cs="Times New Roman"/>
+          <w:szCs w:val="24"/>
+        </w:rPr>
+        <w:t>của</w:t>
+      </w:r>
+      <w:proofErr w:type="spellEnd"/>
+      <w:r>
+        <w:rPr>
+          <w:rFonts w:cs="Times New Roman"/>
+          <w:szCs w:val="24"/>
+        </w:rPr>
+        <w:t xml:space="preserve"> </w:t>
+      </w:r>
+      <w:proofErr w:type="spellStart"/>
+      <w:r>
+        <w:rPr>
+          <w:rFonts w:cs="Times New Roman"/>
+          <w:szCs w:val="24"/>
+        </w:rPr>
+        <w:t>sinh</w:t>
+      </w:r>
+      <w:proofErr w:type="spellEnd"/>
+      <w:r>
+        <w:rPr>
+          <w:rFonts w:cs="Times New Roman"/>
+          <w:szCs w:val="24"/>
+        </w:rPr>
+        <w:t xml:space="preserve"> </w:t>
+      </w:r>
+      <w:proofErr w:type="spellStart"/>
+      <w:r>
+        <w:rPr>
+          <w:rFonts w:cs="Times New Roman"/>
+          <w:szCs w:val="24"/>
+        </w:rPr>
+        <w:t>viên</w:t>
+      </w:r>
+      <w:proofErr w:type="spellEnd"/>
+      <w:r>
+        <w:rPr>
+          <w:rFonts w:cs="Times New Roman"/>
+          <w:szCs w:val="24"/>
+        </w:rPr>
+        <w:t xml:space="preserve">. </w:t>
+      </w:r>
+      <w:proofErr w:type="spellStart"/>
+      <w:r>
+        <w:rPr>
+          <w:rFonts w:cs="Times New Roman"/>
+          <w:szCs w:val="24"/>
+        </w:rPr>
+        <w:t>Không</w:t>
+      </w:r>
+      <w:proofErr w:type="spellEnd"/>
+      <w:r>
+        <w:rPr>
+          <w:rFonts w:cs="Times New Roman"/>
+          <w:szCs w:val="24"/>
+        </w:rPr>
+        <w:t xml:space="preserve"> </w:t>
+      </w:r>
+      <w:proofErr w:type="spellStart"/>
+      <w:r>
+        <w:rPr>
+          <w:rFonts w:cs="Times New Roman"/>
+          <w:szCs w:val="24"/>
+        </w:rPr>
+        <w:t>nộp</w:t>
+      </w:r>
+      <w:proofErr w:type="spellEnd"/>
+      <w:r>
+        <w:rPr>
+          <w:rFonts w:cs="Times New Roman"/>
+          <w:szCs w:val="24"/>
+        </w:rPr>
+        <w:t xml:space="preserve"> </w:t>
+      </w:r>
+      <w:proofErr w:type="spellStart"/>
+      <w:r>
+        <w:rPr>
+          <w:rFonts w:cs="Times New Roman"/>
+          <w:szCs w:val="24"/>
+        </w:rPr>
+        <w:t>ảnh</w:t>
+      </w:r>
+      <w:proofErr w:type="spellEnd"/>
+      <w:r>
+        <w:rPr>
+          <w:rFonts w:cs="Times New Roman"/>
+          <w:szCs w:val="24"/>
+        </w:rPr>
+        <w:t xml:space="preserve"> </w:t>
+      </w:r>
+      <w:proofErr w:type="spellStart"/>
+      <w:r>
+        <w:rPr>
+          <w:rFonts w:cs="Times New Roman"/>
+          <w:szCs w:val="24"/>
+        </w:rPr>
+        <w:t>minh</w:t>
+      </w:r>
+      <w:proofErr w:type="spellEnd"/>
+      <w:r>
+        <w:rPr>
+          <w:rFonts w:cs="Times New Roman"/>
+          <w:szCs w:val="24"/>
+        </w:rPr>
+        <w:t xml:space="preserve"> </w:t>
+      </w:r>
+      <w:proofErr w:type="spellStart"/>
+      <w:r>
+        <w:rPr>
+          <w:rFonts w:cs="Times New Roman"/>
+          <w:szCs w:val="24"/>
+        </w:rPr>
+        <w:t>họa</w:t>
+      </w:r>
+      <w:proofErr w:type="spellEnd"/>
+      <w:r>
+        <w:rPr>
+          <w:rFonts w:cs="Times New Roman"/>
+          <w:szCs w:val="24"/>
+        </w:rPr>
+        <w:t xml:space="preserve"> </w:t>
+      </w:r>
+      <w:proofErr w:type="spellStart"/>
+      <w:r>
+        <w:rPr>
+          <w:rFonts w:cs="Times New Roman"/>
+          <w:szCs w:val="24"/>
+        </w:rPr>
+        <w:t>trong</w:t>
+      </w:r>
+      <w:proofErr w:type="spellEnd"/>
+      <w:r>
+        <w:rPr>
+          <w:rFonts w:cs="Times New Roman"/>
+          <w:szCs w:val="24"/>
+        </w:rPr>
+        <w:t xml:space="preserve"> </w:t>
+      </w:r>
+      <w:proofErr w:type="spellStart"/>
+      <w:r>
+        <w:rPr>
+          <w:rFonts w:cs="Times New Roman"/>
+          <w:szCs w:val="24"/>
+        </w:rPr>
+        <w:t>tài</w:t>
+      </w:r>
+      <w:proofErr w:type="spellEnd"/>
+      <w:r>
+        <w:rPr>
+          <w:rFonts w:cs="Times New Roman"/>
+          <w:szCs w:val="24"/>
+        </w:rPr>
+        <w:t xml:space="preserve"> </w:t>
+      </w:r>
+      <w:proofErr w:type="spellStart"/>
+      <w:r>
+        <w:rPr>
+          <w:rFonts w:cs="Times New Roman"/>
+          <w:szCs w:val="24"/>
+        </w:rPr>
+        <w:t>liệu</w:t>
+      </w:r>
+      <w:proofErr w:type="spellEnd"/>
+      <w:r>
+        <w:rPr>
+          <w:rFonts w:cs="Times New Roman"/>
+          <w:szCs w:val="24"/>
+        </w:rPr>
+        <w:t xml:space="preserve"> </w:t>
+      </w:r>
+      <w:proofErr w:type="spellStart"/>
+      <w:r>
+        <w:rPr>
+          <w:rFonts w:cs="Times New Roman"/>
+          <w:szCs w:val="24"/>
+        </w:rPr>
+        <w:t>làm</w:t>
+      </w:r>
+      <w:proofErr w:type="spellEnd"/>
+      <w:r>
+        <w:rPr>
+          <w:rFonts w:cs="Times New Roman"/>
+          <w:szCs w:val="24"/>
+        </w:rPr>
+        <w:t xml:space="preserve"> </w:t>
+      </w:r>
+      <w:proofErr w:type="spellStart"/>
+      <w:r>
+        <w:rPr>
+          <w:rFonts w:cs="Times New Roman"/>
+          <w:szCs w:val="24"/>
+        </w:rPr>
+        <w:t>kết</w:t>
+      </w:r>
+      <w:proofErr w:type="spellEnd"/>
+      <w:r>
+        <w:rPr>
+          <w:rFonts w:cs="Times New Roman"/>
+          <w:szCs w:val="24"/>
+        </w:rPr>
+        <w:t xml:space="preserve"> </w:t>
+      </w:r>
+      <w:proofErr w:type="spellStart"/>
+      <w:r>
+        <w:rPr>
+          <w:rFonts w:cs="Times New Roman"/>
+          <w:szCs w:val="24"/>
+        </w:rPr>
+        <w:t>quả</w:t>
+      </w:r>
+      <w:proofErr w:type="spellEnd"/>
+      <w:r>
+        <w:rPr>
+          <w:rFonts w:cs="Times New Roman"/>
+          <w:szCs w:val="24"/>
+        </w:rPr>
+        <w:t xml:space="preserve">. </w:t>
+      </w:r>
+      <w:proofErr w:type="spellStart"/>
+      <w:r>
+        <w:rPr>
+          <w:rFonts w:cs="Times New Roman"/>
+          <w:szCs w:val="24"/>
+        </w:rPr>
+        <w:t>Báo</w:t>
+      </w:r>
+      <w:proofErr w:type="spellEnd"/>
+      <w:r>
+        <w:rPr>
+          <w:rFonts w:cs="Times New Roman"/>
+          <w:szCs w:val="24"/>
+        </w:rPr>
+        <w:t xml:space="preserve"> </w:t>
+      </w:r>
+      <w:proofErr w:type="spellStart"/>
+      <w:r>
+        <w:rPr>
+          <w:rFonts w:cs="Times New Roman"/>
+          <w:szCs w:val="24"/>
+        </w:rPr>
+        <w:t>cáo</w:t>
+      </w:r>
+      <w:proofErr w:type="spellEnd"/>
+      <w:r>
+        <w:rPr>
+          <w:rFonts w:cs="Times New Roman"/>
+          <w:szCs w:val="24"/>
+        </w:rPr>
+        <w:t xml:space="preserve"> </w:t>
+      </w:r>
+      <w:proofErr w:type="spellStart"/>
+      <w:r>
+        <w:rPr>
+          <w:rFonts w:cs="Times New Roman"/>
+          <w:szCs w:val="24"/>
+        </w:rPr>
+        <w:t>phải</w:t>
+      </w:r>
+      <w:proofErr w:type="spellEnd"/>
+      <w:r>
+        <w:rPr>
+          <w:rFonts w:cs="Times New Roman"/>
+          <w:szCs w:val="24"/>
+        </w:rPr>
+        <w:t xml:space="preserve"> </w:t>
+      </w:r>
+      <w:proofErr w:type="spellStart"/>
+      <w:r>
+        <w:rPr>
+          <w:rFonts w:cs="Times New Roman"/>
+          <w:szCs w:val="24"/>
+        </w:rPr>
+        <w:t>phân</w:t>
+      </w:r>
+      <w:proofErr w:type="spellEnd"/>
+      <w:r>
+        <w:rPr>
+          <w:rFonts w:cs="Times New Roman"/>
+          <w:szCs w:val="24"/>
+        </w:rPr>
+        <w:t xml:space="preserve"> </w:t>
+      </w:r>
+      <w:proofErr w:type="spellStart"/>
+      <w:r>
+        <w:rPr>
+          <w:rFonts w:cs="Times New Roman"/>
+          <w:szCs w:val="24"/>
+        </w:rPr>
+        <w:t>biệt</w:t>
+      </w:r>
+      <w:proofErr w:type="spellEnd"/>
+      <w:r>
+        <w:rPr>
+          <w:rFonts w:cs="Times New Roman"/>
+          <w:szCs w:val="24"/>
+        </w:rPr>
+        <w:t xml:space="preserve"> </w:t>
+      </w:r>
+      <w:proofErr w:type="spellStart"/>
+      <w:r>
+        <w:rPr>
+          <w:rFonts w:cs="Times New Roman"/>
+          <w:szCs w:val="24"/>
+        </w:rPr>
+        <w:t>rõ</w:t>
+      </w:r>
+      <w:proofErr w:type="spellEnd"/>
+      <w:r>
+        <w:rPr>
+          <w:rFonts w:cs="Times New Roman"/>
+          <w:szCs w:val="24"/>
+        </w:rPr>
+        <w:t xml:space="preserve"> baseline, attack result </w:t>
+      </w:r>
+      <w:proofErr w:type="spellStart"/>
+      <w:r>
+        <w:rPr>
+          <w:rFonts w:cs="Times New Roman"/>
+          <w:szCs w:val="24"/>
+        </w:rPr>
+        <w:t>và</w:t>
+      </w:r>
+      <w:proofErr w:type="spellEnd"/>
+      <w:r>
+        <w:rPr>
+          <w:rFonts w:cs="Times New Roman"/>
+          <w:szCs w:val="24"/>
+        </w:rPr>
+        <w:t xml:space="preserve"> restore result.</w:t>
+      </w:r>
+    </w:p>
+    <w:p>
+      <w:pPr>
+        <w:pStyle w:val="Heading1"/>
         <w:rPr>
           <w:rFonts w:ascii="Times New Roman" w:hAnsi="Times New Roman" w:cs="Times New Roman"/>
           <w:sz w:val="24"/>
           <w:szCs w:val="24"/>
         </w:rPr>
-        <w:t xml:space="preserve"> </w:t>
-      </w:r>
-      <w:proofErr w:type="spellStart"/>
+      </w:pPr>
       <w:r>
         <w:rPr>
           <w:rFonts w:ascii="Times New Roman" w:hAnsi="Times New Roman" w:cs="Times New Roman"/>
           <w:sz w:val="24"/>
           <w:szCs w:val="24"/>
         </w:rPr>
-        <w:t>n</w:t>
-      </w:r>
-      <w:r>
+        <w:br w:type="page"/>
+      </w:r>
+    </w:p>
+    <w:p>
+      <w:pPr>
+        <w:pStyle w:val="Heading1"/>
         <w:rPr>
           <w:rFonts w:ascii="Times New Roman" w:hAnsi="Times New Roman" w:cs="Times New Roman"/>
           <w:sz w:val="24"/>
           <w:szCs w:val="24"/>
         </w:rPr>
-        <w:t>ộ</w:t>
-      </w:r>
+      </w:pPr>
+      <w:bookmarkStart w:id="4" w:name="_Toc243897591"/>
+      <w:proofErr w:type="spellStart"/>
       <w:r>
         <w:rPr>
           <w:rFonts w:ascii="Times New Roman" w:hAnsi="Times New Roman" w:cs="Times New Roman"/>
           <w:sz w:val="24"/>
           <w:szCs w:val="24"/>
         </w:rPr>
-        <w:t>p</w:t>
-      </w:r>
-      <w:bookmarkEnd w:id="3"/>
+        <w:lastRenderedPageBreak/>
+        <w:t>TÀI</w:t>
+      </w:r>
+      <w:proofErr w:type="spellEnd"/>
+      <w:r>
+        <w:rPr>
+          <w:rFonts w:ascii="Times New Roman" w:hAnsi="Times New Roman" w:cs="Times New Roman"/>
+          <w:sz w:val="24"/>
+          <w:szCs w:val="24"/>
+        </w:rPr>
+        <w:t xml:space="preserve"> </w:t>
+      </w:r>
+      <w:proofErr w:type="spellStart"/>
+      <w:r>
+        <w:rPr>
+          <w:rFonts w:ascii="Times New Roman" w:hAnsi="Times New Roman" w:cs="Times New Roman"/>
+          <w:sz w:val="24"/>
+          <w:szCs w:val="24"/>
+        </w:rPr>
+        <w:t>LIỆU</w:t>
+      </w:r>
+      <w:proofErr w:type="spellEnd"/>
+      <w:r>
+        <w:rPr>
+          <w:rFonts w:ascii="Times New Roman" w:hAnsi="Times New Roman" w:cs="Times New Roman"/>
+          <w:sz w:val="24"/>
+          <w:szCs w:val="24"/>
+        </w:rPr>
+        <w:t xml:space="preserve"> </w:t>
+      </w:r>
+      <w:proofErr w:type="spellStart"/>
+      <w:r>
+        <w:rPr>
+          <w:rFonts w:ascii="Times New Roman" w:hAnsi="Times New Roman" w:cs="Times New Roman"/>
+          <w:sz w:val="24"/>
+          <w:szCs w:val="24"/>
+        </w:rPr>
+        <w:t>THAM</w:t>
+      </w:r>
+      <w:proofErr w:type="spellEnd"/>
+      <w:r>
+        <w:rPr>
+          <w:rFonts w:ascii="Times New Roman" w:hAnsi="Times New Roman" w:cs="Times New Roman"/>
+          <w:sz w:val="24"/>
+          <w:szCs w:val="24"/>
+        </w:rPr>
+        <w:t xml:space="preserve"> </w:t>
+      </w:r>
+      <w:proofErr w:type="spellStart"/>
+      <w:r>
+        <w:rPr>
+          <w:rFonts w:ascii="Times New Roman" w:hAnsi="Times New Roman" w:cs="Times New Roman"/>
+          <w:sz w:val="24"/>
+          <w:szCs w:val="24"/>
+        </w:rPr>
+        <w:t>KHẢO</w:t>
+      </w:r>
+      <w:bookmarkEnd w:id="4"/>
       <w:proofErr w:type="spellEnd"/>
     </w:p>
     <w:p>
@@ -4593,29 +5729,20 @@
           <w:szCs w:val="24"/>
         </w:rPr>
       </w:pPr>
-      <w:proofErr w:type="spellStart"/>
-      <w:r>
-        <w:rPr>
-          <w:rFonts w:cs="Times New Roman"/>
-          <w:szCs w:val="24"/>
-        </w:rPr>
-        <w:t>Tên</w:t>
-      </w:r>
-      <w:proofErr w:type="spellEnd"/>
-      <w:r>
-        <w:rPr>
-          <w:rFonts w:cs="Times New Roman"/>
-          <w:szCs w:val="24"/>
-        </w:rPr>
-        <w:t xml:space="preserve"> file: [</w:t>
-      </w:r>
-      <w:proofErr w:type="spellStart"/>
-      <w:r>
-        <w:rPr>
-          <w:rFonts w:cs="Times New Roman"/>
-          <w:szCs w:val="24"/>
-        </w:rPr>
-        <w:t>Mã</w:t>
+      <w:r>
+        <w:rPr>
+          <w:rFonts w:cs="Times New Roman"/>
+          <w:szCs w:val="24"/>
+        </w:rPr>
+        <w:t xml:space="preserve">[1] SEED Labs, Local DNS Attack Lab - </w:t>
+      </w:r>
+      <w:proofErr w:type="spellStart"/>
+      <w:r>
+        <w:rPr>
+          <w:rFonts w:cs="Times New Roman"/>
+          <w:szCs w:val="24"/>
+        </w:rPr>
+        <w:t>tài</w:t>
       </w:r>
       <w:proofErr w:type="spellEnd"/>
       <w:r>
@@ -4626,46 +5753,12 @@
         <w:t xml:space="preserve"> </w:t>
       </w:r>
       <w:proofErr w:type="spellStart"/>
-      <w:proofErr w:type="gramStart"/>
-      <w:r>
-        <w:rPr>
-          <w:rFonts w:cs="Times New Roman"/>
-          <w:szCs w:val="24"/>
-        </w:rPr>
-        <w:t>lớp</w:t>
-      </w:r>
-      <w:proofErr w:type="spellEnd"/>
-      <w:r>
-        <w:rPr>
-          <w:rFonts w:cs="Times New Roman"/>
-          <w:szCs w:val="24"/>
-        </w:rPr>
-        <w:t>]-</w:t>
-      </w:r>
-      <w:proofErr w:type="spellStart"/>
-      <w:r>
-        <w:rPr>
-          <w:rFonts w:cs="Times New Roman"/>
-          <w:szCs w:val="24"/>
-        </w:rPr>
-        <w:t>Lab9_MSSV-HoTen.docx</w:t>
-      </w:r>
-      <w:proofErr w:type="spellEnd"/>
-      <w:proofErr w:type="gramEnd"/>
-      <w:r>
-        <w:rPr>
-          <w:rFonts w:cs="Times New Roman"/>
-          <w:szCs w:val="24"/>
-        </w:rPr>
-        <w:t xml:space="preserve">. </w:t>
-      </w:r>
-      <w:proofErr w:type="spellStart"/>
-      <w:r>
-        <w:rPr>
-          <w:rFonts w:cs="Times New Roman"/>
-          <w:szCs w:val="24"/>
-        </w:rPr>
-        <w:t>Thực</w:t>
+      <w:r>
+        <w:rPr>
+          <w:rFonts w:cs="Times New Roman"/>
+          <w:szCs w:val="24"/>
+        </w:rPr>
+        <w:t>liệu</w:t>
       </w:r>
       <w:proofErr w:type="spellEnd"/>
       <w:r>
@@ -4681,7 +5774,7 @@
           <w:rFonts w:cs="Times New Roman"/>
           <w:szCs w:val="24"/>
         </w:rPr>
-        <w:t>hiện</w:t>
+        <w:t>được</w:t>
       </w:r>
       <w:proofErr w:type="spellEnd"/>
       <w:r>
@@ -4697,7 +5790,7 @@
           <w:rFonts w:cs="Times New Roman"/>
           <w:szCs w:val="24"/>
         </w:rPr>
-        <w:t>cá</w:t>
+        <w:t>cung</w:t>
       </w:r>
       <w:proofErr w:type="spellEnd"/>
       <w:r>
@@ -4713,607 +5806,114 @@
           <w:rFonts w:cs="Times New Roman"/>
           <w:szCs w:val="24"/>
         </w:rPr>
-        <w:t>nhân</w:t>
-      </w:r>
-      <w:proofErr w:type="spellEnd"/>
-      <w:r>
-        <w:rPr>
-          <w:rFonts w:cs="Times New Roman"/>
-          <w:szCs w:val="24"/>
-        </w:rPr>
-        <w:t xml:space="preserve">. </w:t>
-      </w:r>
-      <w:proofErr w:type="spellStart"/>
-      <w:r>
-        <w:rPr>
-          <w:rFonts w:cs="Times New Roman"/>
-          <w:szCs w:val="24"/>
-        </w:rPr>
-        <w:t>Ảnh</w:t>
-      </w:r>
-      <w:proofErr w:type="spellEnd"/>
-      <w:r>
-        <w:rPr>
-          <w:rFonts w:cs="Times New Roman"/>
-          <w:szCs w:val="24"/>
-        </w:rPr>
-        <w:t xml:space="preserve"> </w:t>
-      </w:r>
-      <w:proofErr w:type="spellStart"/>
-      <w:r>
-        <w:rPr>
-          <w:rFonts w:cs="Times New Roman"/>
-          <w:szCs w:val="24"/>
-        </w:rPr>
-        <w:t>chụp</w:t>
-      </w:r>
-      <w:proofErr w:type="spellEnd"/>
-      <w:r>
-        <w:rPr>
-          <w:rFonts w:cs="Times New Roman"/>
-          <w:szCs w:val="24"/>
-        </w:rPr>
-        <w:t xml:space="preserve"> </w:t>
-      </w:r>
-      <w:proofErr w:type="spellStart"/>
-      <w:r>
-        <w:rPr>
-          <w:rFonts w:cs="Times New Roman"/>
-          <w:szCs w:val="24"/>
-        </w:rPr>
-        <w:t>phải</w:t>
-      </w:r>
-      <w:proofErr w:type="spellEnd"/>
-      <w:r>
-        <w:rPr>
-          <w:rFonts w:cs="Times New Roman"/>
-          <w:szCs w:val="24"/>
-        </w:rPr>
-        <w:t xml:space="preserve"> </w:t>
-      </w:r>
-      <w:proofErr w:type="spellStart"/>
-      <w:r>
-        <w:rPr>
-          <w:rFonts w:cs="Times New Roman"/>
-          <w:szCs w:val="24"/>
-        </w:rPr>
-        <w:t>từ</w:t>
-      </w:r>
-      <w:proofErr w:type="spellEnd"/>
-      <w:r>
-        <w:rPr>
-          <w:rFonts w:cs="Times New Roman"/>
-          <w:szCs w:val="24"/>
-        </w:rPr>
-        <w:t xml:space="preserve"> </w:t>
-      </w:r>
-      <w:proofErr w:type="spellStart"/>
-      <w:r>
-        <w:rPr>
-          <w:rFonts w:cs="Times New Roman"/>
-          <w:szCs w:val="24"/>
-        </w:rPr>
-        <w:t>chính</w:t>
-      </w:r>
-      <w:proofErr w:type="spellEnd"/>
-      <w:r>
-        <w:rPr>
-          <w:rFonts w:cs="Times New Roman"/>
-          <w:szCs w:val="24"/>
-        </w:rPr>
-        <w:t xml:space="preserve"> </w:t>
-      </w:r>
-      <w:proofErr w:type="spellStart"/>
-      <w:r>
-        <w:rPr>
-          <w:rFonts w:cs="Times New Roman"/>
-          <w:szCs w:val="24"/>
-        </w:rPr>
-        <w:t>môi</w:t>
-      </w:r>
-      <w:proofErr w:type="spellEnd"/>
-      <w:r>
-        <w:rPr>
-          <w:rFonts w:cs="Times New Roman"/>
-          <w:szCs w:val="24"/>
-        </w:rPr>
-        <w:t xml:space="preserve"> </w:t>
-      </w:r>
-      <w:proofErr w:type="spellStart"/>
-      <w:r>
-        <w:rPr>
-          <w:rFonts w:cs="Times New Roman"/>
-          <w:szCs w:val="24"/>
-        </w:rPr>
-        <w:t>trường</w:t>
-      </w:r>
-      <w:proofErr w:type="spellEnd"/>
-      <w:r>
-        <w:rPr>
-          <w:rFonts w:cs="Times New Roman"/>
-          <w:szCs w:val="24"/>
-        </w:rPr>
-        <w:t xml:space="preserve"> </w:t>
-      </w:r>
-      <w:proofErr w:type="spellStart"/>
-      <w:r>
-        <w:rPr>
-          <w:rFonts w:cs="Times New Roman"/>
-          <w:szCs w:val="24"/>
-        </w:rPr>
-        <w:t>VM</w:t>
-      </w:r>
-      <w:proofErr w:type="spellEnd"/>
-      <w:r>
-        <w:rPr>
-          <w:rFonts w:cs="Times New Roman"/>
-          <w:szCs w:val="24"/>
-        </w:rPr>
-        <w:t xml:space="preserve"> </w:t>
-      </w:r>
-      <w:proofErr w:type="spellStart"/>
-      <w:r>
-        <w:rPr>
-          <w:rFonts w:cs="Times New Roman"/>
-          <w:szCs w:val="24"/>
-        </w:rPr>
-        <w:t>của</w:t>
-      </w:r>
-      <w:proofErr w:type="spellEnd"/>
-      <w:r>
-        <w:rPr>
-          <w:rFonts w:cs="Times New Roman"/>
-          <w:szCs w:val="24"/>
-        </w:rPr>
-        <w:t xml:space="preserve"> </w:t>
-      </w:r>
-      <w:proofErr w:type="spellStart"/>
-      <w:r>
-        <w:rPr>
-          <w:rFonts w:cs="Times New Roman"/>
-          <w:szCs w:val="24"/>
-        </w:rPr>
-        <w:t>sinh</w:t>
-      </w:r>
-      <w:proofErr w:type="spellEnd"/>
-      <w:r>
-        <w:rPr>
-          <w:rFonts w:cs="Times New Roman"/>
-          <w:szCs w:val="24"/>
-        </w:rPr>
-        <w:t xml:space="preserve"> </w:t>
-      </w:r>
-      <w:proofErr w:type="spellStart"/>
-      <w:r>
-        <w:rPr>
-          <w:rFonts w:cs="Times New Roman"/>
-          <w:szCs w:val="24"/>
-        </w:rPr>
-        <w:t>viên</w:t>
-      </w:r>
-      <w:proofErr w:type="spellEnd"/>
-      <w:r>
-        <w:rPr>
-          <w:rFonts w:cs="Times New Roman"/>
-          <w:szCs w:val="24"/>
-        </w:rPr>
-        <w:t xml:space="preserve">. </w:t>
-      </w:r>
-      <w:proofErr w:type="spellStart"/>
-      <w:r>
-        <w:rPr>
-          <w:rFonts w:cs="Times New Roman"/>
-          <w:szCs w:val="24"/>
-        </w:rPr>
-        <w:t>Không</w:t>
-      </w:r>
-      <w:proofErr w:type="spellEnd"/>
-      <w:r>
-        <w:rPr>
-          <w:rFonts w:cs="Times New Roman"/>
-          <w:szCs w:val="24"/>
-        </w:rPr>
-        <w:t xml:space="preserve"> </w:t>
-      </w:r>
-      <w:proofErr w:type="spellStart"/>
-      <w:r>
-        <w:rPr>
-          <w:rFonts w:cs="Times New Roman"/>
-          <w:szCs w:val="24"/>
-        </w:rPr>
-        <w:t>nộp</w:t>
-      </w:r>
-      <w:proofErr w:type="spellEnd"/>
-      <w:r>
-        <w:rPr>
-          <w:rFonts w:cs="Times New Roman"/>
-          <w:szCs w:val="24"/>
-        </w:rPr>
-        <w:t xml:space="preserve"> </w:t>
-      </w:r>
-      <w:proofErr w:type="spellStart"/>
-      <w:r>
-        <w:rPr>
-          <w:rFonts w:cs="Times New Roman"/>
-          <w:szCs w:val="24"/>
-        </w:rPr>
-        <w:t>ảnh</w:t>
-      </w:r>
-      <w:proofErr w:type="spellEnd"/>
-      <w:r>
-        <w:rPr>
-          <w:rFonts w:cs="Times New Roman"/>
-          <w:szCs w:val="24"/>
-        </w:rPr>
-        <w:t xml:space="preserve"> </w:t>
-      </w:r>
-      <w:proofErr w:type="spellStart"/>
-      <w:r>
-        <w:rPr>
-          <w:rFonts w:cs="Times New Roman"/>
-          <w:szCs w:val="24"/>
-        </w:rPr>
-        <w:t>minh</w:t>
-      </w:r>
-      <w:proofErr w:type="spellEnd"/>
-      <w:r>
-        <w:rPr>
-          <w:rFonts w:cs="Times New Roman"/>
-          <w:szCs w:val="24"/>
-        </w:rPr>
-        <w:t xml:space="preserve"> </w:t>
-      </w:r>
-      <w:proofErr w:type="spellStart"/>
-      <w:r>
-        <w:rPr>
-          <w:rFonts w:cs="Times New Roman"/>
-          <w:szCs w:val="24"/>
-        </w:rPr>
-        <w:t>họa</w:t>
-      </w:r>
-      <w:proofErr w:type="spellEnd"/>
-      <w:r>
-        <w:rPr>
-          <w:rFonts w:cs="Times New Roman"/>
-          <w:szCs w:val="24"/>
-        </w:rPr>
-        <w:t xml:space="preserve"> </w:t>
-      </w:r>
-      <w:proofErr w:type="spellStart"/>
-      <w:r>
-        <w:rPr>
-          <w:rFonts w:cs="Times New Roman"/>
-          <w:szCs w:val="24"/>
-        </w:rPr>
-        <w:t>trong</w:t>
-      </w:r>
-      <w:proofErr w:type="spellEnd"/>
-      <w:r>
-        <w:rPr>
-          <w:rFonts w:cs="Times New Roman"/>
-          <w:szCs w:val="24"/>
-        </w:rPr>
-        <w:t xml:space="preserve"> </w:t>
-      </w:r>
-      <w:proofErr w:type="spellStart"/>
-      <w:r>
-        <w:rPr>
-          <w:rFonts w:cs="Times New Roman"/>
-          <w:szCs w:val="24"/>
-        </w:rPr>
-        <w:t>tài</w:t>
-      </w:r>
-      <w:proofErr w:type="spellEnd"/>
-      <w:r>
-        <w:rPr>
-          <w:rFonts w:cs="Times New Roman"/>
-          <w:szCs w:val="24"/>
-        </w:rPr>
-        <w:t xml:space="preserve"> </w:t>
-      </w:r>
-      <w:proofErr w:type="spellStart"/>
-      <w:r>
-        <w:rPr>
-          <w:rFonts w:cs="Times New Roman"/>
-          <w:szCs w:val="24"/>
-        </w:rPr>
-        <w:t>liệu</w:t>
-      </w:r>
-      <w:proofErr w:type="spellEnd"/>
-      <w:r>
-        <w:rPr>
-          <w:rFonts w:cs="Times New Roman"/>
-          <w:szCs w:val="24"/>
-        </w:rPr>
-        <w:t xml:space="preserve"> </w:t>
-      </w:r>
-      <w:proofErr w:type="spellStart"/>
-      <w:r>
-        <w:rPr>
-          <w:rFonts w:cs="Times New Roman"/>
-          <w:szCs w:val="24"/>
-        </w:rPr>
-        <w:t>làm</w:t>
-      </w:r>
-      <w:proofErr w:type="spellEnd"/>
-      <w:r>
-        <w:rPr>
-          <w:rFonts w:cs="Times New Roman"/>
-          <w:szCs w:val="24"/>
-        </w:rPr>
-        <w:t xml:space="preserve"> </w:t>
-      </w:r>
-      <w:proofErr w:type="spellStart"/>
-      <w:r>
-        <w:rPr>
-          <w:rFonts w:cs="Times New Roman"/>
-          <w:szCs w:val="24"/>
-        </w:rPr>
-        <w:t>kết</w:t>
-      </w:r>
-      <w:proofErr w:type="spellEnd"/>
-      <w:r>
-        <w:rPr>
-          <w:rFonts w:cs="Times New Roman"/>
-          <w:szCs w:val="24"/>
-        </w:rPr>
-        <w:t xml:space="preserve"> </w:t>
-      </w:r>
-      <w:proofErr w:type="spellStart"/>
-      <w:r>
-        <w:rPr>
-          <w:rFonts w:cs="Times New Roman"/>
-          <w:szCs w:val="24"/>
-        </w:rPr>
-        <w:t>quả</w:t>
-      </w:r>
-      <w:proofErr w:type="spellEnd"/>
-      <w:r>
-        <w:rPr>
-          <w:rFonts w:cs="Times New Roman"/>
-          <w:szCs w:val="24"/>
-        </w:rPr>
-        <w:t xml:space="preserve">. </w:t>
-      </w:r>
-      <w:proofErr w:type="spellStart"/>
-      <w:r>
-        <w:rPr>
-          <w:rFonts w:cs="Times New Roman"/>
-          <w:szCs w:val="24"/>
-        </w:rPr>
-        <w:t>Báo</w:t>
-      </w:r>
-      <w:proofErr w:type="spellEnd"/>
-      <w:r>
-        <w:rPr>
-          <w:rFonts w:cs="Times New Roman"/>
-          <w:szCs w:val="24"/>
-        </w:rPr>
-        <w:t xml:space="preserve"> </w:t>
-      </w:r>
-      <w:proofErr w:type="spellStart"/>
-      <w:r>
-        <w:rPr>
-          <w:rFonts w:cs="Times New Roman"/>
-          <w:szCs w:val="24"/>
-        </w:rPr>
-        <w:t>cáo</w:t>
-      </w:r>
-      <w:proofErr w:type="spellEnd"/>
-      <w:r>
-        <w:rPr>
-          <w:rFonts w:cs="Times New Roman"/>
-          <w:szCs w:val="24"/>
-        </w:rPr>
-        <w:t xml:space="preserve"> </w:t>
-      </w:r>
-      <w:proofErr w:type="spellStart"/>
-      <w:r>
-        <w:rPr>
-          <w:rFonts w:cs="Times New Roman"/>
-          <w:szCs w:val="24"/>
-        </w:rPr>
-        <w:t>phải</w:t>
-      </w:r>
-      <w:proofErr w:type="spellEnd"/>
-      <w:r>
-        <w:rPr>
-          <w:rFonts w:cs="Times New Roman"/>
-          <w:szCs w:val="24"/>
-        </w:rPr>
-        <w:t xml:space="preserve"> </w:t>
-      </w:r>
-      <w:proofErr w:type="spellStart"/>
-      <w:r>
-        <w:rPr>
-          <w:rFonts w:cs="Times New Roman"/>
-          <w:szCs w:val="24"/>
-        </w:rPr>
-        <w:t>phân</w:t>
-      </w:r>
-      <w:proofErr w:type="spellEnd"/>
-      <w:r>
-        <w:rPr>
-          <w:rFonts w:cs="Times New Roman"/>
-          <w:szCs w:val="24"/>
-        </w:rPr>
-        <w:t xml:space="preserve"> </w:t>
-      </w:r>
-      <w:proofErr w:type="spellStart"/>
-      <w:r>
-        <w:rPr>
-          <w:rFonts w:cs="Times New Roman"/>
-          <w:szCs w:val="24"/>
-        </w:rPr>
-        <w:t>biệt</w:t>
-      </w:r>
-      <w:proofErr w:type="spellEnd"/>
-      <w:r>
-        <w:rPr>
-          <w:rFonts w:cs="Times New Roman"/>
-          <w:szCs w:val="24"/>
-        </w:rPr>
-        <w:t xml:space="preserve"> </w:t>
-      </w:r>
-      <w:proofErr w:type="spellStart"/>
-      <w:r>
-        <w:rPr>
-          <w:rFonts w:cs="Times New Roman"/>
-          <w:szCs w:val="24"/>
-        </w:rPr>
-        <w:t>rõ</w:t>
-      </w:r>
-      <w:proofErr w:type="spellEnd"/>
-      <w:r>
-        <w:rPr>
-          <w:rFonts w:cs="Times New Roman"/>
-          <w:szCs w:val="24"/>
-        </w:rPr>
-        <w:t xml:space="preserve"> baseline, attack result </w:t>
-      </w:r>
-      <w:proofErr w:type="spellStart"/>
-      <w:r>
-        <w:rPr>
-          <w:rFonts w:cs="Times New Roman"/>
-          <w:szCs w:val="24"/>
-        </w:rPr>
-        <w:t>và</w:t>
-      </w:r>
-      <w:proofErr w:type="spellEnd"/>
-      <w:r>
-        <w:rPr>
-          <w:rFonts w:cs="Times New Roman"/>
-          <w:szCs w:val="24"/>
-        </w:rPr>
-        <w:t xml:space="preserve"> restore result.</w:t>
+        <w:t>cấp</w:t>
+      </w:r>
+      <w:proofErr w:type="spellEnd"/>
+      <w:r>
+        <w:rPr>
+          <w:rFonts w:cs="Times New Roman"/>
+          <w:szCs w:val="24"/>
+        </w:rPr>
+        <w:t>.</w:t>
       </w:r>
     </w:p>
     <w:p>
       <w:pPr>
-        <w:pStyle w:val="Heading1"/>
-        <w:rPr>
-          <w:rFonts w:ascii="Times New Roman" w:hAnsi="Times New Roman" w:cs="Times New Roman"/>
-          <w:sz w:val="24"/>
-          <w:szCs w:val="24"/>
-        </w:rPr>
-      </w:pPr>
-      <w:r>
-        <w:rPr>
-          <w:rFonts w:ascii="Times New Roman" w:hAnsi="Times New Roman" w:cs="Times New Roman"/>
-          <w:sz w:val="24"/>
-          <w:szCs w:val="24"/>
-        </w:rPr>
-        <w:br w:type="page"/>
+        <w:spacing w:after="100" w:line="259" w:lineRule="auto"/>
+        <w:jc w:val="both"/>
+        <w:rPr>
+          <w:rFonts w:cs="Times New Roman"/>
+          <w:szCs w:val="24"/>
+        </w:rPr>
+      </w:pPr>
+      <w:r>
+        <w:rPr>
+          <w:rFonts w:cs="Times New Roman"/>
+          <w:szCs w:val="24"/>
+        </w:rPr>
+        <w:t>[2] Ubuntu Server Documentation, Domain Name Service (DNS): https://</w:t>
+      </w:r>
+      <w:proofErr w:type="spellStart"/>
+      <w:r>
+        <w:rPr>
+          <w:rFonts w:cs="Times New Roman"/>
+          <w:szCs w:val="24"/>
+        </w:rPr>
+        <w:t>ubuntu.com</w:t>
+      </w:r>
+      <w:proofErr w:type="spellEnd"/>
+      <w:r>
+        <w:rPr>
+          <w:rFonts w:cs="Times New Roman"/>
+          <w:szCs w:val="24"/>
+        </w:rPr>
+        <w:t>/server/docs/how-to/networking/install-</w:t>
+      </w:r>
+      <w:proofErr w:type="spellStart"/>
+      <w:r>
+        <w:rPr>
+          <w:rFonts w:cs="Times New Roman"/>
+          <w:szCs w:val="24"/>
+        </w:rPr>
+        <w:t>dns</w:t>
+      </w:r>
+      <w:proofErr w:type="spellEnd"/>
+      <w:r>
+        <w:rPr>
+          <w:rFonts w:cs="Times New Roman"/>
+          <w:szCs w:val="24"/>
+        </w:rPr>
+        <w:t>/</w:t>
       </w:r>
     </w:p>
     <w:p>
       <w:pPr>
-        <w:pStyle w:val="Heading1"/>
-        <w:rPr>
-          <w:rFonts w:ascii="Times New Roman" w:hAnsi="Times New Roman" w:cs="Times New Roman"/>
-          <w:sz w:val="24"/>
-          <w:szCs w:val="24"/>
-        </w:rPr>
-      </w:pPr>
-      <w:bookmarkStart w:id="4" w:name="_Toc243897591"/>
-      <w:proofErr w:type="spellStart"/>
-      <w:r>
-        <w:rPr>
-          <w:rFonts w:ascii="Times New Roman" w:hAnsi="Times New Roman" w:cs="Times New Roman"/>
-          <w:sz w:val="24"/>
-          <w:szCs w:val="24"/>
-        </w:rPr>
-        <w:lastRenderedPageBreak/>
-        <w:t>TÀI</w:t>
-      </w:r>
-      <w:proofErr w:type="spellEnd"/>
-      <w:r>
-        <w:rPr>
-          <w:rFonts w:ascii="Times New Roman" w:hAnsi="Times New Roman" w:cs="Times New Roman"/>
-          <w:sz w:val="24"/>
-          <w:szCs w:val="24"/>
-        </w:rPr>
-        <w:t xml:space="preserve"> </w:t>
-      </w:r>
-      <w:proofErr w:type="spellStart"/>
-      <w:r>
-        <w:rPr>
-          <w:rFonts w:ascii="Times New Roman" w:hAnsi="Times New Roman" w:cs="Times New Roman"/>
-          <w:sz w:val="24"/>
-          <w:szCs w:val="24"/>
-        </w:rPr>
-        <w:t>LI</w:t>
-      </w:r>
-      <w:r>
-        <w:rPr>
-          <w:rFonts w:ascii="Times New Roman" w:hAnsi="Times New Roman" w:cs="Times New Roman"/>
-          <w:sz w:val="24"/>
-          <w:szCs w:val="24"/>
-        </w:rPr>
-        <w:t>Ệ</w:t>
-      </w:r>
-      <w:r>
-        <w:rPr>
-          <w:rFonts w:ascii="Times New Roman" w:hAnsi="Times New Roman" w:cs="Times New Roman"/>
-          <w:sz w:val="24"/>
-          <w:szCs w:val="24"/>
-        </w:rPr>
-        <w:t>U</w:t>
-      </w:r>
-      <w:proofErr w:type="spellEnd"/>
-      <w:r>
-        <w:rPr>
-          <w:rFonts w:ascii="Times New Roman" w:hAnsi="Times New Roman" w:cs="Times New Roman"/>
-          <w:sz w:val="24"/>
-          <w:szCs w:val="24"/>
-        </w:rPr>
-        <w:t xml:space="preserve"> </w:t>
-      </w:r>
-      <w:proofErr w:type="spellStart"/>
-      <w:r>
-        <w:rPr>
-          <w:rFonts w:ascii="Times New Roman" w:hAnsi="Times New Roman" w:cs="Times New Roman"/>
-          <w:sz w:val="24"/>
-          <w:szCs w:val="24"/>
-        </w:rPr>
-        <w:t>THAM</w:t>
-      </w:r>
-      <w:proofErr w:type="spellEnd"/>
-      <w:r>
-        <w:rPr>
-          <w:rFonts w:ascii="Times New Roman" w:hAnsi="Times New Roman" w:cs="Times New Roman"/>
-          <w:sz w:val="24"/>
-          <w:szCs w:val="24"/>
-        </w:rPr>
-        <w:t xml:space="preserve"> </w:t>
-      </w:r>
-      <w:proofErr w:type="spellStart"/>
-      <w:r>
-        <w:rPr>
-          <w:rFonts w:ascii="Times New Roman" w:hAnsi="Times New Roman" w:cs="Times New Roman"/>
-          <w:sz w:val="24"/>
-          <w:szCs w:val="24"/>
-        </w:rPr>
-        <w:t>KH</w:t>
-      </w:r>
-      <w:r>
-        <w:rPr>
-          <w:rFonts w:ascii="Times New Roman" w:hAnsi="Times New Roman" w:cs="Times New Roman"/>
-          <w:sz w:val="24"/>
-          <w:szCs w:val="24"/>
-        </w:rPr>
-        <w:t>Ả</w:t>
-      </w:r>
-      <w:r>
-        <w:rPr>
-          <w:rFonts w:ascii="Times New Roman" w:hAnsi="Times New Roman" w:cs="Times New Roman"/>
-          <w:sz w:val="24"/>
-          <w:szCs w:val="24"/>
-        </w:rPr>
-        <w:t>O</w:t>
-      </w:r>
-      <w:bookmarkEnd w:id="4"/>
-      <w:proofErr w:type="spellEnd"/>
+        <w:spacing w:after="100" w:line="259" w:lineRule="auto"/>
+        <w:jc w:val="both"/>
+        <w:rPr>
+          <w:rFonts w:cs="Times New Roman"/>
+          <w:szCs w:val="24"/>
+        </w:rPr>
+      </w:pPr>
+      <w:r>
+        <w:rPr>
+          <w:rFonts w:cs="Times New Roman"/>
+          <w:szCs w:val="24"/>
+        </w:rPr>
+        <w:t xml:space="preserve">[3] </w:t>
+      </w:r>
+      <w:proofErr w:type="spellStart"/>
+      <w:r>
+        <w:rPr>
+          <w:rFonts w:cs="Times New Roman"/>
+          <w:szCs w:val="24"/>
+        </w:rPr>
+        <w:t>Netgate</w:t>
+      </w:r>
+      <w:proofErr w:type="spellEnd"/>
+      <w:r>
+        <w:rPr>
+          <w:rFonts w:cs="Times New Roman"/>
+          <w:szCs w:val="24"/>
+        </w:rPr>
+        <w:t xml:space="preserve">, </w:t>
+      </w:r>
+      <w:proofErr w:type="spellStart"/>
+      <w:r>
+        <w:rPr>
+          <w:rFonts w:cs="Times New Roman"/>
+          <w:szCs w:val="24"/>
+        </w:rPr>
+        <w:t>pfSense</w:t>
+      </w:r>
+      <w:proofErr w:type="spellEnd"/>
+      <w:r>
+        <w:rPr>
+          <w:rFonts w:cs="Times New Roman"/>
+          <w:szCs w:val="24"/>
+        </w:rPr>
+        <w:t xml:space="preserve"> Interface Configuration: https://docs.netgate.com/pfsense/en/latest/interfaces/configure.html</w:t>
+      </w:r>
     </w:p>
     <w:p>
       <w:pPr>
@@ -5329,87 +5929,7 @@
           <w:rFonts w:cs="Times New Roman"/>
           <w:szCs w:val="24"/>
         </w:rPr>
-        <w:t xml:space="preserve">[1] SEED Labs, Local DNS Attack Lab - </w:t>
-      </w:r>
-      <w:proofErr w:type="spellStart"/>
-      <w:r>
-        <w:rPr>
-          <w:rFonts w:cs="Times New Roman"/>
-          <w:szCs w:val="24"/>
-        </w:rPr>
-        <w:t>tài</w:t>
-      </w:r>
-      <w:proofErr w:type="spellEnd"/>
-      <w:r>
-        <w:rPr>
-          <w:rFonts w:cs="Times New Roman"/>
-          <w:szCs w:val="24"/>
-        </w:rPr>
-        <w:t xml:space="preserve"> </w:t>
-      </w:r>
-      <w:proofErr w:type="spellStart"/>
-      <w:r>
-        <w:rPr>
-          <w:rFonts w:cs="Times New Roman"/>
-          <w:szCs w:val="24"/>
-        </w:rPr>
-        <w:t>liệu</w:t>
-      </w:r>
-      <w:proofErr w:type="spellEnd"/>
-      <w:r>
-        <w:rPr>
-          <w:rFonts w:cs="Times New Roman"/>
-          <w:szCs w:val="24"/>
-        </w:rPr>
-        <w:t xml:space="preserve"> </w:t>
-      </w:r>
-      <w:proofErr w:type="spellStart"/>
-      <w:r>
-        <w:rPr>
-          <w:rFonts w:cs="Times New Roman"/>
-          <w:szCs w:val="24"/>
-        </w:rPr>
-        <w:t>được</w:t>
-      </w:r>
-      <w:proofErr w:type="spellEnd"/>
-      <w:r>
-        <w:rPr>
-          <w:rFonts w:cs="Times New Roman"/>
-          <w:szCs w:val="24"/>
-        </w:rPr>
-        <w:t xml:space="preserve"> </w:t>
-      </w:r>
-      <w:proofErr w:type="spellStart"/>
-      <w:r>
-        <w:rPr>
-          <w:rFonts w:cs="Times New Roman"/>
-          <w:szCs w:val="24"/>
-        </w:rPr>
-        <w:t>cung</w:t>
-      </w:r>
-      <w:proofErr w:type="spellEnd"/>
-      <w:r>
-        <w:rPr>
-          <w:rFonts w:cs="Times New Roman"/>
-          <w:szCs w:val="24"/>
-        </w:rPr>
-        <w:t xml:space="preserve"> </w:t>
-      </w:r>
-      <w:proofErr w:type="spellStart"/>
-      <w:r>
-        <w:rPr>
-          <w:rFonts w:cs="Times New Roman"/>
-          <w:szCs w:val="24"/>
-        </w:rPr>
-        <w:t>cấp</w:t>
-      </w:r>
-      <w:proofErr w:type="spellEnd"/>
-      <w:r>
-        <w:rPr>
-          <w:rFonts w:cs="Times New Roman"/>
-          <w:szCs w:val="24"/>
-        </w:rPr>
-        <w:t>.</w:t>
+        <w:t>[4] Oracle VirtualBox 7.2, Virtual Networking / Promiscuous Mode: https://docs.oracle.com/en/virtualization/virtualbox/7.2/user/networkingdetails.html</w:t>
       </w:r>
     </w:p>
     <w:p>
@@ -5426,38 +5946,31 @@
           <w:rFonts w:cs="Times New Roman"/>
           <w:szCs w:val="24"/>
         </w:rPr>
-        <w:t>[2] Ubuntu Server Documentation, Domain Name Service (DNS): https://</w:t>
-      </w:r>
-      <w:proofErr w:type="spellStart"/>
-      <w:r>
-        <w:rPr>
-          <w:rFonts w:cs="Times New Roman"/>
-          <w:szCs w:val="24"/>
-        </w:rPr>
-        <w:t>ubuntu.com</w:t>
-      </w:r>
-      <w:proofErr w:type="spellEnd"/>
-      <w:r>
-        <w:rPr>
-          <w:rFonts w:cs="Times New Roman"/>
-          <w:szCs w:val="24"/>
-        </w:rPr>
-        <w:t>/server/docs/how-to/n</w:t>
-      </w:r>
-      <w:r>
-        <w:rPr>
-          <w:rFonts w:cs="Times New Roman"/>
-          <w:szCs w:val="24"/>
-        </w:rPr>
-        <w:t>etworking/install-</w:t>
-      </w:r>
-      <w:proofErr w:type="spellStart"/>
-      <w:r>
-        <w:rPr>
-          <w:rFonts w:cs="Times New Roman"/>
-          <w:szCs w:val="24"/>
-        </w:rPr>
-        <w:t>dns</w:t>
+        <w:t xml:space="preserve">[5] </w:t>
+      </w:r>
+      <w:proofErr w:type="spellStart"/>
+      <w:r>
+        <w:rPr>
+          <w:rFonts w:cs="Times New Roman"/>
+          <w:szCs w:val="24"/>
+        </w:rPr>
+        <w:t>ISC</w:t>
+      </w:r>
+      <w:proofErr w:type="spellEnd"/>
+      <w:r>
+        <w:rPr>
+          <w:rFonts w:cs="Times New Roman"/>
+          <w:szCs w:val="24"/>
+        </w:rPr>
+        <w:t xml:space="preserve"> BIND 9 Configuration Reference: https://</w:t>
+      </w:r>
+      <w:proofErr w:type="spellStart"/>
+      <w:r>
+        <w:rPr>
+          <w:rFonts w:cs="Times New Roman"/>
+          <w:szCs w:val="24"/>
+        </w:rPr>
+        <w:t>bind9.readthedocs.io</w:t>
       </w:r>
       <w:proofErr w:type="spellEnd"/>
       <w:r>
@@ -5467,6 +5980,31 @@
         </w:rPr>
         <w:t>/</w:t>
       </w:r>
+      <w:proofErr w:type="spellStart"/>
+      <w:r>
+        <w:rPr>
+          <w:rFonts w:cs="Times New Roman"/>
+          <w:szCs w:val="24"/>
+        </w:rPr>
+        <w:t>en</w:t>
+      </w:r>
+      <w:proofErr w:type="spellEnd"/>
+      <w:r>
+        <w:rPr>
+          <w:rFonts w:cs="Times New Roman"/>
+          <w:szCs w:val="24"/>
+        </w:rPr>
+        <w:t>/stable/</w:t>
+      </w:r>
+      <w:proofErr w:type="spellStart"/>
+      <w:r>
+        <w:rPr>
+          <w:rFonts w:cs="Times New Roman"/>
+          <w:szCs w:val="24"/>
+        </w:rPr>
+        <w:t>reference.html</w:t>
+      </w:r>
+      <w:proofErr w:type="spellEnd"/>
     </w:p>
     <w:p>
       <w:pPr>
@@ -5482,153 +6020,6 @@
           <w:rFonts w:cs="Times New Roman"/>
           <w:szCs w:val="24"/>
         </w:rPr>
-        <w:t xml:space="preserve">[3] </w:t>
-      </w:r>
-      <w:proofErr w:type="spellStart"/>
-      <w:r>
-        <w:rPr>
-          <w:rFonts w:cs="Times New Roman"/>
-          <w:szCs w:val="24"/>
-        </w:rPr>
-        <w:t>Netgate</w:t>
-      </w:r>
-      <w:proofErr w:type="spellEnd"/>
-      <w:r>
-        <w:rPr>
-          <w:rFonts w:cs="Times New Roman"/>
-          <w:szCs w:val="24"/>
-        </w:rPr>
-        <w:t xml:space="preserve">, </w:t>
-      </w:r>
-      <w:proofErr w:type="spellStart"/>
-      <w:r>
-        <w:rPr>
-          <w:rFonts w:cs="Times New Roman"/>
-          <w:szCs w:val="24"/>
-        </w:rPr>
-        <w:t>pfSense</w:t>
-      </w:r>
-      <w:proofErr w:type="spellEnd"/>
-      <w:r>
-        <w:rPr>
-          <w:rFonts w:cs="Times New Roman"/>
-          <w:szCs w:val="24"/>
-        </w:rPr>
-        <w:t xml:space="preserve"> Interface Configuration: https://docs.netgate.com/pfsense/en/latest/interfaces/configure.html</w:t>
-      </w:r>
-    </w:p>
-    <w:p>
-      <w:pPr>
-        <w:spacing w:after="100" w:line="259" w:lineRule="auto"/>
-        <w:jc w:val="both"/>
-        <w:rPr>
-          <w:rFonts w:cs="Times New Roman"/>
-          <w:szCs w:val="24"/>
-        </w:rPr>
-      </w:pPr>
-      <w:r>
-        <w:rPr>
-          <w:rFonts w:cs="Times New Roman"/>
-          <w:szCs w:val="24"/>
-        </w:rPr>
-        <w:t>[4] Oracle VirtualBox 7.2, Virtual Networking / Promiscuous Mode: https://docs.oracle.com/en/virtualization/virtualbox</w:t>
-      </w:r>
-      <w:r>
-        <w:rPr>
-          <w:rFonts w:cs="Times New Roman"/>
-          <w:szCs w:val="24"/>
-        </w:rPr>
-        <w:t>/7.2/user/networkingdetails.html</w:t>
-      </w:r>
-    </w:p>
-    <w:p>
-      <w:pPr>
-        <w:spacing w:after="100" w:line="259" w:lineRule="auto"/>
-        <w:jc w:val="both"/>
-        <w:rPr>
-          <w:rFonts w:cs="Times New Roman"/>
-          <w:szCs w:val="24"/>
-        </w:rPr>
-      </w:pPr>
-      <w:r>
-        <w:rPr>
-          <w:rFonts w:cs="Times New Roman"/>
-          <w:szCs w:val="24"/>
-        </w:rPr>
-        <w:t xml:space="preserve">[5] </w:t>
-      </w:r>
-      <w:proofErr w:type="spellStart"/>
-      <w:r>
-        <w:rPr>
-          <w:rFonts w:cs="Times New Roman"/>
-          <w:szCs w:val="24"/>
-        </w:rPr>
-        <w:t>ISC</w:t>
-      </w:r>
-      <w:proofErr w:type="spellEnd"/>
-      <w:r>
-        <w:rPr>
-          <w:rFonts w:cs="Times New Roman"/>
-          <w:szCs w:val="24"/>
-        </w:rPr>
-        <w:t xml:space="preserve"> BIND 9 Configuration Reference: https://</w:t>
-      </w:r>
-      <w:proofErr w:type="spellStart"/>
-      <w:r>
-        <w:rPr>
-          <w:rFonts w:cs="Times New Roman"/>
-          <w:szCs w:val="24"/>
-        </w:rPr>
-        <w:t>bind9.readthedocs.io</w:t>
-      </w:r>
-      <w:proofErr w:type="spellEnd"/>
-      <w:r>
-        <w:rPr>
-          <w:rFonts w:cs="Times New Roman"/>
-          <w:szCs w:val="24"/>
-        </w:rPr>
-        <w:t>/</w:t>
-      </w:r>
-      <w:proofErr w:type="spellStart"/>
-      <w:r>
-        <w:rPr>
-          <w:rFonts w:cs="Times New Roman"/>
-          <w:szCs w:val="24"/>
-        </w:rPr>
-        <w:t>en</w:t>
-      </w:r>
-      <w:proofErr w:type="spellEnd"/>
-      <w:r>
-        <w:rPr>
-          <w:rFonts w:cs="Times New Roman"/>
-          <w:szCs w:val="24"/>
-        </w:rPr>
-        <w:t>/stable/</w:t>
-      </w:r>
-      <w:proofErr w:type="spellStart"/>
-      <w:r>
-        <w:rPr>
-          <w:rFonts w:cs="Times New Roman"/>
-          <w:szCs w:val="24"/>
-        </w:rPr>
-        <w:t>reference.html</w:t>
-      </w:r>
-      <w:proofErr w:type="spellEnd"/>
-    </w:p>
-    <w:p>
-      <w:pPr>
-        <w:spacing w:after="100" w:line="259" w:lineRule="auto"/>
-        <w:jc w:val="both"/>
-        <w:rPr>
-          <w:rFonts w:cs="Times New Roman"/>
-          <w:szCs w:val="24"/>
-        </w:rPr>
-      </w:pPr>
-      <w:r>
-        <w:rPr>
-          <w:rFonts w:cs="Times New Roman"/>
-          <w:szCs w:val="24"/>
-        </w:rPr>
         <w:t>[6] RFC 2606, Reserved Top Level DNS Names: https://</w:t>
       </w:r>
       <w:proofErr w:type="spellStart"/>
@@ -5658,7 +6049,7 @@
       <w:proofErr w:type="spellEnd"/>
     </w:p>
     <w:sectPr>
-      <w:footerReference w:type="default" r:id="rId9"/>
+      <w:footerReference w:type="default" r:id="rId23"/>
       <w:type w:val="continuous"/>
       <w:pgSz w:w="11906" w:h="16838"/>
       <w:pgMar w:top="907" w:right="964" w:bottom="964" w:left="964" w:header="720" w:footer="720" w:gutter="0"/>
@@ -5801,7 +6192,7 @@
         <v:path o:extrusionok="f" gradientshapeok="t" o:connecttype="rect"/>
         <o:lock v:ext="edit" aspectratio="t"/>
       </v:shapetype>
-      <v:shape id="_x0000_i1087" type="#_x0000_t75" style="width:11.25pt;height:11.25pt" o:bullet="t">
+      <v:shape id="_x0000_i1111" type="#_x0000_t75" style="width:11.25pt;height:11.25pt" o:bullet="t">
         <v:imagedata r:id="rId1" o:title="msoD2C8"/>
       </v:shape>
     </w:pict>
@@ -5959,7 +6350,7 @@
   <w:abstractNum w:abstractNumId="8" w15:restartNumberingAfterBreak="0">
     <w:nsid w:val="FFFFFF89"/>
     <w:multiLevelType w:val="singleLevel"/>
-    <w:tmpl w:val="29761A62"/>
+    <w:tmpl w:val="FFF85048"/>
     <w:lvl w:ilvl="0">
       <w:start w:val="1"/>
       <w:numFmt w:val="bullet"/>
